--- a/lb1/Rudakov_Aleksandr_lb1_imad.docx
+++ b/lb1/Rudakov_Aleksandr_lb1_imad.docx
@@ -659,7 +659,7 @@
           <w:szCs w:val="28"/>
           <w:rtl w:val="0"/>
         </w:rPr>
-        <w:t xml:space="preserve">2</w:t>
+        <w:t xml:space="preserve">1</w:t>
       </w:r>
       <w:r>
         <w:rPr>

--- a/lb1/Rudakov_Aleksandr_lb1_imad.docx
+++ b/lb1/Rudakov_Aleksandr_lb1_imad.docx
@@ -2348,2753 +2348,2719 @@
           <w:szCs w:val="20"/>
           <w:rtl w:val="0"/>
         </w:rPr>
-        <w:t xml:space="preserve">#include &lt;iostream&gt;</w:t>
-      </w:r>
-    </w:p>
-    <w:p>
-      <w:pPr>
-        <w:widowControl w:val="1"/>
-        <w:spacing w:line="360" w:lineRule="auto"/>
-        <w:ind w:firstLine="709"/>
-        <w:jc w:val="both"/>
-        <w:rPr>
-          <w:rFonts w:ascii="Times New Roman" w:cs="Times New Roman" w:eastAsia="Times New Roman" w:hAnsi="Times New Roman"/>
-          <w:i w:val="1"/>
-          <w:iCs w:val="1"/>
-          <w:sz w:val="20"/>
-          <w:szCs w:val="20"/>
-        </w:rPr>
-      </w:pPr>
-      <w:r>
-        <w:rPr>
-          <w:rFonts w:ascii="Times New Roman" w:cs="Times New Roman" w:eastAsia="Times New Roman" w:hAnsi="Times New Roman"/>
-          <w:i w:val="1"/>
-          <w:iCs w:val="1"/>
-          <w:sz w:val="20"/>
-          <w:szCs w:val="20"/>
-          <w:rtl w:val="0"/>
-        </w:rPr>
-        <w:t xml:space="preserve">#include &lt;mpi.h&gt;</w:t>
-      </w:r>
-    </w:p>
-    <w:p>
-      <w:pPr>
-        <w:widowControl w:val="1"/>
-        <w:spacing w:line="360" w:lineRule="auto"/>
-        <w:ind w:firstLine="709"/>
-        <w:jc w:val="both"/>
-        <w:rPr>
-          <w:rFonts w:ascii="Times New Roman" w:cs="Times New Roman" w:eastAsia="Times New Roman" w:hAnsi="Times New Roman"/>
-          <w:i w:val="1"/>
-          <w:iCs w:val="1"/>
-          <w:sz w:val="20"/>
-          <w:szCs w:val="20"/>
-        </w:rPr>
-      </w:pPr>
-      <w:r>
-        <w:rPr>
-          <w:rFonts w:ascii="Times New Roman" w:cs="Times New Roman" w:eastAsia="Times New Roman" w:hAnsi="Times New Roman"/>
-          <w:i w:val="1"/>
-          <w:iCs w:val="1"/>
-          <w:sz w:val="20"/>
-          <w:szCs w:val="20"/>
-          <w:rtl w:val="0"/>
-        </w:rPr>
-        <w:t xml:space="preserve">#include &lt;vector&gt;</w:t>
-      </w:r>
-    </w:p>
-    <w:p>
-      <w:pPr>
-        <w:widowControl w:val="1"/>
-        <w:spacing w:line="360" w:lineRule="auto"/>
-        <w:ind w:firstLine="709"/>
-        <w:jc w:val="both"/>
-        <w:rPr>
-          <w:rFonts w:ascii="Times New Roman" w:cs="Times New Roman" w:eastAsia="Times New Roman" w:hAnsi="Times New Roman"/>
-          <w:i w:val="1"/>
-          <w:iCs w:val="1"/>
-          <w:sz w:val="20"/>
-          <w:szCs w:val="20"/>
-        </w:rPr>
-      </w:pPr>
-      <w:r>
-        <w:rPr>
-          <w:rFonts w:ascii="Times New Roman" w:cs="Times New Roman" w:eastAsia="Times New Roman" w:hAnsi="Times New Roman"/>
-          <w:i w:val="1"/>
-          <w:iCs w:val="1"/>
-          <w:sz w:val="20"/>
-          <w:szCs w:val="20"/>
-          <w:rtl w:val="0"/>
-        </w:rPr>
-        <w:t xml:space="preserve">#include &lt;string&gt;</w:t>
-      </w:r>
-    </w:p>
-    <w:p>
-      <w:pPr>
-        <w:widowControl w:val="1"/>
-        <w:spacing w:line="360" w:lineRule="auto"/>
-        <w:ind w:firstLine="709"/>
-        <w:jc w:val="both"/>
-        <w:rPr>
-          <w:rFonts w:ascii="Times New Roman" w:cs="Times New Roman" w:eastAsia="Times New Roman" w:hAnsi="Times New Roman"/>
-          <w:i w:val="1"/>
-          <w:iCs w:val="1"/>
-          <w:sz w:val="20"/>
-          <w:szCs w:val="20"/>
-        </w:rPr>
-      </w:pPr>
-      <w:r>
-        <w:rPr>
-          <w:rFonts w:ascii="Times New Roman" w:cs="Times New Roman" w:eastAsia="Times New Roman" w:hAnsi="Times New Roman"/>
-          <w:i w:val="1"/>
-          <w:iCs w:val="1"/>
-          <w:sz w:val="20"/>
-          <w:szCs w:val="20"/>
-          <w:rtl w:val="0"/>
-        </w:rPr>
-        <w:t xml:space="preserve">#include &lt;random&gt;</w:t>
-      </w:r>
-    </w:p>
-    <w:p>
-      <w:pPr>
-        <w:widowControl w:val="1"/>
-        <w:spacing w:line="360" w:lineRule="auto"/>
-        <w:ind w:firstLine="709"/>
-        <w:jc w:val="both"/>
-        <w:rPr>
-          <w:rFonts w:ascii="Times New Roman" w:cs="Times New Roman" w:eastAsia="Times New Roman" w:hAnsi="Times New Roman"/>
-          <w:i w:val="1"/>
-          <w:iCs w:val="1"/>
-          <w:sz w:val="20"/>
-          <w:szCs w:val="20"/>
-        </w:rPr>
-      </w:pPr>
-      <w:r>
-        <w:rPr>
-          <w:rFonts w:ascii="Times New Roman" w:cs="Times New Roman" w:eastAsia="Times New Roman" w:hAnsi="Times New Roman"/>
-          <w:i w:val="1"/>
-          <w:iCs w:val="1"/>
-          <w:sz w:val="20"/>
-          <w:szCs w:val="20"/>
-          <w:rtl w:val="0"/>
-        </w:rPr>
-        <w:t xml:space="preserve">#include &lt;algorithm&gt;</w:t>
-      </w:r>
-    </w:p>
-    <w:p>
-      <w:pPr>
-        <w:widowControl w:val="1"/>
-        <w:spacing w:line="360" w:lineRule="auto"/>
-        <w:ind w:firstLine="709"/>
-        <w:jc w:val="both"/>
-        <w:rPr>
-          <w:rFonts w:ascii="Times New Roman" w:cs="Times New Roman" w:eastAsia="Times New Roman" w:hAnsi="Times New Roman"/>
-          <w:i w:val="1"/>
-          <w:iCs w:val="1"/>
-          <w:sz w:val="20"/>
-          <w:szCs w:val="20"/>
-        </w:rPr>
-      </w:pPr>
-      <w:r>
-        <w:rPr>
-          <w:rtl w:val="0"/>
-        </w:rPr>
-      </w:r>
-    </w:p>
-    <w:p>
-      <w:pPr>
-        <w:widowControl w:val="1"/>
-        <w:spacing w:line="360" w:lineRule="auto"/>
-        <w:ind w:firstLine="709"/>
-        <w:jc w:val="both"/>
-        <w:rPr>
-          <w:rFonts w:ascii="Times New Roman" w:cs="Times New Roman" w:eastAsia="Times New Roman" w:hAnsi="Times New Roman"/>
-          <w:i w:val="1"/>
-          <w:iCs w:val="1"/>
-          <w:sz w:val="20"/>
-          <w:szCs w:val="20"/>
-        </w:rPr>
-      </w:pPr>
-      <w:r>
-        <w:rPr>
-          <w:rFonts w:ascii="Times New Roman" w:cs="Times New Roman" w:eastAsia="Times New Roman" w:hAnsi="Times New Roman"/>
-          <w:i w:val="1"/>
-          <w:iCs w:val="1"/>
-          <w:sz w:val="20"/>
-          <w:szCs w:val="20"/>
-          <w:rtl w:val="0"/>
-        </w:rPr>
-        <w:t xml:space="preserve">int main(int argc, char** argv){</w:t>
-      </w:r>
-    </w:p>
-    <w:p>
-      <w:pPr>
-        <w:widowControl w:val="1"/>
-        <w:spacing w:line="360" w:lineRule="auto"/>
-        <w:ind w:firstLine="850.3937007874017"/>
-        <w:jc w:val="both"/>
-        <w:rPr>
-          <w:rFonts w:ascii="Times New Roman" w:cs="Times New Roman" w:eastAsia="Times New Roman" w:hAnsi="Times New Roman"/>
-          <w:i w:val="1"/>
-          <w:iCs w:val="1"/>
-          <w:sz w:val="20"/>
-          <w:szCs w:val="20"/>
-        </w:rPr>
-      </w:pPr>
-      <w:r>
-        <w:rPr>
-          <w:rFonts w:ascii="Times New Roman" w:cs="Times New Roman" w:eastAsia="Times New Roman" w:hAnsi="Times New Roman"/>
-          <w:i w:val="1"/>
-          <w:iCs w:val="1"/>
-          <w:sz w:val="20"/>
-          <w:szCs w:val="20"/>
-          <w:rtl w:val="0"/>
-        </w:rPr>
-        <w:t xml:space="preserve">std::vector&lt;std::vector&lt;std::string&gt;&gt; values = {{"яблоко", "каша", "помидорка"}, {"гвоздь","телефон","бетон"}};</w:t>
-      </w:r>
-    </w:p>
-    <w:p>
-      <w:pPr>
-        <w:widowControl w:val="1"/>
-        <w:spacing w:line="360" w:lineRule="auto"/>
-        <w:ind w:firstLine="709"/>
-        <w:jc w:val="both"/>
-        <w:rPr>
-          <w:rFonts w:ascii="Times New Roman" w:cs="Times New Roman" w:eastAsia="Times New Roman" w:hAnsi="Times New Roman"/>
-          <w:i w:val="1"/>
-          <w:iCs w:val="1"/>
-          <w:sz w:val="20"/>
-          <w:szCs w:val="20"/>
-        </w:rPr>
-      </w:pPr>
-      <w:r>
-        <w:rPr>
-          <w:rFonts w:ascii="Times New Roman" w:cs="Times New Roman" w:eastAsia="Times New Roman" w:hAnsi="Times New Roman"/>
-          <w:i w:val="1"/>
-          <w:iCs w:val="1"/>
-          <w:sz w:val="20"/>
-          <w:szCs w:val="20"/>
-          <w:rtl w:val="0"/>
-        </w:rPr>
-        <w:t xml:space="preserve">    std::random_device rd;</w:t>
-      </w:r>
-    </w:p>
-    <w:p>
-      <w:pPr>
-        <w:widowControl w:val="1"/>
-        <w:spacing w:line="360" w:lineRule="auto"/>
-        <w:ind w:firstLine="709"/>
-        <w:jc w:val="both"/>
-        <w:rPr>
-          <w:rFonts w:ascii="Times New Roman" w:cs="Times New Roman" w:eastAsia="Times New Roman" w:hAnsi="Times New Roman"/>
-          <w:i w:val="1"/>
-          <w:iCs w:val="1"/>
-          <w:sz w:val="20"/>
-          <w:szCs w:val="20"/>
-        </w:rPr>
-      </w:pPr>
-      <w:r>
-        <w:rPr>
-          <w:rFonts w:ascii="Times New Roman" w:cs="Times New Roman" w:eastAsia="Times New Roman" w:hAnsi="Times New Roman"/>
-          <w:i w:val="1"/>
-          <w:iCs w:val="1"/>
-          <w:sz w:val="20"/>
-          <w:szCs w:val="20"/>
-          <w:rtl w:val="0"/>
-        </w:rPr>
-        <w:t xml:space="preserve">    std::mt19937 gen(rd());</w:t>
-      </w:r>
-    </w:p>
-    <w:p>
-      <w:pPr>
-        <w:widowControl w:val="1"/>
-        <w:spacing w:line="360" w:lineRule="auto"/>
-        <w:ind w:firstLine="709"/>
-        <w:jc w:val="both"/>
-        <w:rPr>
-          <w:rFonts w:ascii="Times New Roman" w:cs="Times New Roman" w:eastAsia="Times New Roman" w:hAnsi="Times New Roman"/>
-          <w:i w:val="1"/>
-          <w:iCs w:val="1"/>
-          <w:sz w:val="20"/>
-          <w:szCs w:val="20"/>
-        </w:rPr>
-      </w:pPr>
-      <w:r>
-        <w:rPr>
-          <w:rFonts w:ascii="Times New Roman" w:cs="Times New Roman" w:eastAsia="Times New Roman" w:hAnsi="Times New Roman"/>
-          <w:i w:val="1"/>
-          <w:iCs w:val="1"/>
-          <w:sz w:val="20"/>
-          <w:szCs w:val="20"/>
-          <w:rtl w:val="0"/>
-        </w:rPr>
-        <w:t xml:space="preserve">    std::uniform_int_distribution&lt;&gt; distrib_category(0,1);</w:t>
-      </w:r>
-    </w:p>
-    <w:p>
-      <w:pPr>
-        <w:widowControl w:val="1"/>
-        <w:spacing w:line="360" w:lineRule="auto"/>
-        <w:ind w:firstLine="709"/>
-        <w:jc w:val="both"/>
-        <w:rPr>
-          <w:rFonts w:ascii="Times New Roman" w:cs="Times New Roman" w:eastAsia="Times New Roman" w:hAnsi="Times New Roman"/>
-          <w:i w:val="1"/>
-          <w:iCs w:val="1"/>
-          <w:sz w:val="20"/>
-          <w:szCs w:val="20"/>
-        </w:rPr>
-      </w:pPr>
-      <w:r>
-        <w:rPr>
-          <w:rFonts w:ascii="Times New Roman" w:cs="Times New Roman" w:eastAsia="Times New Roman" w:hAnsi="Times New Roman"/>
-          <w:i w:val="1"/>
-          <w:iCs w:val="1"/>
-          <w:sz w:val="20"/>
-          <w:szCs w:val="20"/>
-          <w:rtl w:val="0"/>
-        </w:rPr>
-        <w:t xml:space="preserve">    std::uniform_int_distribution&lt;&gt; distrib_value(0,2);</w:t>
-      </w:r>
-    </w:p>
-    <w:p>
-      <w:pPr>
-        <w:widowControl w:val="1"/>
-        <w:spacing w:line="360" w:lineRule="auto"/>
-        <w:ind w:firstLine="709"/>
-        <w:jc w:val="both"/>
-        <w:rPr>
-          <w:rFonts w:ascii="Times New Roman" w:cs="Times New Roman" w:eastAsia="Times New Roman" w:hAnsi="Times New Roman"/>
-          <w:i w:val="1"/>
-          <w:iCs w:val="1"/>
-          <w:sz w:val="20"/>
-          <w:szCs w:val="20"/>
-        </w:rPr>
-      </w:pPr>
-      <w:r>
-        <w:rPr>
-          <w:rtl w:val="0"/>
-        </w:rPr>
-      </w:r>
-    </w:p>
-    <w:p>
-      <w:pPr>
-        <w:widowControl w:val="1"/>
-        <w:spacing w:line="360" w:lineRule="auto"/>
-        <w:ind w:firstLine="709"/>
-        <w:jc w:val="both"/>
-        <w:rPr>
-          <w:rFonts w:ascii="Times New Roman" w:cs="Times New Roman" w:eastAsia="Times New Roman" w:hAnsi="Times New Roman"/>
-          <w:i w:val="1"/>
-          <w:iCs w:val="1"/>
-          <w:sz w:val="20"/>
-          <w:szCs w:val="20"/>
-        </w:rPr>
-      </w:pPr>
-      <w:r>
-        <w:rPr>
-          <w:rFonts w:ascii="Times New Roman" w:cs="Times New Roman" w:eastAsia="Times New Roman" w:hAnsi="Times New Roman"/>
-          <w:i w:val="1"/>
-          <w:iCs w:val="1"/>
-          <w:sz w:val="20"/>
-          <w:szCs w:val="20"/>
-          <w:rtl w:val="0"/>
-        </w:rPr>
-        <w:t xml:space="preserve">    MPI_Init(&amp;argc, &amp;argv);</w:t>
-      </w:r>
-    </w:p>
-    <w:p>
-      <w:pPr>
-        <w:widowControl w:val="1"/>
-        <w:spacing w:line="360" w:lineRule="auto"/>
-        <w:ind w:firstLine="709"/>
-        <w:jc w:val="both"/>
-        <w:rPr>
-          <w:rFonts w:ascii="Times New Roman" w:cs="Times New Roman" w:eastAsia="Times New Roman" w:hAnsi="Times New Roman"/>
-          <w:i w:val="1"/>
-          <w:iCs w:val="1"/>
-          <w:sz w:val="20"/>
-          <w:szCs w:val="20"/>
-        </w:rPr>
-      </w:pPr>
-      <w:r>
-        <w:rPr>
-          <w:rtl w:val="0"/>
-        </w:rPr>
-      </w:r>
-    </w:p>
-    <w:p>
-      <w:pPr>
-        <w:widowControl w:val="1"/>
-        <w:spacing w:line="360" w:lineRule="auto"/>
-        <w:ind w:firstLine="709"/>
-        <w:jc w:val="both"/>
-        <w:rPr>
-          <w:rFonts w:ascii="Times New Roman" w:cs="Times New Roman" w:eastAsia="Times New Roman" w:hAnsi="Times New Roman"/>
-          <w:i w:val="1"/>
-          <w:iCs w:val="1"/>
-          <w:sz w:val="20"/>
-          <w:szCs w:val="20"/>
-        </w:rPr>
-      </w:pPr>
-      <w:r>
-        <w:rPr>
-          <w:rFonts w:ascii="Times New Roman" w:cs="Times New Roman" w:eastAsia="Times New Roman" w:hAnsi="Times New Roman"/>
-          <w:i w:val="1"/>
-          <w:iCs w:val="1"/>
-          <w:sz w:val="20"/>
-          <w:szCs w:val="20"/>
-          <w:rtl w:val="0"/>
-        </w:rPr>
-        <w:t xml:space="preserve">    int proc_rang, num_proc;</w:t>
-      </w:r>
-    </w:p>
-    <w:p>
-      <w:pPr>
-        <w:widowControl w:val="1"/>
-        <w:spacing w:line="360" w:lineRule="auto"/>
-        <w:ind w:firstLine="709"/>
-        <w:jc w:val="both"/>
-        <w:rPr>
-          <w:rFonts w:ascii="Times New Roman" w:cs="Times New Roman" w:eastAsia="Times New Roman" w:hAnsi="Times New Roman"/>
-          <w:i w:val="1"/>
-          <w:iCs w:val="1"/>
-          <w:sz w:val="20"/>
-          <w:szCs w:val="20"/>
-        </w:rPr>
-      </w:pPr>
-      <w:r>
-        <w:rPr>
-          <w:rtl w:val="0"/>
-        </w:rPr>
-      </w:r>
-    </w:p>
-    <w:p>
-      <w:pPr>
-        <w:widowControl w:val="1"/>
-        <w:spacing w:line="360" w:lineRule="auto"/>
-        <w:ind w:firstLine="709"/>
-        <w:jc w:val="both"/>
-        <w:rPr>
-          <w:rFonts w:ascii="Times New Roman" w:cs="Times New Roman" w:eastAsia="Times New Roman" w:hAnsi="Times New Roman"/>
-          <w:i w:val="1"/>
-          <w:iCs w:val="1"/>
-          <w:sz w:val="20"/>
-          <w:szCs w:val="20"/>
-        </w:rPr>
-      </w:pPr>
-      <w:r>
-        <w:rPr>
-          <w:rFonts w:ascii="Times New Roman" w:cs="Times New Roman" w:eastAsia="Times New Roman" w:hAnsi="Times New Roman"/>
-          <w:i w:val="1"/>
-          <w:iCs w:val="1"/>
-          <w:sz w:val="20"/>
-          <w:szCs w:val="20"/>
-          <w:rtl w:val="0"/>
-        </w:rPr>
-        <w:t xml:space="preserve">    MPI_Comm_rank(MPI_COMM_WORLD, &amp;proc_rang);</w:t>
-      </w:r>
-    </w:p>
-    <w:p>
-      <w:pPr>
-        <w:widowControl w:val="1"/>
-        <w:spacing w:line="360" w:lineRule="auto"/>
-        <w:ind w:firstLine="709"/>
-        <w:jc w:val="both"/>
-        <w:rPr>
-          <w:rFonts w:ascii="Times New Roman" w:cs="Times New Roman" w:eastAsia="Times New Roman" w:hAnsi="Times New Roman"/>
-          <w:i w:val="1"/>
-          <w:iCs w:val="1"/>
-          <w:sz w:val="20"/>
-          <w:szCs w:val="20"/>
-        </w:rPr>
-      </w:pPr>
-      <w:r>
-        <w:rPr>
-          <w:rFonts w:ascii="Times New Roman" w:cs="Times New Roman" w:eastAsia="Times New Roman" w:hAnsi="Times New Roman"/>
-          <w:i w:val="1"/>
-          <w:iCs w:val="1"/>
-          <w:sz w:val="20"/>
-          <w:szCs w:val="20"/>
-          <w:rtl w:val="0"/>
-        </w:rPr>
-        <w:t xml:space="preserve">    MPI_Comm_size(MPI_COMM_WORLD, &amp;num_proc);</w:t>
-      </w:r>
-    </w:p>
-    <w:p>
-      <w:pPr>
-        <w:widowControl w:val="1"/>
-        <w:spacing w:line="360" w:lineRule="auto"/>
-        <w:ind w:firstLine="709"/>
-        <w:jc w:val="both"/>
-        <w:rPr>
-          <w:rFonts w:ascii="Times New Roman" w:cs="Times New Roman" w:eastAsia="Times New Roman" w:hAnsi="Times New Roman"/>
-          <w:i w:val="1"/>
-          <w:iCs w:val="1"/>
-          <w:sz w:val="20"/>
-          <w:szCs w:val="20"/>
-        </w:rPr>
-      </w:pPr>
-      <w:r>
-        <w:rPr>
-          <w:rtl w:val="0"/>
-        </w:rPr>
-      </w:r>
-    </w:p>
-    <w:p>
-      <w:pPr>
-        <w:widowControl w:val="1"/>
-        <w:spacing w:line="360" w:lineRule="auto"/>
-        <w:ind w:firstLine="709"/>
-        <w:jc w:val="both"/>
-        <w:rPr>
-          <w:rFonts w:ascii="Times New Roman" w:cs="Times New Roman" w:eastAsia="Times New Roman" w:hAnsi="Times New Roman"/>
-          <w:i w:val="1"/>
-          <w:iCs w:val="1"/>
-          <w:sz w:val="20"/>
-          <w:szCs w:val="20"/>
-        </w:rPr>
-      </w:pPr>
-      <w:r>
-        <w:rPr>
-          <w:rFonts w:ascii="Times New Roman" w:cs="Times New Roman" w:eastAsia="Times New Roman" w:hAnsi="Times New Roman"/>
-          <w:i w:val="1"/>
-          <w:iCs w:val="1"/>
-          <w:sz w:val="20"/>
-          <w:szCs w:val="20"/>
-          <w:rtl w:val="0"/>
-        </w:rPr>
-        <w:t xml:space="preserve">     if (num_proc &gt; 1){</w:t>
-      </w:r>
-    </w:p>
-    <w:p>
-      <w:pPr>
-        <w:widowControl w:val="1"/>
-        <w:spacing w:line="360" w:lineRule="auto"/>
-        <w:ind w:firstLine="709"/>
-        <w:jc w:val="both"/>
-        <w:rPr>
-          <w:rFonts w:ascii="Times New Roman" w:cs="Times New Roman" w:eastAsia="Times New Roman" w:hAnsi="Times New Roman"/>
-          <w:i w:val="1"/>
-          <w:iCs w:val="1"/>
-          <w:sz w:val="20"/>
-          <w:szCs w:val="20"/>
-        </w:rPr>
-      </w:pPr>
-      <w:r>
-        <w:rPr>
-          <w:rFonts w:ascii="Times New Roman" w:cs="Times New Roman" w:eastAsia="Times New Roman" w:hAnsi="Times New Roman"/>
-          <w:i w:val="1"/>
-          <w:iCs w:val="1"/>
-          <w:sz w:val="20"/>
-          <w:szCs w:val="20"/>
-          <w:rtl w:val="0"/>
-        </w:rPr>
-        <w:t xml:space="preserve">        if (proc_rang == 0){</w:t>
-      </w:r>
-    </w:p>
-    <w:p>
-      <w:pPr>
-        <w:widowControl w:val="1"/>
-        <w:spacing w:line="360" w:lineRule="auto"/>
-        <w:ind w:firstLine="709"/>
-        <w:jc w:val="both"/>
-        <w:rPr>
-          <w:rFonts w:ascii="Times New Roman" w:cs="Times New Roman" w:eastAsia="Times New Roman" w:hAnsi="Times New Roman"/>
-          <w:i w:val="1"/>
-          <w:iCs w:val="1"/>
-          <w:sz w:val="20"/>
-          <w:szCs w:val="20"/>
-        </w:rPr>
-      </w:pPr>
-      <w:r>
-        <w:rPr>
-          <w:rFonts w:ascii="Times New Roman" w:cs="Times New Roman" w:eastAsia="Times New Roman" w:hAnsi="Times New Roman"/>
-          <w:i w:val="1"/>
-          <w:iCs w:val="1"/>
-          <w:sz w:val="20"/>
-          <w:szCs w:val="20"/>
-          <w:rtl w:val="0"/>
-        </w:rPr>
-        <w:t xml:space="preserve">            for (int i = 1; i &lt; num_proc; i++){</w:t>
-      </w:r>
-    </w:p>
-    <w:p>
-      <w:pPr>
-        <w:widowControl w:val="1"/>
-        <w:spacing w:line="360" w:lineRule="auto"/>
-        <w:ind w:firstLine="709"/>
-        <w:jc w:val="both"/>
-        <w:rPr>
-          <w:rFonts w:ascii="Times New Roman" w:cs="Times New Roman" w:eastAsia="Times New Roman" w:hAnsi="Times New Roman"/>
-          <w:i w:val="1"/>
-          <w:iCs w:val="1"/>
-          <w:sz w:val="20"/>
-          <w:szCs w:val="20"/>
-        </w:rPr>
-      </w:pPr>
-      <w:r>
-        <w:rPr>
-          <w:rFonts w:ascii="Times New Roman" w:cs="Times New Roman" w:eastAsia="Times New Roman" w:hAnsi="Times New Roman"/>
-          <w:i w:val="1"/>
-          <w:iCs w:val="1"/>
-          <w:sz w:val="20"/>
-          <w:szCs w:val="20"/>
-          <w:rtl w:val="0"/>
-        </w:rPr>
-        <w:t xml:space="preserve">                int category = distrib_category(gen);</w:t>
-      </w:r>
-    </w:p>
-    <w:p>
-      <w:pPr>
-        <w:widowControl w:val="1"/>
-        <w:spacing w:line="360" w:lineRule="auto"/>
-        <w:ind w:firstLine="709"/>
-        <w:jc w:val="both"/>
-        <w:rPr>
-          <w:rFonts w:ascii="Times New Roman" w:cs="Times New Roman" w:eastAsia="Times New Roman" w:hAnsi="Times New Roman"/>
-          <w:i w:val="1"/>
-          <w:iCs w:val="1"/>
-          <w:sz w:val="20"/>
-          <w:szCs w:val="20"/>
-        </w:rPr>
-      </w:pPr>
-      <w:r>
-        <w:rPr>
-          <w:rFonts w:ascii="Times New Roman" w:cs="Times New Roman" w:eastAsia="Times New Roman" w:hAnsi="Times New Roman"/>
-          <w:i w:val="1"/>
-          <w:iCs w:val="1"/>
-          <w:sz w:val="20"/>
-          <w:szCs w:val="20"/>
-          <w:rtl w:val="0"/>
-        </w:rPr>
-        <w:t xml:space="preserve">                int value = distrib_value(gen);</w:t>
-      </w:r>
-    </w:p>
-    <w:p>
-      <w:pPr>
-        <w:widowControl w:val="1"/>
-        <w:spacing w:line="360" w:lineRule="auto"/>
-        <w:ind w:firstLine="709"/>
-        <w:jc w:val="both"/>
-        <w:rPr>
-          <w:rFonts w:ascii="Times New Roman" w:cs="Times New Roman" w:eastAsia="Times New Roman" w:hAnsi="Times New Roman"/>
-          <w:i w:val="1"/>
-          <w:iCs w:val="1"/>
-          <w:sz w:val="20"/>
-          <w:szCs w:val="20"/>
-        </w:rPr>
-      </w:pPr>
-      <w:r>
-        <w:rPr>
-          <w:rFonts w:ascii="Times New Roman" w:cs="Times New Roman" w:eastAsia="Times New Roman" w:hAnsi="Times New Roman"/>
-          <w:i w:val="1"/>
-          <w:iCs w:val="1"/>
-          <w:sz w:val="20"/>
-          <w:szCs w:val="20"/>
-          <w:rtl w:val="0"/>
-        </w:rPr>
-        <w:t xml:space="preserve">                std::string word = values[category][value];</w:t>
-      </w:r>
-    </w:p>
-    <w:p>
-      <w:pPr>
-        <w:widowControl w:val="1"/>
-        <w:spacing w:line="360" w:lineRule="auto"/>
-        <w:ind w:firstLine="709"/>
-        <w:jc w:val="both"/>
-        <w:rPr>
-          <w:rFonts w:ascii="Times New Roman" w:cs="Times New Roman" w:eastAsia="Times New Roman" w:hAnsi="Times New Roman"/>
-          <w:i w:val="1"/>
-          <w:iCs w:val="1"/>
-          <w:sz w:val="20"/>
-          <w:szCs w:val="20"/>
-        </w:rPr>
-      </w:pPr>
-      <w:r>
-        <w:rPr>
-          <w:rtl w:val="0"/>
-        </w:rPr>
-      </w:r>
-    </w:p>
-    <w:p>
-      <w:pPr>
-        <w:widowControl w:val="1"/>
-        <w:spacing w:line="360" w:lineRule="auto"/>
-        <w:ind w:firstLine="709"/>
-        <w:jc w:val="both"/>
-        <w:rPr>
-          <w:rFonts w:ascii="Times New Roman" w:cs="Times New Roman" w:eastAsia="Times New Roman" w:hAnsi="Times New Roman"/>
-          <w:i w:val="1"/>
-          <w:iCs w:val="1"/>
-          <w:sz w:val="20"/>
-          <w:szCs w:val="20"/>
-        </w:rPr>
-      </w:pPr>
-      <w:r>
-        <w:rPr>
-          <w:rFonts w:ascii="Times New Roman" w:cs="Times New Roman" w:eastAsia="Times New Roman" w:hAnsi="Times New Roman"/>
-          <w:i w:val="1"/>
-          <w:iCs w:val="1"/>
-          <w:sz w:val="20"/>
-          <w:szCs w:val="20"/>
-          <w:rtl w:val="0"/>
-        </w:rPr>
-        <w:t xml:space="preserve">                MPI_Send(word.c_str(), word.length() + 1, MPI_CHAR, i, 0, MPI_COMM_WORLD);</w:t>
-      </w:r>
-    </w:p>
-    <w:p>
-      <w:pPr>
-        <w:widowControl w:val="1"/>
-        <w:spacing w:line="360" w:lineRule="auto"/>
-        <w:ind w:firstLine="709"/>
-        <w:jc w:val="both"/>
-        <w:rPr>
-          <w:rFonts w:ascii="Times New Roman" w:cs="Times New Roman" w:eastAsia="Times New Roman" w:hAnsi="Times New Roman"/>
-          <w:i w:val="1"/>
-          <w:iCs w:val="1"/>
-          <w:sz w:val="20"/>
-          <w:szCs w:val="20"/>
-        </w:rPr>
-      </w:pPr>
-      <w:r>
-        <w:rPr>
-          <w:rFonts w:ascii="Times New Roman" w:cs="Times New Roman" w:eastAsia="Times New Roman" w:hAnsi="Times New Roman"/>
-          <w:i w:val="1"/>
-          <w:iCs w:val="1"/>
-          <w:sz w:val="20"/>
-          <w:szCs w:val="20"/>
-          <w:rtl w:val="0"/>
-        </w:rPr>
-        <w:t xml:space="preserve">                std::cout &lt;&lt; "0 proccess send \"" &lt;&lt; word &lt;&lt; "\" to proccess " &lt;&lt; i &lt;&lt; "\n";</w:t>
-      </w:r>
-    </w:p>
-    <w:p>
-      <w:pPr>
-        <w:widowControl w:val="1"/>
-        <w:spacing w:line="360" w:lineRule="auto"/>
-        <w:ind w:firstLine="709"/>
-        <w:jc w:val="both"/>
-        <w:rPr>
-          <w:rFonts w:ascii="Times New Roman" w:cs="Times New Roman" w:eastAsia="Times New Roman" w:hAnsi="Times New Roman"/>
-          <w:i w:val="1"/>
-          <w:iCs w:val="1"/>
-          <w:sz w:val="20"/>
-          <w:szCs w:val="20"/>
-        </w:rPr>
-      </w:pPr>
-      <w:r>
-        <w:rPr>
-          <w:rtl w:val="0"/>
-        </w:rPr>
-      </w:r>
-    </w:p>
-    <w:p>
-      <w:pPr>
-        <w:widowControl w:val="1"/>
-        <w:spacing w:line="360" w:lineRule="auto"/>
-        <w:ind w:firstLine="709"/>
-        <w:jc w:val="both"/>
-        <w:rPr>
-          <w:rFonts w:ascii="Times New Roman" w:cs="Times New Roman" w:eastAsia="Times New Roman" w:hAnsi="Times New Roman"/>
-          <w:i w:val="1"/>
-          <w:iCs w:val="1"/>
-          <w:sz w:val="20"/>
-          <w:szCs w:val="20"/>
-        </w:rPr>
-      </w:pPr>
-      <w:r>
-        <w:rPr>
-          <w:rFonts w:ascii="Times New Roman" w:cs="Times New Roman" w:eastAsia="Times New Roman" w:hAnsi="Times New Roman"/>
-          <w:i w:val="1"/>
-          <w:iCs w:val="1"/>
-          <w:sz w:val="20"/>
-          <w:szCs w:val="20"/>
-          <w:rtl w:val="0"/>
-        </w:rPr>
-        <w:t xml:space="preserve">                char response[50];</w:t>
-      </w:r>
-    </w:p>
-    <w:p>
-      <w:pPr>
-        <w:widowControl w:val="1"/>
-        <w:spacing w:line="360" w:lineRule="auto"/>
-        <w:ind w:firstLine="709"/>
-        <w:jc w:val="both"/>
-        <w:rPr>
-          <w:rFonts w:ascii="Times New Roman" w:cs="Times New Roman" w:eastAsia="Times New Roman" w:hAnsi="Times New Roman"/>
-          <w:i w:val="1"/>
-          <w:iCs w:val="1"/>
-          <w:sz w:val="20"/>
-          <w:szCs w:val="20"/>
-        </w:rPr>
-      </w:pPr>
-      <w:r>
-        <w:rPr>
-          <w:rFonts w:ascii="Times New Roman" w:cs="Times New Roman" w:eastAsia="Times New Roman" w:hAnsi="Times New Roman"/>
-          <w:i w:val="1"/>
-          <w:iCs w:val="1"/>
-          <w:sz w:val="20"/>
-          <w:szCs w:val="20"/>
-          <w:rtl w:val="0"/>
-        </w:rPr>
-        <w:t xml:space="preserve">                MPI_Recv(response, 50, MPI_CHAR, i, 0, MPI_COMM_WORLD, MPI_STATUS_IGNORE);</w:t>
-      </w:r>
-    </w:p>
-    <w:p>
-      <w:pPr>
-        <w:widowControl w:val="1"/>
-        <w:spacing w:line="360" w:lineRule="auto"/>
-        <w:ind w:firstLine="709"/>
-        <w:jc w:val="both"/>
-        <w:rPr>
-          <w:rFonts w:ascii="Times New Roman" w:cs="Times New Roman" w:eastAsia="Times New Roman" w:hAnsi="Times New Roman"/>
-          <w:i w:val="1"/>
-          <w:iCs w:val="1"/>
-          <w:sz w:val="20"/>
-          <w:szCs w:val="20"/>
-        </w:rPr>
-      </w:pPr>
-      <w:r>
-        <w:rPr>
-          <w:rFonts w:ascii="Times New Roman" w:cs="Times New Roman" w:eastAsia="Times New Roman" w:hAnsi="Times New Roman"/>
-          <w:i w:val="1"/>
-          <w:iCs w:val="1"/>
-          <w:sz w:val="20"/>
-          <w:szCs w:val="20"/>
-          <w:rtl w:val="0"/>
-        </w:rPr>
-        <w:t xml:space="preserve">                std::cout &lt;&lt; i &lt;&lt; " proccess send \"" &lt;&lt; response &lt;&lt; "\" to 0 proccess\n";</w:t>
-      </w:r>
-    </w:p>
-    <w:p>
-      <w:pPr>
-        <w:widowControl w:val="1"/>
-        <w:spacing w:line="360" w:lineRule="auto"/>
-        <w:ind w:firstLine="709"/>
-        <w:jc w:val="both"/>
-        <w:rPr>
-          <w:rFonts w:ascii="Times New Roman" w:cs="Times New Roman" w:eastAsia="Times New Roman" w:hAnsi="Times New Roman"/>
-          <w:i w:val="1"/>
-          <w:iCs w:val="1"/>
-          <w:sz w:val="20"/>
-          <w:szCs w:val="20"/>
-        </w:rPr>
-      </w:pPr>
-      <w:r>
-        <w:rPr>
-          <w:rFonts w:ascii="Times New Roman" w:cs="Times New Roman" w:eastAsia="Times New Roman" w:hAnsi="Times New Roman"/>
-          <w:i w:val="1"/>
-          <w:iCs w:val="1"/>
-          <w:sz w:val="20"/>
-          <w:szCs w:val="20"/>
-          <w:rtl w:val="0"/>
-        </w:rPr>
-        <w:t xml:space="preserve">            }</w:t>
-      </w:r>
-    </w:p>
-    <w:p>
-      <w:pPr>
-        <w:widowControl w:val="1"/>
-        <w:spacing w:line="360" w:lineRule="auto"/>
-        <w:ind w:firstLine="709"/>
-        <w:jc w:val="both"/>
-        <w:rPr>
-          <w:rFonts w:ascii="Times New Roman" w:cs="Times New Roman" w:eastAsia="Times New Roman" w:hAnsi="Times New Roman"/>
-          <w:i w:val="1"/>
-          <w:iCs w:val="1"/>
-          <w:sz w:val="20"/>
-          <w:szCs w:val="20"/>
-        </w:rPr>
-      </w:pPr>
-      <w:r>
-        <w:rPr>
-          <w:rFonts w:ascii="Times New Roman" w:cs="Times New Roman" w:eastAsia="Times New Roman" w:hAnsi="Times New Roman"/>
-          <w:i w:val="1"/>
-          <w:iCs w:val="1"/>
-          <w:sz w:val="20"/>
-          <w:szCs w:val="20"/>
-          <w:rtl w:val="0"/>
-        </w:rPr>
-        <w:t xml:space="preserve">        }</w:t>
-      </w:r>
-    </w:p>
-    <w:p>
-      <w:pPr>
-        <w:widowControl w:val="1"/>
-        <w:spacing w:line="360" w:lineRule="auto"/>
-        <w:ind w:firstLine="709"/>
-        <w:jc w:val="both"/>
-        <w:rPr>
-          <w:rFonts w:ascii="Times New Roman" w:cs="Times New Roman" w:eastAsia="Times New Roman" w:hAnsi="Times New Roman"/>
-          <w:i w:val="1"/>
-          <w:iCs w:val="1"/>
-          <w:sz w:val="20"/>
-          <w:szCs w:val="20"/>
-        </w:rPr>
-      </w:pPr>
-      <w:r>
-        <w:rPr>
-          <w:rFonts w:ascii="Times New Roman" w:cs="Times New Roman" w:eastAsia="Times New Roman" w:hAnsi="Times New Roman"/>
-          <w:i w:val="1"/>
-          <w:iCs w:val="1"/>
-          <w:sz w:val="20"/>
-          <w:szCs w:val="20"/>
-          <w:rtl w:val="0"/>
-        </w:rPr>
-        <w:t xml:space="preserve">        else{</w:t>
-      </w:r>
-    </w:p>
-    <w:p>
-      <w:pPr>
-        <w:widowControl w:val="1"/>
-        <w:spacing w:line="360" w:lineRule="auto"/>
-        <w:ind w:firstLine="709"/>
-        <w:jc w:val="both"/>
-        <w:rPr>
-          <w:rFonts w:ascii="Times New Roman" w:cs="Times New Roman" w:eastAsia="Times New Roman" w:hAnsi="Times New Roman"/>
-          <w:i w:val="1"/>
-          <w:iCs w:val="1"/>
-          <w:sz w:val="20"/>
-          <w:szCs w:val="20"/>
-        </w:rPr>
-      </w:pPr>
-      <w:r>
-        <w:rPr>
-          <w:rFonts w:ascii="Times New Roman" w:cs="Times New Roman" w:eastAsia="Times New Roman" w:hAnsi="Times New Roman"/>
-          <w:i w:val="1"/>
-          <w:iCs w:val="1"/>
-          <w:sz w:val="20"/>
-          <w:szCs w:val="20"/>
-          <w:rtl w:val="0"/>
-        </w:rPr>
-        <w:t xml:space="preserve">            char response[50];</w:t>
-      </w:r>
-    </w:p>
-    <w:p>
-      <w:pPr>
-        <w:widowControl w:val="1"/>
-        <w:spacing w:line="360" w:lineRule="auto"/>
-        <w:ind w:firstLine="709"/>
-        <w:jc w:val="both"/>
-        <w:rPr>
-          <w:rFonts w:ascii="Times New Roman" w:cs="Times New Roman" w:eastAsia="Times New Roman" w:hAnsi="Times New Roman"/>
-          <w:i w:val="1"/>
-          <w:iCs w:val="1"/>
-          <w:sz w:val="20"/>
-          <w:szCs w:val="20"/>
-        </w:rPr>
-      </w:pPr>
-      <w:r>
-        <w:rPr>
-          <w:rFonts w:ascii="Times New Roman" w:cs="Times New Roman" w:eastAsia="Times New Roman" w:hAnsi="Times New Roman"/>
-          <w:i w:val="1"/>
-          <w:iCs w:val="1"/>
-          <w:sz w:val="20"/>
-          <w:szCs w:val="20"/>
-          <w:rtl w:val="0"/>
-        </w:rPr>
-        <w:t xml:space="preserve">            MPI_Recv(response, 50, MPI_CHAR, 0, 0, MPI_COMM_WORLD, MPI_STATUS_IGNORE);</w:t>
-      </w:r>
-    </w:p>
-    <w:p>
-      <w:pPr>
-        <w:widowControl w:val="1"/>
-        <w:spacing w:line="360" w:lineRule="auto"/>
-        <w:ind w:firstLine="709"/>
-        <w:jc w:val="both"/>
-        <w:rPr>
-          <w:rFonts w:ascii="Times New Roman" w:cs="Times New Roman" w:eastAsia="Times New Roman" w:hAnsi="Times New Roman"/>
-          <w:i w:val="1"/>
-          <w:iCs w:val="1"/>
-          <w:sz w:val="20"/>
-          <w:szCs w:val="20"/>
-        </w:rPr>
-      </w:pPr>
-      <w:r>
-        <w:rPr>
-          <w:rFonts w:ascii="Times New Roman" w:cs="Times New Roman" w:eastAsia="Times New Roman" w:hAnsi="Times New Roman"/>
-          <w:i w:val="1"/>
-          <w:iCs w:val="1"/>
-          <w:sz w:val="20"/>
-          <w:szCs w:val="20"/>
-          <w:rtl w:val="0"/>
-        </w:rPr>
-        <w:t xml:space="preserve">            </w:t>
-      </w:r>
-    </w:p>
-    <w:p>
-      <w:pPr>
-        <w:widowControl w:val="1"/>
-        <w:spacing w:line="360" w:lineRule="auto"/>
-        <w:ind w:firstLine="709"/>
-        <w:jc w:val="both"/>
-        <w:rPr>
-          <w:rFonts w:ascii="Times New Roman" w:cs="Times New Roman" w:eastAsia="Times New Roman" w:hAnsi="Times New Roman"/>
-          <w:i w:val="1"/>
-          <w:iCs w:val="1"/>
-          <w:sz w:val="20"/>
-          <w:szCs w:val="20"/>
-        </w:rPr>
-      </w:pPr>
-      <w:r>
-        <w:rPr>
-          <w:rFonts w:ascii="Times New Roman" w:cs="Times New Roman" w:eastAsia="Times New Roman" w:hAnsi="Times New Roman"/>
-          <w:i w:val="1"/>
-          <w:iCs w:val="1"/>
-          <w:sz w:val="20"/>
-          <w:szCs w:val="20"/>
-          <w:rtl w:val="0"/>
-        </w:rPr>
-        <w:t xml:space="preserve">            auto it = std::find(values[0].begin(), values[0].end(), response);</w:t>
-      </w:r>
-    </w:p>
-    <w:p>
-      <w:pPr>
-        <w:widowControl w:val="1"/>
-        <w:spacing w:line="360" w:lineRule="auto"/>
-        <w:ind w:firstLine="709"/>
-        <w:jc w:val="both"/>
-        <w:rPr>
-          <w:rFonts w:ascii="Times New Roman" w:cs="Times New Roman" w:eastAsia="Times New Roman" w:hAnsi="Times New Roman"/>
-          <w:i w:val="1"/>
-          <w:iCs w:val="1"/>
-          <w:sz w:val="20"/>
-          <w:szCs w:val="20"/>
-        </w:rPr>
-      </w:pPr>
-      <w:r>
-        <w:rPr>
-          <w:rtl w:val="0"/>
-        </w:rPr>
-      </w:r>
-    </w:p>
-    <w:p>
-      <w:pPr>
-        <w:widowControl w:val="1"/>
-        <w:spacing w:line="360" w:lineRule="auto"/>
-        <w:ind w:firstLine="709"/>
-        <w:jc w:val="both"/>
-        <w:rPr>
-          <w:rFonts w:ascii="Times New Roman" w:cs="Times New Roman" w:eastAsia="Times New Roman" w:hAnsi="Times New Roman"/>
-          <w:i w:val="1"/>
-          <w:iCs w:val="1"/>
-          <w:sz w:val="20"/>
-          <w:szCs w:val="20"/>
-        </w:rPr>
-      </w:pPr>
-      <w:r>
-        <w:rPr>
-          <w:rFonts w:ascii="Times New Roman" w:cs="Times New Roman" w:eastAsia="Times New Roman" w:hAnsi="Times New Roman"/>
-          <w:i w:val="1"/>
-          <w:iCs w:val="1"/>
-          <w:sz w:val="20"/>
-          <w:szCs w:val="20"/>
-          <w:rtl w:val="0"/>
-        </w:rPr>
-        <w:t xml:space="preserve">            std::string word = (it !=values[0].end()) ? "съедобное" : "несъедобное";</w:t>
-      </w:r>
-    </w:p>
-    <w:p>
-      <w:pPr>
-        <w:widowControl w:val="1"/>
-        <w:spacing w:line="360" w:lineRule="auto"/>
-        <w:ind w:firstLine="709"/>
-        <w:jc w:val="both"/>
-        <w:rPr>
-          <w:rFonts w:ascii="Times New Roman" w:cs="Times New Roman" w:eastAsia="Times New Roman" w:hAnsi="Times New Roman"/>
-          <w:i w:val="1"/>
-          <w:iCs w:val="1"/>
-          <w:sz w:val="20"/>
-          <w:szCs w:val="20"/>
-        </w:rPr>
-      </w:pPr>
-      <w:r>
-        <w:rPr>
-          <w:rFonts w:ascii="Times New Roman" w:cs="Times New Roman" w:eastAsia="Times New Roman" w:hAnsi="Times New Roman"/>
-          <w:i w:val="1"/>
-          <w:iCs w:val="1"/>
-          <w:sz w:val="20"/>
-          <w:szCs w:val="20"/>
-          <w:rtl w:val="0"/>
-        </w:rPr>
-        <w:t xml:space="preserve">            MPI_Send(word.c_str(), word.length() + 1, MPI_CHAR, 0, 0, MPI_COMM_WORLD);</w:t>
-      </w:r>
-    </w:p>
-    <w:p>
-      <w:pPr>
-        <w:widowControl w:val="1"/>
-        <w:spacing w:line="360" w:lineRule="auto"/>
-        <w:ind w:firstLine="709"/>
-        <w:jc w:val="both"/>
-        <w:rPr>
-          <w:rFonts w:ascii="Times New Roman" w:cs="Times New Roman" w:eastAsia="Times New Roman" w:hAnsi="Times New Roman"/>
-          <w:i w:val="1"/>
-          <w:iCs w:val="1"/>
-          <w:sz w:val="20"/>
-          <w:szCs w:val="20"/>
-        </w:rPr>
-      </w:pPr>
-      <w:r>
-        <w:rPr>
-          <w:rFonts w:ascii="Times New Roman" w:cs="Times New Roman" w:eastAsia="Times New Roman" w:hAnsi="Times New Roman"/>
-          <w:i w:val="1"/>
-          <w:iCs w:val="1"/>
-          <w:sz w:val="20"/>
-          <w:szCs w:val="20"/>
-          <w:rtl w:val="0"/>
-        </w:rPr>
-        <w:t xml:space="preserve">        }</w:t>
-      </w:r>
-    </w:p>
-    <w:p>
-      <w:pPr>
-        <w:widowControl w:val="1"/>
-        <w:spacing w:line="360" w:lineRule="auto"/>
-        <w:ind w:firstLine="709"/>
-        <w:jc w:val="both"/>
-        <w:rPr>
-          <w:rFonts w:ascii="Times New Roman" w:cs="Times New Roman" w:eastAsia="Times New Roman" w:hAnsi="Times New Roman"/>
-          <w:i w:val="1"/>
-          <w:iCs w:val="1"/>
-          <w:sz w:val="20"/>
-          <w:szCs w:val="20"/>
-        </w:rPr>
-      </w:pPr>
-      <w:r>
-        <w:rPr>
-          <w:rFonts w:ascii="Times New Roman" w:cs="Times New Roman" w:eastAsia="Times New Roman" w:hAnsi="Times New Roman"/>
-          <w:i w:val="1"/>
-          <w:iCs w:val="1"/>
-          <w:sz w:val="20"/>
-          <w:szCs w:val="20"/>
-          <w:rtl w:val="0"/>
-        </w:rPr>
-        <w:t xml:space="preserve">    }</w:t>
-      </w:r>
-    </w:p>
-    <w:p>
-      <w:pPr>
-        <w:widowControl w:val="1"/>
-        <w:spacing w:line="360" w:lineRule="auto"/>
-        <w:ind w:firstLine="709"/>
-        <w:jc w:val="both"/>
-        <w:rPr>
-          <w:rFonts w:ascii="Times New Roman" w:cs="Times New Roman" w:eastAsia="Times New Roman" w:hAnsi="Times New Roman"/>
-          <w:i w:val="1"/>
-          <w:iCs w:val="1"/>
-          <w:sz w:val="20"/>
-          <w:szCs w:val="20"/>
-        </w:rPr>
-      </w:pPr>
-      <w:r>
-        <w:rPr>
-          <w:rtl w:val="0"/>
-        </w:rPr>
-      </w:r>
-    </w:p>
-    <w:p>
-      <w:pPr>
-        <w:widowControl w:val="1"/>
-        <w:spacing w:line="360" w:lineRule="auto"/>
-        <w:ind w:firstLine="709"/>
-        <w:jc w:val="both"/>
-        <w:rPr>
-          <w:rFonts w:ascii="Times New Roman" w:cs="Times New Roman" w:eastAsia="Times New Roman" w:hAnsi="Times New Roman"/>
-          <w:i w:val="1"/>
-          <w:iCs w:val="1"/>
-          <w:sz w:val="20"/>
-          <w:szCs w:val="20"/>
-        </w:rPr>
-      </w:pPr>
-      <w:r>
-        <w:rPr>
-          <w:rFonts w:ascii="Times New Roman" w:cs="Times New Roman" w:eastAsia="Times New Roman" w:hAnsi="Times New Roman"/>
-          <w:i w:val="1"/>
-          <w:iCs w:val="1"/>
-          <w:sz w:val="20"/>
-          <w:szCs w:val="20"/>
-          <w:rtl w:val="0"/>
-        </w:rPr>
-        <w:t xml:space="preserve">    MPI_Finalize();</w:t>
-      </w:r>
-    </w:p>
-    <w:p>
-      <w:pPr>
-        <w:widowControl w:val="1"/>
-        <w:spacing w:line="360" w:lineRule="auto"/>
-        <w:ind w:firstLine="709"/>
-        <w:jc w:val="both"/>
-        <w:rPr>
-          <w:rFonts w:ascii="Times New Roman" w:cs="Times New Roman" w:eastAsia="Times New Roman" w:hAnsi="Times New Roman"/>
-          <w:i w:val="1"/>
-          <w:iCs w:val="1"/>
-          <w:sz w:val="20"/>
-          <w:szCs w:val="20"/>
-        </w:rPr>
-      </w:pPr>
-      <w:r>
-        <w:rPr>
-          <w:rFonts w:ascii="Times New Roman" w:cs="Times New Roman" w:eastAsia="Times New Roman" w:hAnsi="Times New Roman"/>
-          <w:i w:val="1"/>
-          <w:iCs w:val="1"/>
-          <w:sz w:val="20"/>
-          <w:szCs w:val="20"/>
-          <w:rtl w:val="0"/>
-        </w:rPr>
-        <w:t xml:space="preserve">}</w:t>
-      </w:r>
-    </w:p>
-    <w:p>
-      <w:pPr>
-        <w:widowControl w:val="1"/>
-        <w:spacing w:line="360" w:lineRule="auto"/>
-        <w:ind w:firstLine="709"/>
-        <w:jc w:val="both"/>
-        <w:rPr>
-          <w:rFonts w:ascii="Times New Roman" w:cs="Times New Roman" w:eastAsia="Times New Roman" w:hAnsi="Times New Roman"/>
-          <w:i w:val="1"/>
-          <w:iCs w:val="1"/>
-          <w:sz w:val="20"/>
-          <w:szCs w:val="20"/>
-        </w:rPr>
-      </w:pPr>
-      <w:r>
-        <w:br w:type="page"/>
-      </w:r>
-      <w:r>
-        <w:rPr>
-          <w:rtl w:val="0"/>
-        </w:rPr>
-      </w:r>
-    </w:p>
-    <w:p>
-      <w:pPr>
-        <w:widowControl w:val="1"/>
-        <w:ind w:firstLine="709"/>
-        <w:jc w:val="center"/>
-        <w:rPr>
-          <w:rFonts w:ascii="Times New Roman" w:cs="Times New Roman" w:eastAsia="Times New Roman" w:hAnsi="Times New Roman"/>
-          <w:b w:val="1"/>
-          <w:bCs w:val="1"/>
-          <w:sz w:val="28"/>
-          <w:szCs w:val="28"/>
-        </w:rPr>
-      </w:pPr>
-      <w:r>
-        <w:rPr>
-          <w:rFonts w:ascii="Times New Roman" w:cs="Times New Roman" w:eastAsia="Times New Roman" w:hAnsi="Times New Roman"/>
-          <w:b w:val="1"/>
-          <w:bCs w:val="1"/>
-          <w:sz w:val="28"/>
-          <w:szCs w:val="28"/>
-          <w:rtl w:val="0"/>
-        </w:rPr>
-        <w:t xml:space="preserve">ПРИЛОЖЕНИЕ Б</w:t>
-      </w:r>
-    </w:p>
-    <w:p>
-      <w:pPr>
-        <w:widowControl w:val="1"/>
-        <w:spacing w:line="360" w:lineRule="auto"/>
-        <w:ind w:firstLine="709"/>
-        <w:jc w:val="center"/>
-        <w:rPr>
-          <w:rFonts w:ascii="Times New Roman" w:cs="Times New Roman" w:eastAsia="Times New Roman" w:hAnsi="Times New Roman"/>
-          <w:b w:val="1"/>
-          <w:bCs w:val="1"/>
-          <w:sz w:val="28"/>
-          <w:szCs w:val="28"/>
-        </w:rPr>
-      </w:pPr>
-      <w:r>
-        <w:rPr>
-          <w:rFonts w:ascii="Times New Roman" w:cs="Times New Roman" w:eastAsia="Times New Roman" w:hAnsi="Times New Roman"/>
-          <w:b w:val="1"/>
-          <w:bCs w:val="1"/>
-          <w:sz w:val="28"/>
-          <w:szCs w:val="28"/>
-          <w:rtl w:val="0"/>
-        </w:rPr>
-        <w:t xml:space="preserve">ТАБЛИЦЫ</w:t>
-      </w:r>
-    </w:p>
-    <w:p>
-      <w:pPr>
-        <w:widowControl w:val="1"/>
-        <w:jc w:val="both"/>
-        <w:rPr>
-          <w:rFonts w:ascii="Times New Roman" w:cs="Times New Roman" w:eastAsia="Times New Roman" w:hAnsi="Times New Roman"/>
-          <w:sz w:val="28"/>
-          <w:szCs w:val="28"/>
-        </w:rPr>
-      </w:pPr>
-      <w:r>
-        <w:rPr>
-          <w:rFonts w:ascii="Times New Roman" w:cs="Times New Roman" w:eastAsia="Times New Roman" w:hAnsi="Times New Roman"/>
-          <w:sz w:val="28"/>
-          <w:szCs w:val="28"/>
-          <w:rtl w:val="0"/>
-        </w:rPr>
-        <w:t xml:space="preserve">Таблица 1 - Зависимость времени работы программы от числа процессов.</w:t>
-      </w:r>
-    </w:p>
-    <w:tbl>
-      <w:tblPr>
-        <w:tblStyle w:val="Table2"/>
-        <w:tblW w:w="9638.0" w:type="dxa"/>
-        <w:jc w:val="left"/>
-        <w:tblBorders>
-          <w:top w:color="000000" w:space="0" w:sz="8" w:val="single"/>
-          <w:left w:color="000000" w:space="0" w:sz="8" w:val="single"/>
-          <w:bottom w:color="000000" w:space="0" w:sz="8" w:val="single"/>
-          <w:right w:color="000000" w:space="0" w:sz="8" w:val="single"/>
-          <w:insideH w:color="000000" w:space="0" w:sz="8" w:val="single"/>
-          <w:insideV w:color="000000" w:space="0" w:sz="8" w:val="single"/>
-        </w:tblBorders>
-        <w:tblLayout w:type="fixed"/>
-        <w:tblLook w:val="0600"/>
-      </w:tblPr>
-      <w:tblGrid>
-        <w:gridCol w:w="4819"/>
-        <w:gridCol w:w="4819"/>
-        <w:tblGridChange w:id="0">
-          <w:tblGrid>
-            <w:gridCol w:w="4819"/>
-            <w:gridCol w:w="4819"/>
-          </w:tblGrid>
-        </w:tblGridChange>
-      </w:tblGrid>
-      <w:tr>
-        <w:trPr>
-          <w:cantSplit w:val="0"/>
-          <w:tblHeader w:val="0"/>
-        </w:trPr>
-        <w:tc>
-          <w:tcPr>
-            <w:shd w:fill="auto" w:val="clear"/>
-            <w:tcMar>
-              <w:top w:w="100.0" w:type="dxa"/>
-              <w:left w:w="100.0" w:type="dxa"/>
-              <w:bottom w:w="100.0" w:type="dxa"/>
-              <w:right w:w="100.0" w:type="dxa"/>
-            </w:tcMar>
-            <w:vAlign w:val="top"/>
-          </w:tcPr>
-          <w:p>
-            <w:pPr>
-              <w:rPr>
-                <w:rFonts w:ascii="Times New Roman" w:cs="Times New Roman" w:eastAsia="Times New Roman" w:hAnsi="Times New Roman"/>
-                <w:sz w:val="28"/>
-                <w:szCs w:val="28"/>
-              </w:rPr>
-            </w:pPr>
-            <w:r>
-              <w:rPr>
-                <w:rFonts w:ascii="Times New Roman" w:cs="Times New Roman" w:eastAsia="Times New Roman" w:hAnsi="Times New Roman"/>
-                <w:sz w:val="28"/>
-                <w:szCs w:val="28"/>
-                <w:rtl w:val="0"/>
-              </w:rPr>
-              <w:t xml:space="preserve">Количество процессов</w:t>
-            </w:r>
-          </w:p>
-        </w:tc>
-        <w:tc>
-          <w:tcPr>
-            <w:shd w:fill="auto" w:val="clear"/>
-            <w:tcMar>
-              <w:top w:w="100.0" w:type="dxa"/>
-              <w:left w:w="100.0" w:type="dxa"/>
-              <w:bottom w:w="100.0" w:type="dxa"/>
-              <w:right w:w="100.0" w:type="dxa"/>
-            </w:tcMar>
-            <w:vAlign w:val="top"/>
-          </w:tcPr>
-          <w:p>
-            <w:pPr>
-              <w:rPr>
-                <w:rFonts w:ascii="Times New Roman" w:cs="Times New Roman" w:eastAsia="Times New Roman" w:hAnsi="Times New Roman"/>
-                <w:sz w:val="28"/>
-                <w:szCs w:val="28"/>
-              </w:rPr>
-            </w:pPr>
-            <w:r>
-              <w:rPr>
-                <w:rFonts w:ascii="Times New Roman" w:cs="Times New Roman" w:eastAsia="Times New Roman" w:hAnsi="Times New Roman"/>
-                <w:sz w:val="28"/>
-                <w:szCs w:val="28"/>
-                <w:rtl w:val="0"/>
-              </w:rPr>
-              <w:t xml:space="preserve">Среднее время выполнения (с)</w:t>
-            </w:r>
-          </w:p>
-        </w:tc>
-      </w:tr>
-      <w:tr>
-        <w:trPr>
-          <w:cantSplit w:val="0"/>
-          <w:tblHeader w:val="0"/>
-        </w:trPr>
-        <w:tc>
-          <w:tcPr>
-            <w:shd w:fill="auto" w:val="clear"/>
-            <w:tcMar>
-              <w:top w:w="100.0" w:type="dxa"/>
-              <w:left w:w="100.0" w:type="dxa"/>
-              <w:bottom w:w="100.0" w:type="dxa"/>
-              <w:right w:w="100.0" w:type="dxa"/>
-            </w:tcMar>
-            <w:vAlign w:val="top"/>
-          </w:tcPr>
-          <w:p>
-            <w:pPr>
-              <w:rPr>
-                <w:rFonts w:ascii="Times New Roman" w:cs="Times New Roman" w:eastAsia="Times New Roman" w:hAnsi="Times New Roman"/>
-                <w:sz w:val="28"/>
-                <w:szCs w:val="28"/>
-              </w:rPr>
-            </w:pPr>
-            <w:r>
-              <w:rPr>
-                <w:rFonts w:ascii="Times New Roman" w:cs="Times New Roman" w:eastAsia="Times New Roman" w:hAnsi="Times New Roman"/>
-                <w:sz w:val="28"/>
-                <w:szCs w:val="28"/>
-                <w:rtl w:val="0"/>
-              </w:rPr>
-              <w:t xml:space="preserve">1</w:t>
-            </w:r>
-          </w:p>
-        </w:tc>
-        <w:tc>
-          <w:tcPr>
-            <w:shd w:fill="auto" w:val="clear"/>
-            <w:tcMar>
-              <w:top w:w="100.0" w:type="dxa"/>
-              <w:left w:w="100.0" w:type="dxa"/>
-              <w:bottom w:w="100.0" w:type="dxa"/>
-              <w:right w:w="100.0" w:type="dxa"/>
-            </w:tcMar>
-            <w:vAlign w:val="top"/>
-          </w:tcPr>
-          <w:p>
-            <w:pPr>
-              <w:rPr>
-                <w:rFonts w:ascii="Times New Roman" w:cs="Times New Roman" w:eastAsia="Times New Roman" w:hAnsi="Times New Roman"/>
-                <w:sz w:val="28"/>
-                <w:szCs w:val="28"/>
-              </w:rPr>
-            </w:pPr>
-            <w:r>
-              <w:rPr>
-                <w:rFonts w:ascii="Times New Roman" w:cs="Times New Roman" w:eastAsia="Times New Roman" w:hAnsi="Times New Roman"/>
-                <w:sz w:val="28"/>
-                <w:szCs w:val="28"/>
-                <w:rtl w:val="0"/>
-              </w:rPr>
-              <w:t xml:space="preserve">0.00000007</w:t>
-            </w:r>
-          </w:p>
-        </w:tc>
-      </w:tr>
-      <w:tr>
-        <w:trPr>
-          <w:cantSplit w:val="0"/>
-          <w:tblHeader w:val="0"/>
-        </w:trPr>
-        <w:tc>
-          <w:tcPr>
-            <w:shd w:fill="auto" w:val="clear"/>
-            <w:tcMar>
-              <w:top w:w="100.0" w:type="dxa"/>
-              <w:left w:w="100.0" w:type="dxa"/>
-              <w:bottom w:w="100.0" w:type="dxa"/>
-              <w:right w:w="100.0" w:type="dxa"/>
-            </w:tcMar>
-            <w:vAlign w:val="top"/>
-          </w:tcPr>
-          <w:p>
-            <w:pPr>
-              <w:rPr>
-                <w:rFonts w:ascii="Times New Roman" w:cs="Times New Roman" w:eastAsia="Times New Roman" w:hAnsi="Times New Roman"/>
-                <w:sz w:val="28"/>
-                <w:szCs w:val="28"/>
-              </w:rPr>
-            </w:pPr>
-            <w:r>
-              <w:rPr>
-                <w:rFonts w:ascii="Times New Roman" w:cs="Times New Roman" w:eastAsia="Times New Roman" w:hAnsi="Times New Roman"/>
-                <w:sz w:val="28"/>
-                <w:szCs w:val="28"/>
-                <w:rtl w:val="0"/>
-              </w:rPr>
-              <w:t xml:space="preserve">2</w:t>
-            </w:r>
-          </w:p>
-        </w:tc>
-        <w:tc>
-          <w:tcPr>
-            <w:shd w:fill="auto" w:val="clear"/>
-            <w:tcMar>
-              <w:top w:w="100.0" w:type="dxa"/>
-              <w:left w:w="100.0" w:type="dxa"/>
-              <w:bottom w:w="100.0" w:type="dxa"/>
-              <w:right w:w="100.0" w:type="dxa"/>
-            </w:tcMar>
-            <w:vAlign w:val="top"/>
-          </w:tcPr>
-          <w:p>
-            <w:pPr>
-              <w:rPr>
-                <w:rFonts w:ascii="Times New Roman" w:cs="Times New Roman" w:eastAsia="Times New Roman" w:hAnsi="Times New Roman"/>
-                <w:sz w:val="28"/>
-                <w:szCs w:val="28"/>
-              </w:rPr>
-            </w:pPr>
-            <w:r>
-              <w:rPr>
-                <w:rFonts w:ascii="Times New Roman" w:cs="Times New Roman" w:eastAsia="Times New Roman" w:hAnsi="Times New Roman"/>
-                <w:sz w:val="28"/>
-                <w:szCs w:val="28"/>
-                <w:rtl w:val="0"/>
-              </w:rPr>
-              <w:t xml:space="preserve">0.00003</w:t>
-            </w:r>
-          </w:p>
-        </w:tc>
-      </w:tr>
-      <w:tr>
-        <w:trPr>
-          <w:cantSplit w:val="0"/>
-          <w:tblHeader w:val="0"/>
-        </w:trPr>
-        <w:tc>
-          <w:tcPr>
-            <w:shd w:fill="auto" w:val="clear"/>
-            <w:tcMar>
-              <w:top w:w="100.0" w:type="dxa"/>
-              <w:left w:w="100.0" w:type="dxa"/>
-              <w:bottom w:w="100.0" w:type="dxa"/>
-              <w:right w:w="100.0" w:type="dxa"/>
-            </w:tcMar>
-            <w:vAlign w:val="top"/>
-          </w:tcPr>
-          <w:p>
-            <w:pPr>
-              <w:rPr>
-                <w:rFonts w:ascii="Times New Roman" w:cs="Times New Roman" w:eastAsia="Times New Roman" w:hAnsi="Times New Roman"/>
-                <w:sz w:val="28"/>
-                <w:szCs w:val="28"/>
-              </w:rPr>
-            </w:pPr>
-            <w:r>
-              <w:rPr>
-                <w:rFonts w:ascii="Times New Roman" w:cs="Times New Roman" w:eastAsia="Times New Roman" w:hAnsi="Times New Roman"/>
-                <w:sz w:val="28"/>
-                <w:szCs w:val="28"/>
-                <w:rtl w:val="0"/>
-              </w:rPr>
-              <w:t xml:space="preserve">3</w:t>
-            </w:r>
-          </w:p>
-        </w:tc>
-        <w:tc>
-          <w:tcPr>
-            <w:shd w:fill="auto" w:val="clear"/>
-            <w:tcMar>
-              <w:top w:w="100.0" w:type="dxa"/>
-              <w:left w:w="100.0" w:type="dxa"/>
-              <w:bottom w:w="100.0" w:type="dxa"/>
-              <w:right w:w="100.0" w:type="dxa"/>
-            </w:tcMar>
-            <w:vAlign w:val="top"/>
-          </w:tcPr>
-          <w:p>
-            <w:pPr>
-              <w:rPr>
-                <w:rFonts w:ascii="Times New Roman" w:cs="Times New Roman" w:eastAsia="Times New Roman" w:hAnsi="Times New Roman"/>
-                <w:sz w:val="28"/>
-                <w:szCs w:val="28"/>
-              </w:rPr>
-            </w:pPr>
-            <w:r>
-              <w:rPr>
-                <w:rFonts w:ascii="Times New Roman" w:cs="Times New Roman" w:eastAsia="Times New Roman" w:hAnsi="Times New Roman"/>
-                <w:sz w:val="28"/>
-                <w:szCs w:val="28"/>
-                <w:rtl w:val="0"/>
-              </w:rPr>
-              <w:t xml:space="preserve">0.00005</w:t>
-            </w:r>
-          </w:p>
-        </w:tc>
-      </w:tr>
-      <w:tr>
-        <w:trPr>
-          <w:cantSplit w:val="0"/>
-          <w:tblHeader w:val="0"/>
-        </w:trPr>
-        <w:tc>
-          <w:tcPr>
-            <w:shd w:fill="auto" w:val="clear"/>
-            <w:tcMar>
-              <w:top w:w="100.0" w:type="dxa"/>
-              <w:left w:w="100.0" w:type="dxa"/>
-              <w:bottom w:w="100.0" w:type="dxa"/>
-              <w:right w:w="100.0" w:type="dxa"/>
-            </w:tcMar>
-            <w:vAlign w:val="top"/>
-          </w:tcPr>
-          <w:p>
-            <w:pPr>
-              <w:rPr>
-                <w:rFonts w:ascii="Times New Roman" w:cs="Times New Roman" w:eastAsia="Times New Roman" w:hAnsi="Times New Roman"/>
-                <w:sz w:val="28"/>
-                <w:szCs w:val="28"/>
-              </w:rPr>
-            </w:pPr>
-            <w:r>
-              <w:rPr>
-                <w:rFonts w:ascii="Times New Roman" w:cs="Times New Roman" w:eastAsia="Times New Roman" w:hAnsi="Times New Roman"/>
-                <w:sz w:val="28"/>
-                <w:szCs w:val="28"/>
-                <w:rtl w:val="0"/>
-              </w:rPr>
-              <w:t xml:space="preserve">4</w:t>
-            </w:r>
-          </w:p>
-        </w:tc>
-        <w:tc>
-          <w:tcPr>
-            <w:shd w:fill="auto" w:val="clear"/>
-            <w:tcMar>
-              <w:top w:w="100.0" w:type="dxa"/>
-              <w:left w:w="100.0" w:type="dxa"/>
-              <w:bottom w:w="100.0" w:type="dxa"/>
-              <w:right w:w="100.0" w:type="dxa"/>
-            </w:tcMar>
-            <w:vAlign w:val="top"/>
-          </w:tcPr>
-          <w:p>
-            <w:pPr>
-              <w:rPr>
-                <w:rFonts w:ascii="Times New Roman" w:cs="Times New Roman" w:eastAsia="Times New Roman" w:hAnsi="Times New Roman"/>
-                <w:sz w:val="28"/>
-                <w:szCs w:val="28"/>
-              </w:rPr>
-            </w:pPr>
-            <w:r>
-              <w:rPr>
-                <w:rFonts w:ascii="Times New Roman" w:cs="Times New Roman" w:eastAsia="Times New Roman" w:hAnsi="Times New Roman"/>
-                <w:sz w:val="28"/>
-                <w:szCs w:val="28"/>
-                <w:rtl w:val="0"/>
-              </w:rPr>
-              <w:t xml:space="preserve">0.00008</w:t>
-            </w:r>
-          </w:p>
-        </w:tc>
-      </w:tr>
-      <w:tr>
-        <w:trPr>
-          <w:cantSplit w:val="0"/>
-          <w:tblHeader w:val="0"/>
-        </w:trPr>
-        <w:tc>
-          <w:tcPr>
-            <w:shd w:fill="auto" w:val="clear"/>
-            <w:tcMar>
-              <w:top w:w="100.0" w:type="dxa"/>
-              <w:left w:w="100.0" w:type="dxa"/>
-              <w:bottom w:w="100.0" w:type="dxa"/>
-              <w:right w:w="100.0" w:type="dxa"/>
-            </w:tcMar>
-            <w:vAlign w:val="top"/>
-          </w:tcPr>
-          <w:p>
-            <w:pPr>
-              <w:rPr>
-                <w:rFonts w:ascii="Times New Roman" w:cs="Times New Roman" w:eastAsia="Times New Roman" w:hAnsi="Times New Roman"/>
-                <w:sz w:val="28"/>
-                <w:szCs w:val="28"/>
-              </w:rPr>
-            </w:pPr>
-            <w:r>
-              <w:rPr>
-                <w:rFonts w:ascii="Times New Roman" w:cs="Times New Roman" w:eastAsia="Times New Roman" w:hAnsi="Times New Roman"/>
-                <w:sz w:val="28"/>
-                <w:szCs w:val="28"/>
-                <w:rtl w:val="0"/>
-              </w:rPr>
-              <w:t xml:space="preserve">5</w:t>
-            </w:r>
-          </w:p>
-        </w:tc>
-        <w:tc>
-          <w:tcPr>
-            <w:shd w:fill="auto" w:val="clear"/>
-            <w:tcMar>
-              <w:top w:w="100.0" w:type="dxa"/>
-              <w:left w:w="100.0" w:type="dxa"/>
-              <w:bottom w:w="100.0" w:type="dxa"/>
-              <w:right w:w="100.0" w:type="dxa"/>
-            </w:tcMar>
-            <w:vAlign w:val="top"/>
-          </w:tcPr>
-          <w:p>
-            <w:pPr>
-              <w:rPr>
-                <w:rFonts w:ascii="Times New Roman" w:cs="Times New Roman" w:eastAsia="Times New Roman" w:hAnsi="Times New Roman"/>
-                <w:sz w:val="28"/>
-                <w:szCs w:val="28"/>
-              </w:rPr>
-            </w:pPr>
-            <w:r>
-              <w:rPr>
-                <w:rFonts w:ascii="Times New Roman" w:cs="Times New Roman" w:eastAsia="Times New Roman" w:hAnsi="Times New Roman"/>
-                <w:sz w:val="28"/>
-                <w:szCs w:val="28"/>
-                <w:rtl w:val="0"/>
-              </w:rPr>
-              <w:t xml:space="preserve">0.00011</w:t>
-            </w:r>
-          </w:p>
-        </w:tc>
-      </w:tr>
-      <w:tr>
-        <w:trPr>
-          <w:cantSplit w:val="0"/>
-          <w:tblHeader w:val="0"/>
-        </w:trPr>
-        <w:tc>
-          <w:tcPr>
-            <w:shd w:fill="auto" w:val="clear"/>
-            <w:tcMar>
-              <w:top w:w="100.0" w:type="dxa"/>
-              <w:left w:w="100.0" w:type="dxa"/>
-              <w:bottom w:w="100.0" w:type="dxa"/>
-              <w:right w:w="100.0" w:type="dxa"/>
-            </w:tcMar>
-            <w:vAlign w:val="top"/>
-          </w:tcPr>
-          <w:p>
-            <w:pPr>
-              <w:rPr>
-                <w:rFonts w:ascii="Times New Roman" w:cs="Times New Roman" w:eastAsia="Times New Roman" w:hAnsi="Times New Roman"/>
-                <w:sz w:val="28"/>
-                <w:szCs w:val="28"/>
-              </w:rPr>
-            </w:pPr>
-            <w:r>
-              <w:rPr>
-                <w:rFonts w:ascii="Times New Roman" w:cs="Times New Roman" w:eastAsia="Times New Roman" w:hAnsi="Times New Roman"/>
-                <w:sz w:val="28"/>
-                <w:szCs w:val="28"/>
-                <w:rtl w:val="0"/>
-              </w:rPr>
-              <w:t xml:space="preserve">6</w:t>
-            </w:r>
-          </w:p>
-        </w:tc>
-        <w:tc>
-          <w:tcPr>
-            <w:shd w:fill="auto" w:val="clear"/>
-            <w:tcMar>
-              <w:top w:w="100.0" w:type="dxa"/>
-              <w:left w:w="100.0" w:type="dxa"/>
-              <w:bottom w:w="100.0" w:type="dxa"/>
-              <w:right w:w="100.0" w:type="dxa"/>
-            </w:tcMar>
-            <w:vAlign w:val="top"/>
-          </w:tcPr>
-          <w:p>
-            <w:pPr>
-              <w:rPr>
-                <w:rFonts w:ascii="Times New Roman" w:cs="Times New Roman" w:eastAsia="Times New Roman" w:hAnsi="Times New Roman"/>
-                <w:sz w:val="28"/>
-                <w:szCs w:val="28"/>
-              </w:rPr>
-            </w:pPr>
-            <w:r>
-              <w:rPr>
-                <w:rFonts w:ascii="Times New Roman" w:cs="Times New Roman" w:eastAsia="Times New Roman" w:hAnsi="Times New Roman"/>
-                <w:sz w:val="28"/>
-                <w:szCs w:val="28"/>
-                <w:rtl w:val="0"/>
-              </w:rPr>
-              <w:t xml:space="preserve">0.00013</w:t>
-            </w:r>
-          </w:p>
-        </w:tc>
-      </w:tr>
-      <w:tr>
-        <w:trPr>
-          <w:cantSplit w:val="0"/>
-          <w:tblHeader w:val="0"/>
-        </w:trPr>
-        <w:tc>
-          <w:tcPr>
-            <w:shd w:fill="auto" w:val="clear"/>
-            <w:tcMar>
-              <w:top w:w="100.0" w:type="dxa"/>
-              <w:left w:w="100.0" w:type="dxa"/>
-              <w:bottom w:w="100.0" w:type="dxa"/>
-              <w:right w:w="100.0" w:type="dxa"/>
-            </w:tcMar>
-            <w:vAlign w:val="top"/>
-          </w:tcPr>
-          <w:p>
-            <w:pPr>
-              <w:rPr>
-                <w:rFonts w:ascii="Times New Roman" w:cs="Times New Roman" w:eastAsia="Times New Roman" w:hAnsi="Times New Roman"/>
-                <w:sz w:val="28"/>
-                <w:szCs w:val="28"/>
-              </w:rPr>
-            </w:pPr>
-            <w:r>
-              <w:rPr>
-                <w:rFonts w:ascii="Times New Roman" w:cs="Times New Roman" w:eastAsia="Times New Roman" w:hAnsi="Times New Roman"/>
-                <w:sz w:val="28"/>
-                <w:szCs w:val="28"/>
-                <w:rtl w:val="0"/>
-              </w:rPr>
-              <w:t xml:space="preserve">7</w:t>
-            </w:r>
-          </w:p>
-        </w:tc>
-        <w:tc>
-          <w:tcPr>
-            <w:shd w:fill="auto" w:val="clear"/>
-            <w:tcMar>
-              <w:top w:w="100.0" w:type="dxa"/>
-              <w:left w:w="100.0" w:type="dxa"/>
-              <w:bottom w:w="100.0" w:type="dxa"/>
-              <w:right w:w="100.0" w:type="dxa"/>
-            </w:tcMar>
-            <w:vAlign w:val="top"/>
-          </w:tcPr>
-          <w:p>
-            <w:pPr>
-              <w:rPr>
-                <w:rFonts w:ascii="Times New Roman" w:cs="Times New Roman" w:eastAsia="Times New Roman" w:hAnsi="Times New Roman"/>
-                <w:sz w:val="28"/>
-                <w:szCs w:val="28"/>
-              </w:rPr>
-            </w:pPr>
-            <w:r>
-              <w:rPr>
-                <w:rFonts w:ascii="Times New Roman" w:cs="Times New Roman" w:eastAsia="Times New Roman" w:hAnsi="Times New Roman"/>
-                <w:sz w:val="28"/>
-                <w:szCs w:val="28"/>
-                <w:rtl w:val="0"/>
-              </w:rPr>
-              <w:t xml:space="preserve">0.00015</w:t>
-            </w:r>
-          </w:p>
-        </w:tc>
-      </w:tr>
-      <w:tr>
-        <w:trPr>
-          <w:cantSplit w:val="0"/>
-          <w:tblHeader w:val="0"/>
-        </w:trPr>
-        <w:tc>
-          <w:tcPr>
-            <w:shd w:fill="auto" w:val="clear"/>
-            <w:tcMar>
-              <w:top w:w="100.0" w:type="dxa"/>
-              <w:left w:w="100.0" w:type="dxa"/>
-              <w:bottom w:w="100.0" w:type="dxa"/>
-              <w:right w:w="100.0" w:type="dxa"/>
-            </w:tcMar>
-            <w:vAlign w:val="top"/>
-          </w:tcPr>
-          <w:p>
-            <w:pPr>
-              <w:rPr>
-                <w:rFonts w:ascii="Times New Roman" w:cs="Times New Roman" w:eastAsia="Times New Roman" w:hAnsi="Times New Roman"/>
-                <w:sz w:val="28"/>
-                <w:szCs w:val="28"/>
-              </w:rPr>
-            </w:pPr>
-            <w:r>
-              <w:rPr>
-                <w:rFonts w:ascii="Times New Roman" w:cs="Times New Roman" w:eastAsia="Times New Roman" w:hAnsi="Times New Roman"/>
-                <w:sz w:val="28"/>
-                <w:szCs w:val="28"/>
-                <w:rtl w:val="0"/>
-              </w:rPr>
-              <w:t xml:space="preserve">8</w:t>
-            </w:r>
-          </w:p>
-        </w:tc>
-        <w:tc>
-          <w:tcPr>
-            <w:shd w:fill="auto" w:val="clear"/>
-            <w:tcMar>
-              <w:top w:w="100.0" w:type="dxa"/>
-              <w:left w:w="100.0" w:type="dxa"/>
-              <w:bottom w:w="100.0" w:type="dxa"/>
-              <w:right w:w="100.0" w:type="dxa"/>
-            </w:tcMar>
-            <w:vAlign w:val="top"/>
-          </w:tcPr>
-          <w:p>
-            <w:pPr>
-              <w:rPr>
-                <w:rFonts w:ascii="Times New Roman" w:cs="Times New Roman" w:eastAsia="Times New Roman" w:hAnsi="Times New Roman"/>
-                <w:sz w:val="28"/>
-                <w:szCs w:val="28"/>
-              </w:rPr>
-            </w:pPr>
-            <w:r>
-              <w:rPr>
-                <w:rFonts w:ascii="Times New Roman" w:cs="Times New Roman" w:eastAsia="Times New Roman" w:hAnsi="Times New Roman"/>
-                <w:sz w:val="28"/>
-                <w:szCs w:val="28"/>
-                <w:rtl w:val="0"/>
-              </w:rPr>
-              <w:t xml:space="preserve">0.00017</w:t>
-            </w:r>
-          </w:p>
-        </w:tc>
-      </w:tr>
-      <w:tr>
-        <w:trPr>
-          <w:cantSplit w:val="0"/>
-          <w:tblHeader w:val="0"/>
-        </w:trPr>
-        <w:tc>
-          <w:tcPr>
-            <w:shd w:fill="auto" w:val="clear"/>
-            <w:tcMar>
-              <w:top w:w="100.0" w:type="dxa"/>
-              <w:left w:w="100.0" w:type="dxa"/>
-              <w:bottom w:w="100.0" w:type="dxa"/>
-              <w:right w:w="100.0" w:type="dxa"/>
-            </w:tcMar>
-            <w:vAlign w:val="top"/>
-          </w:tcPr>
-          <w:p>
-            <w:pPr>
-              <w:rPr>
-                <w:rFonts w:ascii="Times New Roman" w:cs="Times New Roman" w:eastAsia="Times New Roman" w:hAnsi="Times New Roman"/>
-                <w:sz w:val="28"/>
-                <w:szCs w:val="28"/>
-              </w:rPr>
-            </w:pPr>
-            <w:r>
-              <w:rPr>
-                <w:rFonts w:ascii="Times New Roman" w:cs="Times New Roman" w:eastAsia="Times New Roman" w:hAnsi="Times New Roman"/>
-                <w:sz w:val="28"/>
-                <w:szCs w:val="28"/>
-                <w:rtl w:val="0"/>
-              </w:rPr>
-              <w:t xml:space="preserve">16</w:t>
-            </w:r>
-          </w:p>
-        </w:tc>
-        <w:tc>
-          <w:tcPr>
-            <w:shd w:fill="auto" w:val="clear"/>
-            <w:tcMar>
-              <w:top w:w="100.0" w:type="dxa"/>
-              <w:left w:w="100.0" w:type="dxa"/>
-              <w:bottom w:w="100.0" w:type="dxa"/>
-              <w:right w:w="100.0" w:type="dxa"/>
-            </w:tcMar>
-            <w:vAlign w:val="top"/>
-          </w:tcPr>
-          <w:p>
-            <w:pPr>
-              <w:rPr>
-                <w:rFonts w:ascii="Times New Roman" w:cs="Times New Roman" w:eastAsia="Times New Roman" w:hAnsi="Times New Roman"/>
-                <w:sz w:val="28"/>
-                <w:szCs w:val="28"/>
-              </w:rPr>
-            </w:pPr>
-            <w:r>
-              <w:rPr>
-                <w:rFonts w:ascii="Times New Roman" w:cs="Times New Roman" w:eastAsia="Times New Roman" w:hAnsi="Times New Roman"/>
-                <w:sz w:val="28"/>
-                <w:szCs w:val="28"/>
-                <w:rtl w:val="0"/>
-              </w:rPr>
-              <w:t xml:space="preserve">0.00047</w:t>
-            </w:r>
-          </w:p>
-        </w:tc>
-      </w:tr>
-      <w:tr>
-        <w:trPr>
-          <w:cantSplit w:val="0"/>
-          <w:tblHeader w:val="0"/>
-        </w:trPr>
-        <w:tc>
-          <w:tcPr>
-            <w:shd w:fill="auto" w:val="clear"/>
-            <w:tcMar>
-              <w:top w:w="100.0" w:type="dxa"/>
-              <w:left w:w="100.0" w:type="dxa"/>
-              <w:bottom w:w="100.0" w:type="dxa"/>
-              <w:right w:w="100.0" w:type="dxa"/>
-            </w:tcMar>
-            <w:vAlign w:val="top"/>
-          </w:tcPr>
-          <w:p>
-            <w:pPr>
-              <w:rPr>
-                <w:rFonts w:ascii="Times New Roman" w:cs="Times New Roman" w:eastAsia="Times New Roman" w:hAnsi="Times New Roman"/>
-                <w:sz w:val="28"/>
-                <w:szCs w:val="28"/>
-              </w:rPr>
-            </w:pPr>
-            <w:r>
-              <w:rPr>
-                <w:rFonts w:ascii="Times New Roman" w:cs="Times New Roman" w:eastAsia="Times New Roman" w:hAnsi="Times New Roman"/>
-                <w:sz w:val="28"/>
-                <w:szCs w:val="28"/>
-                <w:rtl w:val="0"/>
-              </w:rPr>
-              <w:t xml:space="preserve">32</w:t>
-            </w:r>
-          </w:p>
-        </w:tc>
-        <w:tc>
-          <w:tcPr>
-            <w:shd w:fill="auto" w:val="clear"/>
-            <w:tcMar>
-              <w:top w:w="100.0" w:type="dxa"/>
-              <w:left w:w="100.0" w:type="dxa"/>
-              <w:bottom w:w="100.0" w:type="dxa"/>
-              <w:right w:w="100.0" w:type="dxa"/>
-            </w:tcMar>
-            <w:vAlign w:val="top"/>
-          </w:tcPr>
-          <w:p>
-            <w:pPr>
-              <w:rPr>
-                <w:rFonts w:ascii="Times New Roman" w:cs="Times New Roman" w:eastAsia="Times New Roman" w:hAnsi="Times New Roman"/>
-                <w:sz w:val="28"/>
-                <w:szCs w:val="28"/>
-              </w:rPr>
-            </w:pPr>
-            <w:r>
-              <w:rPr>
-                <w:rFonts w:ascii="Times New Roman" w:cs="Times New Roman" w:eastAsia="Times New Roman" w:hAnsi="Times New Roman"/>
-                <w:sz w:val="28"/>
-                <w:szCs w:val="28"/>
-                <w:rtl w:val="0"/>
-              </w:rPr>
-              <w:t xml:space="preserve">0.00145</w:t>
-            </w:r>
-          </w:p>
-        </w:tc>
-      </w:tr>
-      <w:tr>
-        <w:trPr>
-          <w:cantSplit w:val="0"/>
-          <w:tblHeader w:val="0"/>
-        </w:trPr>
-        <w:tc>
-          <w:tcPr>
-            <w:shd w:fill="auto" w:val="clear"/>
-            <w:tcMar>
-              <w:top w:w="100.0" w:type="dxa"/>
-              <w:left w:w="100.0" w:type="dxa"/>
-              <w:bottom w:w="100.0" w:type="dxa"/>
-              <w:right w:w="100.0" w:type="dxa"/>
-            </w:tcMar>
-            <w:vAlign w:val="top"/>
-          </w:tcPr>
-          <w:p>
-            <w:pPr>
-              <w:rPr>
-                <w:rFonts w:ascii="Times New Roman" w:cs="Times New Roman" w:eastAsia="Times New Roman" w:hAnsi="Times New Roman"/>
-                <w:sz w:val="28"/>
-                <w:szCs w:val="28"/>
-              </w:rPr>
-            </w:pPr>
-            <w:r>
-              <w:rPr>
-                <w:rFonts w:ascii="Times New Roman" w:cs="Times New Roman" w:eastAsia="Times New Roman" w:hAnsi="Times New Roman"/>
-                <w:sz w:val="28"/>
-                <w:szCs w:val="28"/>
-                <w:rtl w:val="0"/>
-              </w:rPr>
-              <w:t xml:space="preserve">64</w:t>
-            </w:r>
-          </w:p>
-        </w:tc>
-        <w:tc>
-          <w:tcPr>
-            <w:shd w:fill="auto" w:val="clear"/>
-            <w:tcMar>
-              <w:top w:w="100.0" w:type="dxa"/>
-              <w:left w:w="100.0" w:type="dxa"/>
-              <w:bottom w:w="100.0" w:type="dxa"/>
-              <w:right w:w="100.0" w:type="dxa"/>
-            </w:tcMar>
-            <w:vAlign w:val="top"/>
-          </w:tcPr>
-          <w:p>
-            <w:pPr>
-              <w:rPr>
-                <w:rFonts w:ascii="Times New Roman" w:cs="Times New Roman" w:eastAsia="Times New Roman" w:hAnsi="Times New Roman"/>
-                <w:sz w:val="28"/>
-                <w:szCs w:val="28"/>
-              </w:rPr>
-            </w:pPr>
-            <w:r>
-              <w:rPr>
-                <w:rFonts w:ascii="Times New Roman" w:cs="Times New Roman" w:eastAsia="Times New Roman" w:hAnsi="Times New Roman"/>
-                <w:sz w:val="28"/>
-                <w:szCs w:val="28"/>
-                <w:rtl w:val="0"/>
-              </w:rPr>
-              <w:t xml:space="preserve">0.00432</w:t>
-            </w:r>
-          </w:p>
-        </w:tc>
-      </w:tr>
-    </w:tbl>
-    <w:p>
-      <w:pPr>
-        <w:widowControl w:val="1"/>
-        <w:ind w:firstLine="709"/>
-        <w:jc w:val="center"/>
-        <w:rPr>
-          <w:rFonts w:ascii="Times New Roman" w:cs="Times New Roman" w:eastAsia="Times New Roman" w:hAnsi="Times New Roman"/>
-          <w:sz w:val="28"/>
-          <w:szCs w:val="28"/>
-        </w:rPr>
-      </w:pPr>
-      <w:r>
-        <w:br w:type="page"/>
-      </w:r>
-      <w:r>
-        <w:rPr>
-          <w:rtl w:val="0"/>
-        </w:rPr>
-      </w:r>
-    </w:p>
-    <w:p>
-      <w:pPr>
-        <w:widowControl w:val="1"/>
-        <w:ind w:firstLine="709"/>
-        <w:jc w:val="center"/>
-        <w:rPr>
-          <w:rFonts w:ascii="Times New Roman" w:cs="Times New Roman" w:eastAsia="Times New Roman" w:hAnsi="Times New Roman"/>
-          <w:b w:val="1"/>
-          <w:bCs w:val="1"/>
-          <w:sz w:val="28"/>
-          <w:szCs w:val="28"/>
-        </w:rPr>
-      </w:pPr>
-      <w:r>
-        <w:rPr>
-          <w:rFonts w:ascii="Times New Roman" w:cs="Times New Roman" w:eastAsia="Times New Roman" w:hAnsi="Times New Roman"/>
-          <w:b w:val="1"/>
-          <w:bCs w:val="1"/>
-          <w:sz w:val="28"/>
-          <w:szCs w:val="28"/>
-          <w:rtl w:val="0"/>
-        </w:rPr>
-        <w:t xml:space="preserve">ПРИЛОЖЕНИЕ В</w:t>
-      </w:r>
-    </w:p>
-    <w:p>
-      <w:pPr>
-        <w:widowControl w:val="1"/>
-        <w:spacing w:line="360" w:lineRule="auto"/>
-        <w:ind w:firstLine="709"/>
-        <w:jc w:val="center"/>
-        <w:rPr>
-          <w:rFonts w:ascii="Times New Roman" w:cs="Times New Roman" w:eastAsia="Times New Roman" w:hAnsi="Times New Roman"/>
-          <w:b w:val="1"/>
-          <w:bCs w:val="1"/>
-          <w:sz w:val="28"/>
-          <w:szCs w:val="28"/>
-        </w:rPr>
-      </w:pPr>
-      <w:r>
-        <w:rPr>
-          <w:rFonts w:ascii="Times New Roman" w:cs="Times New Roman" w:eastAsia="Times New Roman" w:hAnsi="Times New Roman"/>
-          <w:b w:val="1"/>
-          <w:bCs w:val="1"/>
-          <w:sz w:val="28"/>
-          <w:szCs w:val="28"/>
-          <w:rtl w:val="0"/>
-        </w:rPr>
-        <w:t xml:space="preserve">ПРИМЕРЫ РАБОТЫ ПРОГРАММЫ</w:t>
-      </w:r>
-    </w:p>
-    <w:p>
-      <w:pPr>
-        <w:widowControl w:val="1"/>
-        <w:spacing w:line="360" w:lineRule="auto"/>
-        <w:ind w:firstLine="709"/>
-        <w:jc w:val="both"/>
-        <w:rPr>
-          <w:rFonts w:ascii="Times New Roman" w:cs="Times New Roman" w:eastAsia="Times New Roman" w:hAnsi="Times New Roman"/>
-          <w:sz w:val="28"/>
-          <w:szCs w:val="28"/>
-        </w:rPr>
-      </w:pPr>
-      <w:r>
-        <w:rPr>
-          <w:rFonts w:ascii="Times New Roman" w:cs="Times New Roman" w:eastAsia="Times New Roman" w:hAnsi="Times New Roman"/>
-          <w:sz w:val="28"/>
-          <w:szCs w:val="28"/>
-          <w:rtl w:val="0"/>
-        </w:rPr>
-        <w:t xml:space="preserve">Примеры работы программы:</w:t>
-      </w:r>
-    </w:p>
-    <w:p>
-      <w:pPr>
-        <w:widowControl w:val="1"/>
-        <w:spacing w:line="360" w:lineRule="auto"/>
-        <w:ind w:firstLine="709"/>
-        <w:jc w:val="both"/>
-        <w:rPr>
-          <w:rFonts w:ascii="Times New Roman" w:cs="Times New Roman" w:eastAsia="Times New Roman" w:hAnsi="Times New Roman"/>
-          <w:i w:val="1"/>
-          <w:iCs w:val="1"/>
-          <w:sz w:val="20"/>
-          <w:szCs w:val="20"/>
-        </w:rPr>
-      </w:pPr>
-      <w:r>
-        <w:rPr>
-          <w:rFonts w:ascii="Times New Roman" w:cs="Times New Roman" w:eastAsia="Times New Roman" w:hAnsi="Times New Roman"/>
-          <w:i w:val="1"/>
-          <w:iCs w:val="1"/>
-          <w:sz w:val="20"/>
-          <w:szCs w:val="20"/>
-          <w:rtl w:val="0"/>
-        </w:rPr>
-        <w:t xml:space="preserve">0 proccess send "бетон" to proccess 1</w:t>
-      </w:r>
-    </w:p>
-    <w:p>
-      <w:pPr>
-        <w:widowControl w:val="1"/>
-        <w:spacing w:line="360" w:lineRule="auto"/>
-        <w:ind w:firstLine="709"/>
-        <w:jc w:val="both"/>
-        <w:rPr>
-          <w:rFonts w:ascii="Times New Roman" w:cs="Times New Roman" w:eastAsia="Times New Roman" w:hAnsi="Times New Roman"/>
-          <w:i w:val="1"/>
-          <w:iCs w:val="1"/>
-          <w:sz w:val="20"/>
-          <w:szCs w:val="20"/>
-        </w:rPr>
-      </w:pPr>
-      <w:r>
-        <w:rPr>
-          <w:rFonts w:ascii="Times New Roman" w:cs="Times New Roman" w:eastAsia="Times New Roman" w:hAnsi="Times New Roman"/>
-          <w:i w:val="1"/>
-          <w:iCs w:val="1"/>
-          <w:sz w:val="20"/>
-          <w:szCs w:val="20"/>
-          <w:rtl w:val="0"/>
-        </w:rPr>
-        <w:t xml:space="preserve">1 proccess send "несъедобное" to 0 proccess</w:t>
-      </w:r>
-    </w:p>
-    <w:p>
-      <w:pPr>
-        <w:widowControl w:val="1"/>
-        <w:spacing w:line="360" w:lineRule="auto"/>
-        <w:ind w:firstLine="709"/>
-        <w:jc w:val="both"/>
-        <w:rPr>
-          <w:rFonts w:ascii="Times New Roman" w:cs="Times New Roman" w:eastAsia="Times New Roman" w:hAnsi="Times New Roman"/>
-          <w:i w:val="1"/>
-          <w:iCs w:val="1"/>
-          <w:sz w:val="20"/>
-          <w:szCs w:val="20"/>
-        </w:rPr>
-      </w:pPr>
-      <w:r>
-        <w:rPr>
-          <w:rFonts w:ascii="Times New Roman" w:cs="Times New Roman" w:eastAsia="Times New Roman" w:hAnsi="Times New Roman"/>
-          <w:i w:val="1"/>
-          <w:iCs w:val="1"/>
-          <w:sz w:val="20"/>
-          <w:szCs w:val="20"/>
-          <w:rtl w:val="0"/>
-        </w:rPr>
-        <w:t xml:space="preserve">0 proccess send "каша" to proccess 2</w:t>
-      </w:r>
-    </w:p>
-    <w:p>
-      <w:pPr>
-        <w:widowControl w:val="1"/>
-        <w:spacing w:line="360" w:lineRule="auto"/>
-        <w:ind w:firstLine="709"/>
-        <w:jc w:val="both"/>
-        <w:rPr>
-          <w:rFonts w:ascii="Times New Roman" w:cs="Times New Roman" w:eastAsia="Times New Roman" w:hAnsi="Times New Roman"/>
-          <w:i w:val="1"/>
-          <w:iCs w:val="1"/>
-          <w:sz w:val="20"/>
-          <w:szCs w:val="20"/>
-        </w:rPr>
-      </w:pPr>
-      <w:r>
-        <w:rPr>
-          <w:rFonts w:ascii="Times New Roman" w:cs="Times New Roman" w:eastAsia="Times New Roman" w:hAnsi="Times New Roman"/>
-          <w:i w:val="1"/>
-          <w:iCs w:val="1"/>
-          <w:sz w:val="20"/>
-          <w:szCs w:val="20"/>
-          <w:rtl w:val="0"/>
-        </w:rPr>
-        <w:t xml:space="preserve">2 proccess send "съедобное" to 0 proccess</w:t>
-      </w:r>
-    </w:p>
-    <w:p>
-      <w:pPr>
-        <w:widowControl w:val="1"/>
-        <w:spacing w:line="360" w:lineRule="auto"/>
-        <w:ind w:firstLine="709"/>
-        <w:jc w:val="both"/>
-        <w:rPr>
-          <w:rFonts w:ascii="Times New Roman" w:cs="Times New Roman" w:eastAsia="Times New Roman" w:hAnsi="Times New Roman"/>
-          <w:i w:val="1"/>
-          <w:iCs w:val="1"/>
-          <w:sz w:val="20"/>
-          <w:szCs w:val="20"/>
-        </w:rPr>
-      </w:pPr>
-      <w:r>
-        <w:rPr>
-          <w:rFonts w:ascii="Times New Roman" w:cs="Times New Roman" w:eastAsia="Times New Roman" w:hAnsi="Times New Roman"/>
-          <w:i w:val="1"/>
-          <w:iCs w:val="1"/>
-          <w:sz w:val="20"/>
-          <w:szCs w:val="20"/>
-          <w:rtl w:val="0"/>
-        </w:rPr>
-        <w:t xml:space="preserve">0 proccess send "помидорка" to proccess 3</w:t>
-      </w:r>
-    </w:p>
-    <w:p>
-      <w:pPr>
-        <w:widowControl w:val="1"/>
-        <w:spacing w:line="360" w:lineRule="auto"/>
-        <w:ind w:firstLine="709"/>
-        <w:jc w:val="both"/>
-        <w:rPr>
-          <w:rFonts w:ascii="Times New Roman" w:cs="Times New Roman" w:eastAsia="Times New Roman" w:hAnsi="Times New Roman"/>
-          <w:i w:val="1"/>
-          <w:iCs w:val="1"/>
-          <w:sz w:val="20"/>
-          <w:szCs w:val="20"/>
-        </w:rPr>
-      </w:pPr>
-      <w:r>
-        <w:rPr>
-          <w:rFonts w:ascii="Times New Roman" w:cs="Times New Roman" w:eastAsia="Times New Roman" w:hAnsi="Times New Roman"/>
-          <w:i w:val="1"/>
-          <w:iCs w:val="1"/>
-          <w:sz w:val="20"/>
-          <w:szCs w:val="20"/>
-          <w:rtl w:val="0"/>
-        </w:rPr>
-        <w:t xml:space="preserve">3 proccess send "съедобное" to 0 proccess</w:t>
-      </w:r>
-    </w:p>
-    <w:p>
-      <w:pPr>
-        <w:widowControl w:val="1"/>
-        <w:spacing w:line="360" w:lineRule="auto"/>
-        <w:ind w:firstLine="709"/>
-        <w:jc w:val="both"/>
-        <w:rPr>
-          <w:rFonts w:ascii="Times New Roman" w:cs="Times New Roman" w:eastAsia="Times New Roman" w:hAnsi="Times New Roman"/>
-          <w:i w:val="1"/>
-          <w:iCs w:val="1"/>
-          <w:sz w:val="20"/>
-          <w:szCs w:val="20"/>
-        </w:rPr>
-      </w:pPr>
-      <w:r>
-        <w:rPr>
-          <w:rFonts w:ascii="Times New Roman" w:cs="Times New Roman" w:eastAsia="Times New Roman" w:hAnsi="Times New Roman"/>
-          <w:i w:val="1"/>
-          <w:iCs w:val="1"/>
-          <w:sz w:val="20"/>
-          <w:szCs w:val="20"/>
-          <w:rtl w:val="0"/>
-        </w:rPr>
-        <w:t xml:space="preserve">0 proccess send "помидорка" to proccess 4</w:t>
-      </w:r>
-    </w:p>
-    <w:p>
-      <w:pPr>
-        <w:widowControl w:val="1"/>
-        <w:spacing w:line="360" w:lineRule="auto"/>
-        <w:ind w:firstLine="709"/>
-        <w:jc w:val="both"/>
-        <w:rPr>
-          <w:rFonts w:ascii="Times New Roman" w:cs="Times New Roman" w:eastAsia="Times New Roman" w:hAnsi="Times New Roman"/>
-          <w:i w:val="1"/>
-          <w:iCs w:val="1"/>
-          <w:sz w:val="20"/>
-          <w:szCs w:val="20"/>
-        </w:rPr>
-      </w:pPr>
-      <w:r>
-        <w:rPr>
-          <w:rFonts w:ascii="Times New Roman" w:cs="Times New Roman" w:eastAsia="Times New Roman" w:hAnsi="Times New Roman"/>
-          <w:i w:val="1"/>
-          <w:iCs w:val="1"/>
-          <w:sz w:val="20"/>
-          <w:szCs w:val="20"/>
-          <w:rtl w:val="0"/>
-        </w:rPr>
-        <w:t xml:space="preserve">4 proccess send "съедобное" to 0 proccess</w:t>
-      </w:r>
-    </w:p>
-    <w:p>
-      <w:pPr>
-        <w:widowControl w:val="1"/>
-        <w:spacing w:line="360" w:lineRule="auto"/>
-        <w:ind w:firstLine="709"/>
-        <w:jc w:val="both"/>
-        <w:rPr>
-          <w:rFonts w:ascii="Times New Roman" w:cs="Times New Roman" w:eastAsia="Times New Roman" w:hAnsi="Times New Roman"/>
-          <w:i w:val="1"/>
-          <w:iCs w:val="1"/>
-          <w:sz w:val="20"/>
-          <w:szCs w:val="20"/>
-        </w:rPr>
-      </w:pPr>
-      <w:r>
-        <w:rPr>
-          <w:rFonts w:ascii="Times New Roman" w:cs="Times New Roman" w:eastAsia="Times New Roman" w:hAnsi="Times New Roman"/>
-          <w:i w:val="1"/>
-          <w:iCs w:val="1"/>
-          <w:sz w:val="20"/>
-          <w:szCs w:val="20"/>
-          <w:rtl w:val="0"/>
-        </w:rPr>
-        <w:t xml:space="preserve">0 proccess send "бетон" to proccess 5</w:t>
-      </w:r>
-    </w:p>
-    <w:p>
-      <w:pPr>
-        <w:widowControl w:val="1"/>
-        <w:spacing w:line="360" w:lineRule="auto"/>
-        <w:ind w:firstLine="709"/>
-        <w:jc w:val="both"/>
-        <w:rPr>
-          <w:rFonts w:ascii="Times New Roman" w:cs="Times New Roman" w:eastAsia="Times New Roman" w:hAnsi="Times New Roman"/>
-          <w:i w:val="1"/>
-          <w:iCs w:val="1"/>
-          <w:sz w:val="20"/>
-          <w:szCs w:val="20"/>
-        </w:rPr>
-      </w:pPr>
-      <w:r>
-        <w:rPr>
-          <w:rFonts w:ascii="Times New Roman" w:cs="Times New Roman" w:eastAsia="Times New Roman" w:hAnsi="Times New Roman"/>
-          <w:i w:val="1"/>
-          <w:iCs w:val="1"/>
-          <w:sz w:val="20"/>
-          <w:szCs w:val="20"/>
-          <w:rtl w:val="0"/>
-        </w:rPr>
-        <w:t xml:space="preserve">5 proccess send "несъедобное" to 0 proccess</w:t>
-      </w:r>
-    </w:p>
-    <w:p>
-      <w:pPr>
-        <w:widowControl w:val="1"/>
-        <w:spacing w:line="360" w:lineRule="auto"/>
-        <w:ind w:firstLine="709"/>
-        <w:jc w:val="both"/>
-        <w:rPr>
-          <w:rFonts w:ascii="Times New Roman" w:cs="Times New Roman" w:eastAsia="Times New Roman" w:hAnsi="Times New Roman"/>
-          <w:i w:val="1"/>
-          <w:iCs w:val="1"/>
-          <w:sz w:val="20"/>
-          <w:szCs w:val="20"/>
-        </w:rPr>
-      </w:pPr>
-      <w:r>
-        <w:rPr>
-          <w:rFonts w:ascii="Times New Roman" w:cs="Times New Roman" w:eastAsia="Times New Roman" w:hAnsi="Times New Roman"/>
-          <w:i w:val="1"/>
-          <w:iCs w:val="1"/>
-          <w:sz w:val="20"/>
-          <w:szCs w:val="20"/>
-          <w:rtl w:val="0"/>
-        </w:rPr>
-        <w:t xml:space="preserve">0 proccess send "гвоздь" to proccess 6</w:t>
-      </w:r>
-    </w:p>
-    <w:p>
-      <w:pPr>
-        <w:widowControl w:val="1"/>
-        <w:spacing w:line="360" w:lineRule="auto"/>
-        <w:ind w:firstLine="709"/>
-        <w:jc w:val="both"/>
-        <w:rPr>
-          <w:rFonts w:ascii="Times New Roman" w:cs="Times New Roman" w:eastAsia="Times New Roman" w:hAnsi="Times New Roman"/>
-          <w:i w:val="1"/>
-          <w:iCs w:val="1"/>
-          <w:sz w:val="20"/>
-          <w:szCs w:val="20"/>
-        </w:rPr>
-      </w:pPr>
-      <w:r>
-        <w:rPr>
-          <w:rFonts w:ascii="Times New Roman" w:cs="Times New Roman" w:eastAsia="Times New Roman" w:hAnsi="Times New Roman"/>
-          <w:i w:val="1"/>
-          <w:iCs w:val="1"/>
-          <w:sz w:val="20"/>
-          <w:szCs w:val="20"/>
-          <w:rtl w:val="0"/>
-        </w:rPr>
-        <w:t xml:space="preserve">6 proccess send "несъедобное" to 0 proccess</w:t>
-      </w:r>
-    </w:p>
-    <w:p>
-      <w:pPr>
-        <w:widowControl w:val="1"/>
-        <w:spacing w:line="360" w:lineRule="auto"/>
-        <w:ind w:firstLine="709"/>
-        <w:jc w:val="both"/>
-        <w:rPr>
-          <w:rFonts w:ascii="Times New Roman" w:cs="Times New Roman" w:eastAsia="Times New Roman" w:hAnsi="Times New Roman"/>
-          <w:i w:val="1"/>
-          <w:iCs w:val="1"/>
-          <w:sz w:val="20"/>
-          <w:szCs w:val="20"/>
-        </w:rPr>
-      </w:pPr>
-      <w:r>
-        <w:rPr>
-          <w:rFonts w:ascii="Times New Roman" w:cs="Times New Roman" w:eastAsia="Times New Roman" w:hAnsi="Times New Roman"/>
-          <w:i w:val="1"/>
-          <w:iCs w:val="1"/>
-          <w:sz w:val="20"/>
-          <w:szCs w:val="20"/>
-          <w:rtl w:val="0"/>
-        </w:rPr>
-        <w:t xml:space="preserve">0 proccess send "телефон" to proccess 7</w:t>
-      </w:r>
-    </w:p>
-    <w:p>
-      <w:pPr>
-        <w:widowControl w:val="1"/>
-        <w:spacing w:line="360" w:lineRule="auto"/>
-        <w:ind w:firstLine="709"/>
-        <w:jc w:val="both"/>
-        <w:rPr>
-          <w:rFonts w:ascii="Times New Roman" w:cs="Times New Roman" w:eastAsia="Times New Roman" w:hAnsi="Times New Roman"/>
-          <w:i w:val="1"/>
-          <w:iCs w:val="1"/>
-          <w:sz w:val="20"/>
-          <w:szCs w:val="20"/>
-        </w:rPr>
-      </w:pPr>
-      <w:r>
-        <w:rPr>
-          <w:rFonts w:ascii="Times New Roman" w:cs="Times New Roman" w:eastAsia="Times New Roman" w:hAnsi="Times New Roman"/>
-          <w:i w:val="1"/>
-          <w:iCs w:val="1"/>
-          <w:sz w:val="20"/>
-          <w:szCs w:val="20"/>
-          <w:rtl w:val="0"/>
-        </w:rPr>
-        <w:t xml:space="preserve">7 proccess send "несъедобное" to 0 proccess</w:t>
-      </w:r>
-    </w:p>
-    <w:p>
-      <w:pPr>
-        <w:widowControl w:val="1"/>
-        <w:spacing w:line="360" w:lineRule="auto"/>
-        <w:ind w:firstLine="709"/>
-        <w:jc w:val="both"/>
-        <w:rPr>
-          <w:rFonts w:ascii="Times New Roman" w:cs="Times New Roman" w:eastAsia="Times New Roman" w:hAnsi="Times New Roman"/>
-          <w:i w:val="1"/>
-          <w:iCs w:val="1"/>
-          <w:sz w:val="20"/>
-          <w:szCs w:val="20"/>
-        </w:rPr>
-      </w:pPr>
-      <w:r>
-        <w:rPr>
-          <w:rFonts w:ascii="Times New Roman" w:cs="Times New Roman" w:eastAsia="Times New Roman" w:hAnsi="Times New Roman"/>
-          <w:i w:val="1"/>
-          <w:iCs w:val="1"/>
-          <w:sz w:val="20"/>
-          <w:szCs w:val="20"/>
-          <w:rtl w:val="0"/>
-        </w:rPr>
-        <w:t xml:space="preserve">…</w:t>
-      </w:r>
-    </w:p>
-    <w:p>
-      <w:pPr>
-        <w:widowControl w:val="1"/>
-        <w:spacing w:line="360" w:lineRule="auto"/>
-        <w:ind w:firstLine="709"/>
-        <w:jc w:val="both"/>
-        <w:rPr>
-          <w:rFonts w:ascii="Times New Roman" w:cs="Times New Roman" w:eastAsia="Times New Roman" w:hAnsi="Times New Roman"/>
-          <w:i w:val="1"/>
-          <w:iCs w:val="1"/>
-          <w:sz w:val="20"/>
-          <w:szCs w:val="20"/>
-        </w:rPr>
-      </w:pPr>
-      <w:r>
-        <w:rPr>
-          <w:rFonts w:ascii="Times New Roman" w:cs="Times New Roman" w:eastAsia="Times New Roman" w:hAnsi="Times New Roman"/>
-          <w:i w:val="1"/>
-          <w:iCs w:val="1"/>
-          <w:sz w:val="20"/>
-          <w:szCs w:val="20"/>
-          <w:rtl w:val="0"/>
-        </w:rPr>
-        <w:t xml:space="preserve">0 proccess send "бетон" to proccess 1</w:t>
-      </w:r>
-    </w:p>
-    <w:p>
-      <w:pPr>
-        <w:widowControl w:val="1"/>
-        <w:spacing w:line="360" w:lineRule="auto"/>
-        <w:ind w:firstLine="709"/>
-        <w:jc w:val="both"/>
-        <w:rPr>
-          <w:rFonts w:ascii="Times New Roman" w:cs="Times New Roman" w:eastAsia="Times New Roman" w:hAnsi="Times New Roman"/>
-          <w:i w:val="1"/>
-          <w:iCs w:val="1"/>
-          <w:sz w:val="20"/>
-          <w:szCs w:val="20"/>
-        </w:rPr>
-      </w:pPr>
-      <w:r>
-        <w:rPr>
-          <w:rFonts w:ascii="Times New Roman" w:cs="Times New Roman" w:eastAsia="Times New Roman" w:hAnsi="Times New Roman"/>
-          <w:i w:val="1"/>
-          <w:iCs w:val="1"/>
-          <w:sz w:val="20"/>
-          <w:szCs w:val="20"/>
-          <w:rtl w:val="0"/>
-        </w:rPr>
-        <w:t xml:space="preserve">1 proccess send "несъедобное" to 0 proccess</w:t>
-      </w:r>
-    </w:p>
-    <w:p>
-      <w:pPr>
-        <w:widowControl w:val="1"/>
-        <w:spacing w:line="360" w:lineRule="auto"/>
-        <w:ind w:firstLine="709"/>
-        <w:jc w:val="both"/>
-        <w:rPr>
-          <w:rFonts w:ascii="Times New Roman" w:cs="Times New Roman" w:eastAsia="Times New Roman" w:hAnsi="Times New Roman"/>
-          <w:i w:val="1"/>
-          <w:iCs w:val="1"/>
-          <w:sz w:val="20"/>
-          <w:szCs w:val="20"/>
-        </w:rPr>
-      </w:pPr>
-      <w:r>
-        <w:rPr>
-          <w:rFonts w:ascii="Times New Roman" w:cs="Times New Roman" w:eastAsia="Times New Roman" w:hAnsi="Times New Roman"/>
-          <w:i w:val="1"/>
-          <w:iCs w:val="1"/>
-          <w:sz w:val="20"/>
-          <w:szCs w:val="20"/>
-          <w:rtl w:val="0"/>
-        </w:rPr>
-        <w:t xml:space="preserve">0 proccess send "каша" to proccess 2</w:t>
-      </w:r>
-    </w:p>
-    <w:p>
-      <w:pPr>
-        <w:widowControl w:val="1"/>
-        <w:spacing w:line="360" w:lineRule="auto"/>
-        <w:ind w:firstLine="709"/>
-        <w:jc w:val="both"/>
-        <w:rPr>
-          <w:rFonts w:ascii="Times New Roman" w:cs="Times New Roman" w:eastAsia="Times New Roman" w:hAnsi="Times New Roman"/>
-          <w:i w:val="1"/>
-          <w:iCs w:val="1"/>
-          <w:sz w:val="20"/>
-          <w:szCs w:val="20"/>
-        </w:rPr>
-      </w:pPr>
-      <w:r>
-        <w:rPr>
-          <w:rFonts w:ascii="Times New Roman" w:cs="Times New Roman" w:eastAsia="Times New Roman" w:hAnsi="Times New Roman"/>
-          <w:i w:val="1"/>
-          <w:iCs w:val="1"/>
-          <w:sz w:val="20"/>
-          <w:szCs w:val="20"/>
-          <w:rtl w:val="0"/>
-        </w:rPr>
-        <w:t xml:space="preserve">2 proccess send "съедобное" to 0 proccess</w:t>
-      </w:r>
-    </w:p>
-    <w:p>
-      <w:pPr>
-        <w:widowControl w:val="1"/>
-        <w:spacing w:line="360" w:lineRule="auto"/>
-        <w:ind w:firstLine="709"/>
-        <w:jc w:val="both"/>
-        <w:rPr>
-          <w:rFonts w:ascii="Times New Roman" w:cs="Times New Roman" w:eastAsia="Times New Roman" w:hAnsi="Times New Roman"/>
-          <w:i w:val="1"/>
-          <w:iCs w:val="1"/>
-          <w:sz w:val="20"/>
-          <w:szCs w:val="20"/>
-        </w:rPr>
-      </w:pPr>
-      <w:r>
-        <w:rPr>
-          <w:rFonts w:ascii="Times New Roman" w:cs="Times New Roman" w:eastAsia="Times New Roman" w:hAnsi="Times New Roman"/>
-          <w:i w:val="1"/>
-          <w:iCs w:val="1"/>
-          <w:sz w:val="20"/>
-          <w:szCs w:val="20"/>
-          <w:rtl w:val="0"/>
-        </w:rPr>
-        <w:t xml:space="preserve">0 proccess send "гвоздь" to proccess 3</w:t>
-      </w:r>
-    </w:p>
-    <w:p>
-      <w:pPr>
-        <w:widowControl w:val="1"/>
-        <w:spacing w:line="360" w:lineRule="auto"/>
-        <w:ind w:firstLine="709"/>
-        <w:jc w:val="both"/>
-        <w:rPr>
-          <w:rFonts w:ascii="Times New Roman" w:cs="Times New Roman" w:eastAsia="Times New Roman" w:hAnsi="Times New Roman"/>
-          <w:i w:val="1"/>
-          <w:iCs w:val="1"/>
-          <w:sz w:val="20"/>
-          <w:szCs w:val="20"/>
-        </w:rPr>
-      </w:pPr>
-      <w:r>
-        <w:rPr>
-          <w:rFonts w:ascii="Times New Roman" w:cs="Times New Roman" w:eastAsia="Times New Roman" w:hAnsi="Times New Roman"/>
-          <w:i w:val="1"/>
-          <w:iCs w:val="1"/>
-          <w:sz w:val="20"/>
-          <w:szCs w:val="20"/>
-          <w:rtl w:val="0"/>
-        </w:rPr>
-        <w:t xml:space="preserve">3 proccess send "несъедобное" to 0 proccess</w:t>
+        <w:t xml:space="preserve">import pandas as pd</w:t>
+      </w:r>
+    </w:p>
+    <w:p>
+      <w:pPr>
+        <w:widowControl w:val="1"/>
+        <w:spacing w:line="360" w:lineRule="auto"/>
+        <w:ind w:firstLine="709"/>
+        <w:jc w:val="both"/>
+        <w:rPr>
+          <w:rFonts w:ascii="Times New Roman" w:cs="Times New Roman" w:eastAsia="Times New Roman" w:hAnsi="Times New Roman"/>
+          <w:i w:val="1"/>
+          <w:iCs w:val="1"/>
+          <w:sz w:val="20"/>
+          <w:szCs w:val="20"/>
+        </w:rPr>
+      </w:pPr>
+      <w:r>
+        <w:rPr>
+          <w:rFonts w:ascii="Times New Roman" w:cs="Times New Roman" w:eastAsia="Times New Roman" w:hAnsi="Times New Roman"/>
+          <w:i w:val="1"/>
+          <w:iCs w:val="1"/>
+          <w:sz w:val="20"/>
+          <w:szCs w:val="20"/>
+          <w:rtl w:val="0"/>
+        </w:rPr>
+        <w:t xml:space="preserve">import numpy as np</w:t>
+      </w:r>
+    </w:p>
+    <w:p>
+      <w:pPr>
+        <w:widowControl w:val="1"/>
+        <w:spacing w:line="360" w:lineRule="auto"/>
+        <w:ind w:firstLine="709"/>
+        <w:jc w:val="both"/>
+        <w:rPr>
+          <w:rFonts w:ascii="Times New Roman" w:cs="Times New Roman" w:eastAsia="Times New Roman" w:hAnsi="Times New Roman"/>
+          <w:i w:val="1"/>
+          <w:iCs w:val="1"/>
+          <w:sz w:val="20"/>
+          <w:szCs w:val="20"/>
+        </w:rPr>
+      </w:pPr>
+      <w:r>
+        <w:rPr>
+          <w:rFonts w:ascii="Times New Roman" w:cs="Times New Roman" w:eastAsia="Times New Roman" w:hAnsi="Times New Roman"/>
+          <w:i w:val="1"/>
+          <w:iCs w:val="1"/>
+          <w:sz w:val="20"/>
+          <w:szCs w:val="20"/>
+          <w:rtl w:val="0"/>
+        </w:rPr>
+        <w:t xml:space="preserve">import matplotlib.pyplot as plt</w:t>
+      </w:r>
+    </w:p>
+    <w:p>
+      <w:pPr>
+        <w:widowControl w:val="1"/>
+        <w:spacing w:line="360" w:lineRule="auto"/>
+        <w:ind w:firstLine="709"/>
+        <w:jc w:val="both"/>
+        <w:rPr>
+          <w:rFonts w:ascii="Times New Roman" w:cs="Times New Roman" w:eastAsia="Times New Roman" w:hAnsi="Times New Roman"/>
+          <w:i w:val="1"/>
+          <w:iCs w:val="1"/>
+          <w:sz w:val="20"/>
+          <w:szCs w:val="20"/>
+        </w:rPr>
+      </w:pPr>
+      <w:r>
+        <w:rPr>
+          <w:rFonts w:ascii="Times New Roman" w:cs="Times New Roman" w:eastAsia="Times New Roman" w:hAnsi="Times New Roman"/>
+          <w:i w:val="1"/>
+          <w:iCs w:val="1"/>
+          <w:sz w:val="20"/>
+          <w:szCs w:val="20"/>
+          <w:rtl w:val="0"/>
+        </w:rPr>
+        <w:t xml:space="preserve">df = pd.read_csv(</w:t>
+      </w:r>
+    </w:p>
+    <w:p>
+      <w:pPr>
+        <w:widowControl w:val="1"/>
+        <w:spacing w:line="360" w:lineRule="auto"/>
+        <w:ind w:firstLine="709"/>
+        <w:jc w:val="both"/>
+        <w:rPr>
+          <w:rFonts w:ascii="Times New Roman" w:cs="Times New Roman" w:eastAsia="Times New Roman" w:hAnsi="Times New Roman"/>
+          <w:i w:val="1"/>
+          <w:iCs w:val="1"/>
+          <w:sz w:val="20"/>
+          <w:szCs w:val="20"/>
+        </w:rPr>
+      </w:pPr>
+      <w:r>
+        <w:rPr>
+          <w:rFonts w:ascii="Times New Roman" w:cs="Times New Roman" w:eastAsia="Times New Roman" w:hAnsi="Times New Roman"/>
+          <w:i w:val="1"/>
+          <w:iCs w:val="1"/>
+          <w:sz w:val="20"/>
+          <w:szCs w:val="20"/>
+          <w:rtl w:val="0"/>
+        </w:rPr>
+        <w:t xml:space="preserve">    'data.txt',</w:t>
+      </w:r>
+    </w:p>
+    <w:p>
+      <w:pPr>
+        <w:widowControl w:val="1"/>
+        <w:spacing w:line="360" w:lineRule="auto"/>
+        <w:ind w:firstLine="709"/>
+        <w:jc w:val="both"/>
+        <w:rPr>
+          <w:rFonts w:ascii="Times New Roman" w:cs="Times New Roman" w:eastAsia="Times New Roman" w:hAnsi="Times New Roman"/>
+          <w:i w:val="1"/>
+          <w:iCs w:val="1"/>
+          <w:sz w:val="20"/>
+          <w:szCs w:val="20"/>
+        </w:rPr>
+      </w:pPr>
+      <w:r>
+        <w:rPr>
+          <w:rFonts w:ascii="Times New Roman" w:cs="Times New Roman" w:eastAsia="Times New Roman" w:hAnsi="Times New Roman"/>
+          <w:i w:val="1"/>
+          <w:iCs w:val="1"/>
+          <w:sz w:val="20"/>
+          <w:szCs w:val="20"/>
+          <w:rtl w:val="0"/>
+        </w:rPr>
+        <w:t xml:space="preserve">    sep=';',</w:t>
+      </w:r>
+    </w:p>
+    <w:p>
+      <w:pPr>
+        <w:widowControl w:val="1"/>
+        <w:spacing w:line="360" w:lineRule="auto"/>
+        <w:ind w:firstLine="709"/>
+        <w:jc w:val="both"/>
+        <w:rPr>
+          <w:rFonts w:ascii="Times New Roman" w:cs="Times New Roman" w:eastAsia="Times New Roman" w:hAnsi="Times New Roman"/>
+          <w:i w:val="1"/>
+          <w:iCs w:val="1"/>
+          <w:sz w:val="20"/>
+          <w:szCs w:val="20"/>
+        </w:rPr>
+      </w:pPr>
+      <w:r>
+        <w:rPr>
+          <w:rFonts w:ascii="Times New Roman" w:cs="Times New Roman" w:eastAsia="Times New Roman" w:hAnsi="Times New Roman"/>
+          <w:i w:val="1"/>
+          <w:iCs w:val="1"/>
+          <w:sz w:val="20"/>
+          <w:szCs w:val="20"/>
+          <w:rtl w:val="0"/>
+        </w:rPr>
+        <w:t xml:space="preserve">    skiprows=1,</w:t>
+      </w:r>
+    </w:p>
+    <w:p>
+      <w:pPr>
+        <w:widowControl w:val="1"/>
+        <w:spacing w:line="360" w:lineRule="auto"/>
+        <w:ind w:firstLine="709"/>
+        <w:jc w:val="both"/>
+        <w:rPr>
+          <w:rFonts w:ascii="Times New Roman" w:cs="Times New Roman" w:eastAsia="Times New Roman" w:hAnsi="Times New Roman"/>
+          <w:i w:val="1"/>
+          <w:iCs w:val="1"/>
+          <w:sz w:val="20"/>
+          <w:szCs w:val="20"/>
+        </w:rPr>
+      </w:pPr>
+      <w:r>
+        <w:rPr>
+          <w:rFonts w:ascii="Times New Roman" w:cs="Times New Roman" w:eastAsia="Times New Roman" w:hAnsi="Times New Roman"/>
+          <w:i w:val="1"/>
+          <w:iCs w:val="1"/>
+          <w:sz w:val="20"/>
+          <w:szCs w:val="20"/>
+          <w:rtl w:val="0"/>
+        </w:rPr>
+        <w:t xml:space="preserve">    names=['start_date_time', 'RCORR_E'],</w:t>
+      </w:r>
+    </w:p>
+    <w:p>
+      <w:pPr>
+        <w:widowControl w:val="1"/>
+        <w:spacing w:line="360" w:lineRule="auto"/>
+        <w:ind w:firstLine="709"/>
+        <w:jc w:val="both"/>
+        <w:rPr>
+          <w:rFonts w:ascii="Times New Roman" w:cs="Times New Roman" w:eastAsia="Times New Roman" w:hAnsi="Times New Roman"/>
+          <w:i w:val="1"/>
+          <w:iCs w:val="1"/>
+          <w:sz w:val="20"/>
+          <w:szCs w:val="20"/>
+        </w:rPr>
+      </w:pPr>
+      <w:r>
+        <w:rPr>
+          <w:rFonts w:ascii="Times New Roman" w:cs="Times New Roman" w:eastAsia="Times New Roman" w:hAnsi="Times New Roman"/>
+          <w:i w:val="1"/>
+          <w:iCs w:val="1"/>
+          <w:sz w:val="20"/>
+          <w:szCs w:val="20"/>
+          <w:rtl w:val="0"/>
+        </w:rPr>
+        <w:t xml:space="preserve">    parse_dates=['start_date_time']</w:t>
+      </w:r>
+    </w:p>
+    <w:p>
+      <w:pPr>
+        <w:widowControl w:val="1"/>
+        <w:spacing w:line="360" w:lineRule="auto"/>
+        <w:ind w:firstLine="709"/>
+        <w:jc w:val="both"/>
+        <w:rPr>
+          <w:rFonts w:ascii="Times New Roman" w:cs="Times New Roman" w:eastAsia="Times New Roman" w:hAnsi="Times New Roman"/>
+          <w:i w:val="1"/>
+          <w:iCs w:val="1"/>
+          <w:sz w:val="20"/>
+          <w:szCs w:val="20"/>
+        </w:rPr>
+      </w:pPr>
+      <w:r>
+        <w:rPr>
+          <w:rFonts w:ascii="Times New Roman" w:cs="Times New Roman" w:eastAsia="Times New Roman" w:hAnsi="Times New Roman"/>
+          <w:i w:val="1"/>
+          <w:iCs w:val="1"/>
+          <w:sz w:val="20"/>
+          <w:szCs w:val="20"/>
+          <w:rtl w:val="0"/>
+        </w:rPr>
+        <w:t xml:space="preserve">)</w:t>
+      </w:r>
+    </w:p>
+    <w:p>
+      <w:pPr>
+        <w:widowControl w:val="1"/>
+        <w:spacing w:line="360" w:lineRule="auto"/>
+        <w:ind w:firstLine="709"/>
+        <w:jc w:val="both"/>
+        <w:rPr>
+          <w:rFonts w:ascii="Times New Roman" w:cs="Times New Roman" w:eastAsia="Times New Roman" w:hAnsi="Times New Roman"/>
+          <w:i w:val="1"/>
+          <w:iCs w:val="1"/>
+          <w:sz w:val="20"/>
+          <w:szCs w:val="20"/>
+        </w:rPr>
+      </w:pPr>
+      <w:r>
+        <w:rPr>
+          <w:rtl w:val="0"/>
+        </w:rPr>
+      </w:r>
+    </w:p>
+    <w:p>
+      <w:pPr>
+        <w:widowControl w:val="1"/>
+        <w:spacing w:line="360" w:lineRule="auto"/>
+        <w:ind w:firstLine="709"/>
+        <w:jc w:val="both"/>
+        <w:rPr>
+          <w:rFonts w:ascii="Times New Roman" w:cs="Times New Roman" w:eastAsia="Times New Roman" w:hAnsi="Times New Roman"/>
+          <w:i w:val="1"/>
+          <w:iCs w:val="1"/>
+          <w:sz w:val="20"/>
+          <w:szCs w:val="20"/>
+        </w:rPr>
+      </w:pPr>
+      <w:r>
+        <w:rPr>
+          <w:rFonts w:ascii="Times New Roman" w:cs="Times New Roman" w:eastAsia="Times New Roman" w:hAnsi="Times New Roman"/>
+          <w:i w:val="1"/>
+          <w:iCs w:val="1"/>
+          <w:sz w:val="20"/>
+          <w:szCs w:val="20"/>
+          <w:rtl w:val="0"/>
+        </w:rPr>
+        <w:t xml:space="preserve">print("Размер данных:", df.shape)</w:t>
+      </w:r>
+    </w:p>
+    <w:p>
+      <w:pPr>
+        <w:widowControl w:val="1"/>
+        <w:spacing w:line="360" w:lineRule="auto"/>
+        <w:ind w:firstLine="709"/>
+        <w:jc w:val="both"/>
+        <w:rPr>
+          <w:rFonts w:ascii="Times New Roman" w:cs="Times New Roman" w:eastAsia="Times New Roman" w:hAnsi="Times New Roman"/>
+          <w:i w:val="1"/>
+          <w:iCs w:val="1"/>
+          <w:sz w:val="20"/>
+          <w:szCs w:val="20"/>
+        </w:rPr>
+      </w:pPr>
+      <w:r>
+        <w:rPr>
+          <w:rFonts w:ascii="Times New Roman" w:cs="Times New Roman" w:eastAsia="Times New Roman" w:hAnsi="Times New Roman"/>
+          <w:i w:val="1"/>
+          <w:iCs w:val="1"/>
+          <w:sz w:val="20"/>
+          <w:szCs w:val="20"/>
+          <w:rtl w:val="0"/>
+        </w:rPr>
+        <w:t xml:space="preserve">print("Количество NULL в RCORR_E:", df['RCORR_E'].isna().sum())</w:t>
+      </w:r>
+    </w:p>
+    <w:p>
+      <w:pPr>
+        <w:widowControl w:val="1"/>
+        <w:spacing w:line="360" w:lineRule="auto"/>
+        <w:ind w:firstLine="709"/>
+        <w:jc w:val="both"/>
+        <w:rPr>
+          <w:rFonts w:ascii="Times New Roman" w:cs="Times New Roman" w:eastAsia="Times New Roman" w:hAnsi="Times New Roman"/>
+          <w:i w:val="1"/>
+          <w:iCs w:val="1"/>
+          <w:sz w:val="20"/>
+          <w:szCs w:val="20"/>
+        </w:rPr>
+      </w:pPr>
+      <w:r>
+        <w:rPr>
+          <w:rFonts w:ascii="Times New Roman" w:cs="Times New Roman" w:eastAsia="Times New Roman" w:hAnsi="Times New Roman"/>
+          <w:i w:val="1"/>
+          <w:iCs w:val="1"/>
+          <w:sz w:val="20"/>
+          <w:szCs w:val="20"/>
+          <w:rtl w:val="0"/>
+        </w:rPr>
+        <w:t xml:space="preserve">print(df.head())</w:t>
+      </w:r>
+    </w:p>
+    <w:p>
+      <w:pPr>
+        <w:widowControl w:val="1"/>
+        <w:spacing w:line="360" w:lineRule="auto"/>
+        <w:ind w:firstLine="709"/>
+        <w:jc w:val="both"/>
+        <w:rPr>
+          <w:rFonts w:ascii="Times New Roman" w:cs="Times New Roman" w:eastAsia="Times New Roman" w:hAnsi="Times New Roman"/>
+          <w:i w:val="1"/>
+          <w:iCs w:val="1"/>
+          <w:sz w:val="20"/>
+          <w:szCs w:val="20"/>
+        </w:rPr>
+      </w:pPr>
+      <w:r>
+        <w:rPr>
+          <w:rtl w:val="0"/>
+        </w:rPr>
+      </w:r>
+    </w:p>
+    <w:p>
+      <w:pPr>
+        <w:widowControl w:val="1"/>
+        <w:spacing w:line="360" w:lineRule="auto"/>
+        <w:ind w:firstLine="709"/>
+        <w:jc w:val="both"/>
+        <w:rPr>
+          <w:rFonts w:ascii="Times New Roman" w:cs="Times New Roman" w:eastAsia="Times New Roman" w:hAnsi="Times New Roman"/>
+          <w:i w:val="1"/>
+          <w:iCs w:val="1"/>
+          <w:sz w:val="20"/>
+          <w:szCs w:val="20"/>
+        </w:rPr>
+      </w:pPr>
+      <w:r>
+        <w:rPr>
+          <w:rFonts w:ascii="Times New Roman" w:cs="Times New Roman" w:eastAsia="Times New Roman" w:hAnsi="Times New Roman"/>
+          <w:i w:val="1"/>
+          <w:iCs w:val="1"/>
+          <w:sz w:val="20"/>
+          <w:szCs w:val="20"/>
+          <w:rtl w:val="0"/>
+        </w:rPr>
+        <w:t xml:space="preserve">full_range = pd.date_range(</w:t>
+      </w:r>
+    </w:p>
+    <w:p>
+      <w:pPr>
+        <w:widowControl w:val="1"/>
+        <w:spacing w:line="360" w:lineRule="auto"/>
+        <w:ind w:firstLine="709"/>
+        <w:jc w:val="both"/>
+        <w:rPr>
+          <w:rFonts w:ascii="Times New Roman" w:cs="Times New Roman" w:eastAsia="Times New Roman" w:hAnsi="Times New Roman"/>
+          <w:i w:val="1"/>
+          <w:iCs w:val="1"/>
+          <w:sz w:val="20"/>
+          <w:szCs w:val="20"/>
+        </w:rPr>
+      </w:pPr>
+      <w:r>
+        <w:rPr>
+          <w:rFonts w:ascii="Times New Roman" w:cs="Times New Roman" w:eastAsia="Times New Roman" w:hAnsi="Times New Roman"/>
+          <w:i w:val="1"/>
+          <w:iCs w:val="1"/>
+          <w:sz w:val="20"/>
+          <w:szCs w:val="20"/>
+          <w:rtl w:val="0"/>
+        </w:rPr>
+        <w:t xml:space="preserve">    start=df['start_date_time'].min(),</w:t>
+      </w:r>
+    </w:p>
+    <w:p>
+      <w:pPr>
+        <w:widowControl w:val="1"/>
+        <w:spacing w:line="360" w:lineRule="auto"/>
+        <w:ind w:firstLine="709"/>
+        <w:jc w:val="both"/>
+        <w:rPr>
+          <w:rFonts w:ascii="Times New Roman" w:cs="Times New Roman" w:eastAsia="Times New Roman" w:hAnsi="Times New Roman"/>
+          <w:i w:val="1"/>
+          <w:iCs w:val="1"/>
+          <w:sz w:val="20"/>
+          <w:szCs w:val="20"/>
+        </w:rPr>
+      </w:pPr>
+      <w:r>
+        <w:rPr>
+          <w:rFonts w:ascii="Times New Roman" w:cs="Times New Roman" w:eastAsia="Times New Roman" w:hAnsi="Times New Roman"/>
+          <w:i w:val="1"/>
+          <w:iCs w:val="1"/>
+          <w:sz w:val="20"/>
+          <w:szCs w:val="20"/>
+          <w:rtl w:val="0"/>
+        </w:rPr>
+        <w:t xml:space="preserve">    end=df['start_date_time'].max(),</w:t>
+      </w:r>
+    </w:p>
+    <w:p>
+      <w:pPr>
+        <w:widowControl w:val="1"/>
+        <w:spacing w:line="360" w:lineRule="auto"/>
+        <w:ind w:firstLine="709"/>
+        <w:jc w:val="both"/>
+        <w:rPr>
+          <w:rFonts w:ascii="Times New Roman" w:cs="Times New Roman" w:eastAsia="Times New Roman" w:hAnsi="Times New Roman"/>
+          <w:i w:val="1"/>
+          <w:iCs w:val="1"/>
+          <w:sz w:val="20"/>
+          <w:szCs w:val="20"/>
+        </w:rPr>
+      </w:pPr>
+      <w:r>
+        <w:rPr>
+          <w:rFonts w:ascii="Times New Roman" w:cs="Times New Roman" w:eastAsia="Times New Roman" w:hAnsi="Times New Roman"/>
+          <w:i w:val="1"/>
+          <w:iCs w:val="1"/>
+          <w:sz w:val="20"/>
+          <w:szCs w:val="20"/>
+          <w:rtl w:val="0"/>
+        </w:rPr>
+        <w:t xml:space="preserve">    freq='1min'</w:t>
+      </w:r>
+    </w:p>
+    <w:p>
+      <w:pPr>
+        <w:widowControl w:val="1"/>
+        <w:spacing w:line="360" w:lineRule="auto"/>
+        <w:ind w:firstLine="709"/>
+        <w:jc w:val="both"/>
+        <w:rPr>
+          <w:rFonts w:ascii="Times New Roman" w:cs="Times New Roman" w:eastAsia="Times New Roman" w:hAnsi="Times New Roman"/>
+          <w:i w:val="1"/>
+          <w:iCs w:val="1"/>
+          <w:sz w:val="20"/>
+          <w:szCs w:val="20"/>
+        </w:rPr>
+      </w:pPr>
+      <w:r>
+        <w:rPr>
+          <w:rFonts w:ascii="Times New Roman" w:cs="Times New Roman" w:eastAsia="Times New Roman" w:hAnsi="Times New Roman"/>
+          <w:i w:val="1"/>
+          <w:iCs w:val="1"/>
+          <w:sz w:val="20"/>
+          <w:szCs w:val="20"/>
+          <w:rtl w:val="0"/>
+        </w:rPr>
+        <w:t xml:space="preserve">)</w:t>
+      </w:r>
+    </w:p>
+    <w:p>
+      <w:pPr>
+        <w:widowControl w:val="1"/>
+        <w:spacing w:line="360" w:lineRule="auto"/>
+        <w:ind w:firstLine="709"/>
+        <w:jc w:val="both"/>
+        <w:rPr>
+          <w:rFonts w:ascii="Times New Roman" w:cs="Times New Roman" w:eastAsia="Times New Roman" w:hAnsi="Times New Roman"/>
+          <w:i w:val="1"/>
+          <w:iCs w:val="1"/>
+          <w:sz w:val="20"/>
+          <w:szCs w:val="20"/>
+        </w:rPr>
+      </w:pPr>
+      <w:r>
+        <w:rPr>
+          <w:rtl w:val="0"/>
+        </w:rPr>
+      </w:r>
+    </w:p>
+    <w:p>
+      <w:pPr>
+        <w:widowControl w:val="1"/>
+        <w:spacing w:line="360" w:lineRule="auto"/>
+        <w:ind w:firstLine="709"/>
+        <w:jc w:val="both"/>
+        <w:rPr>
+          <w:rFonts w:ascii="Times New Roman" w:cs="Times New Roman" w:eastAsia="Times New Roman" w:hAnsi="Times New Roman"/>
+          <w:i w:val="1"/>
+          <w:iCs w:val="1"/>
+          <w:sz w:val="20"/>
+          <w:szCs w:val="20"/>
+        </w:rPr>
+      </w:pPr>
+      <w:r>
+        <w:rPr>
+          <w:rFonts w:ascii="Times New Roman" w:cs="Times New Roman" w:eastAsia="Times New Roman" w:hAnsi="Times New Roman"/>
+          <w:i w:val="1"/>
+          <w:iCs w:val="1"/>
+          <w:sz w:val="20"/>
+          <w:szCs w:val="20"/>
+          <w:rtl w:val="0"/>
+        </w:rPr>
+        <w:t xml:space="preserve">existing = set(df['start_date_time'])</w:t>
+      </w:r>
+    </w:p>
+    <w:p>
+      <w:pPr>
+        <w:widowControl w:val="1"/>
+        <w:spacing w:line="360" w:lineRule="auto"/>
+        <w:ind w:firstLine="709"/>
+        <w:jc w:val="both"/>
+        <w:rPr>
+          <w:rFonts w:ascii="Times New Roman" w:cs="Times New Roman" w:eastAsia="Times New Roman" w:hAnsi="Times New Roman"/>
+          <w:i w:val="1"/>
+          <w:iCs w:val="1"/>
+          <w:sz w:val="20"/>
+          <w:szCs w:val="20"/>
+        </w:rPr>
+      </w:pPr>
+      <w:r>
+        <w:rPr>
+          <w:rtl w:val="0"/>
+        </w:rPr>
+      </w:r>
+    </w:p>
+    <w:p>
+      <w:pPr>
+        <w:widowControl w:val="1"/>
+        <w:spacing w:line="360" w:lineRule="auto"/>
+        <w:ind w:firstLine="709"/>
+        <w:jc w:val="both"/>
+        <w:rPr>
+          <w:rFonts w:ascii="Times New Roman" w:cs="Times New Roman" w:eastAsia="Times New Roman" w:hAnsi="Times New Roman"/>
+          <w:i w:val="1"/>
+          <w:iCs w:val="1"/>
+          <w:sz w:val="20"/>
+          <w:szCs w:val="20"/>
+        </w:rPr>
+      </w:pPr>
+      <w:r>
+        <w:rPr>
+          <w:rFonts w:ascii="Times New Roman" w:cs="Times New Roman" w:eastAsia="Times New Roman" w:hAnsi="Times New Roman"/>
+          <w:i w:val="1"/>
+          <w:iCs w:val="1"/>
+          <w:sz w:val="20"/>
+          <w:szCs w:val="20"/>
+          <w:rtl w:val="0"/>
+        </w:rPr>
+        <w:t xml:space="preserve">missing_minutes = [t for t in full_range if t not in existing]</w:t>
+      </w:r>
+    </w:p>
+    <w:p>
+      <w:pPr>
+        <w:widowControl w:val="1"/>
+        <w:spacing w:line="360" w:lineRule="auto"/>
+        <w:ind w:firstLine="709"/>
+        <w:jc w:val="both"/>
+        <w:rPr>
+          <w:rFonts w:ascii="Times New Roman" w:cs="Times New Roman" w:eastAsia="Times New Roman" w:hAnsi="Times New Roman"/>
+          <w:i w:val="1"/>
+          <w:iCs w:val="1"/>
+          <w:sz w:val="20"/>
+          <w:szCs w:val="20"/>
+        </w:rPr>
+      </w:pPr>
+      <w:r>
+        <w:rPr>
+          <w:rtl w:val="0"/>
+        </w:rPr>
+      </w:r>
+    </w:p>
+    <w:p>
+      <w:pPr>
+        <w:widowControl w:val="1"/>
+        <w:spacing w:line="360" w:lineRule="auto"/>
+        <w:ind w:firstLine="709"/>
+        <w:jc w:val="both"/>
+        <w:rPr>
+          <w:rFonts w:ascii="Times New Roman" w:cs="Times New Roman" w:eastAsia="Times New Roman" w:hAnsi="Times New Roman"/>
+          <w:i w:val="1"/>
+          <w:iCs w:val="1"/>
+          <w:sz w:val="20"/>
+          <w:szCs w:val="20"/>
+        </w:rPr>
+      </w:pPr>
+      <w:r>
+        <w:rPr>
+          <w:rFonts w:ascii="Times New Roman" w:cs="Times New Roman" w:eastAsia="Times New Roman" w:hAnsi="Times New Roman"/>
+          <w:i w:val="1"/>
+          <w:iCs w:val="1"/>
+          <w:sz w:val="20"/>
+          <w:szCs w:val="20"/>
+          <w:rtl w:val="0"/>
+        </w:rPr>
+        <w:t xml:space="preserve">print(f"Всего минут в диапазоне: {len(full_range)}")</w:t>
+      </w:r>
+    </w:p>
+    <w:p>
+      <w:pPr>
+        <w:widowControl w:val="1"/>
+        <w:spacing w:line="360" w:lineRule="auto"/>
+        <w:ind w:firstLine="709"/>
+        <w:jc w:val="both"/>
+        <w:rPr>
+          <w:rFonts w:ascii="Times New Roman" w:cs="Times New Roman" w:eastAsia="Times New Roman" w:hAnsi="Times New Roman"/>
+          <w:i w:val="1"/>
+          <w:iCs w:val="1"/>
+          <w:sz w:val="20"/>
+          <w:szCs w:val="20"/>
+        </w:rPr>
+      </w:pPr>
+      <w:r>
+        <w:rPr>
+          <w:rFonts w:ascii="Times New Roman" w:cs="Times New Roman" w:eastAsia="Times New Roman" w:hAnsi="Times New Roman"/>
+          <w:i w:val="1"/>
+          <w:iCs w:val="1"/>
+          <w:sz w:val="20"/>
+          <w:szCs w:val="20"/>
+          <w:rtl w:val="0"/>
+        </w:rPr>
+        <w:t xml:space="preserve">print(f"Пропущено минут: {len(missing_minutes)}")</w:t>
+      </w:r>
+    </w:p>
+    <w:p>
+      <w:pPr>
+        <w:widowControl w:val="1"/>
+        <w:spacing w:line="360" w:lineRule="auto"/>
+        <w:ind w:firstLine="709"/>
+        <w:jc w:val="both"/>
+        <w:rPr>
+          <w:rFonts w:ascii="Times New Roman" w:cs="Times New Roman" w:eastAsia="Times New Roman" w:hAnsi="Times New Roman"/>
+          <w:i w:val="1"/>
+          <w:iCs w:val="1"/>
+          <w:sz w:val="20"/>
+          <w:szCs w:val="20"/>
+        </w:rPr>
+      </w:pPr>
+      <w:r>
+        <w:rPr>
+          <w:rFonts w:ascii="Times New Roman" w:cs="Times New Roman" w:eastAsia="Times New Roman" w:hAnsi="Times New Roman"/>
+          <w:i w:val="1"/>
+          <w:iCs w:val="1"/>
+          <w:sz w:val="20"/>
+          <w:szCs w:val="20"/>
+          <w:rtl w:val="0"/>
+        </w:rPr>
+        <w:t xml:space="preserve">print(f"Доля пропущенных минут: {len(missing_minutes)/len(full_range):.3f}")</w:t>
+      </w:r>
+    </w:p>
+    <w:p>
+      <w:pPr>
+        <w:widowControl w:val="1"/>
+        <w:spacing w:line="360" w:lineRule="auto"/>
+        <w:ind w:firstLine="709"/>
+        <w:jc w:val="both"/>
+        <w:rPr>
+          <w:rFonts w:ascii="Times New Roman" w:cs="Times New Roman" w:eastAsia="Times New Roman" w:hAnsi="Times New Roman"/>
+          <w:i w:val="1"/>
+          <w:iCs w:val="1"/>
+          <w:sz w:val="20"/>
+          <w:szCs w:val="20"/>
+        </w:rPr>
+      </w:pPr>
+      <w:r>
+        <w:rPr>
+          <w:rtl w:val="0"/>
+        </w:rPr>
+      </w:r>
+    </w:p>
+    <w:p>
+      <w:pPr>
+        <w:widowControl w:val="1"/>
+        <w:spacing w:line="360" w:lineRule="auto"/>
+        <w:ind w:firstLine="709"/>
+        <w:jc w:val="both"/>
+        <w:rPr>
+          <w:rFonts w:ascii="Times New Roman" w:cs="Times New Roman" w:eastAsia="Times New Roman" w:hAnsi="Times New Roman"/>
+          <w:i w:val="1"/>
+          <w:iCs w:val="1"/>
+          <w:sz w:val="20"/>
+          <w:szCs w:val="20"/>
+        </w:rPr>
+      </w:pPr>
+      <w:r>
+        <w:rPr>
+          <w:rFonts w:ascii="Times New Roman" w:cs="Times New Roman" w:eastAsia="Times New Roman" w:hAnsi="Times New Roman"/>
+          <w:i w:val="1"/>
+          <w:iCs w:val="1"/>
+          <w:sz w:val="20"/>
+          <w:szCs w:val="20"/>
+          <w:rtl w:val="0"/>
+        </w:rPr>
+        <w:t xml:space="preserve">if missing_minutes:</w:t>
+      </w:r>
+    </w:p>
+    <w:p>
+      <w:pPr>
+        <w:widowControl w:val="1"/>
+        <w:spacing w:line="360" w:lineRule="auto"/>
+        <w:ind w:firstLine="709"/>
+        <w:jc w:val="both"/>
+        <w:rPr>
+          <w:rFonts w:ascii="Times New Roman" w:cs="Times New Roman" w:eastAsia="Times New Roman" w:hAnsi="Times New Roman"/>
+          <w:i w:val="1"/>
+          <w:iCs w:val="1"/>
+          <w:sz w:val="20"/>
+          <w:szCs w:val="20"/>
+        </w:rPr>
+      </w:pPr>
+      <w:r>
+        <w:rPr>
+          <w:rFonts w:ascii="Times New Roman" w:cs="Times New Roman" w:eastAsia="Times New Roman" w:hAnsi="Times New Roman"/>
+          <w:i w:val="1"/>
+          <w:iCs w:val="1"/>
+          <w:sz w:val="20"/>
+          <w:szCs w:val="20"/>
+          <w:rtl w:val="0"/>
+        </w:rPr>
+        <w:t xml:space="preserve">    df_missing = pd.DataFrame({</w:t>
+      </w:r>
+    </w:p>
+    <w:p>
+      <w:pPr>
+        <w:widowControl w:val="1"/>
+        <w:spacing w:line="360" w:lineRule="auto"/>
+        <w:ind w:firstLine="709"/>
+        <w:jc w:val="both"/>
+        <w:rPr>
+          <w:rFonts w:ascii="Times New Roman" w:cs="Times New Roman" w:eastAsia="Times New Roman" w:hAnsi="Times New Roman"/>
+          <w:i w:val="1"/>
+          <w:iCs w:val="1"/>
+          <w:sz w:val="20"/>
+          <w:szCs w:val="20"/>
+        </w:rPr>
+      </w:pPr>
+      <w:r>
+        <w:rPr>
+          <w:rFonts w:ascii="Times New Roman" w:cs="Times New Roman" w:eastAsia="Times New Roman" w:hAnsi="Times New Roman"/>
+          <w:i w:val="1"/>
+          <w:iCs w:val="1"/>
+          <w:sz w:val="20"/>
+          <w:szCs w:val="20"/>
+          <w:rtl w:val="0"/>
+        </w:rPr>
+        <w:t xml:space="preserve">        'start_date_time': missing_minutes,</w:t>
+      </w:r>
+    </w:p>
+    <w:p>
+      <w:pPr>
+        <w:widowControl w:val="1"/>
+        <w:spacing w:line="360" w:lineRule="auto"/>
+        <w:ind w:firstLine="709"/>
+        <w:jc w:val="both"/>
+        <w:rPr>
+          <w:rFonts w:ascii="Times New Roman" w:cs="Times New Roman" w:eastAsia="Times New Roman" w:hAnsi="Times New Roman"/>
+          <w:i w:val="1"/>
+          <w:iCs w:val="1"/>
+          <w:sz w:val="20"/>
+          <w:szCs w:val="20"/>
+        </w:rPr>
+      </w:pPr>
+      <w:r>
+        <w:rPr>
+          <w:rFonts w:ascii="Times New Roman" w:cs="Times New Roman" w:eastAsia="Times New Roman" w:hAnsi="Times New Roman"/>
+          <w:i w:val="1"/>
+          <w:iCs w:val="1"/>
+          <w:sz w:val="20"/>
+          <w:szCs w:val="20"/>
+          <w:rtl w:val="0"/>
+        </w:rPr>
+        <w:t xml:space="preserve">        'RCORR_E': np.nan</w:t>
+      </w:r>
+    </w:p>
+    <w:p>
+      <w:pPr>
+        <w:widowControl w:val="1"/>
+        <w:spacing w:line="360" w:lineRule="auto"/>
+        <w:ind w:firstLine="709"/>
+        <w:jc w:val="both"/>
+        <w:rPr>
+          <w:rFonts w:ascii="Times New Roman" w:cs="Times New Roman" w:eastAsia="Times New Roman" w:hAnsi="Times New Roman"/>
+          <w:i w:val="1"/>
+          <w:iCs w:val="1"/>
+          <w:sz w:val="20"/>
+          <w:szCs w:val="20"/>
+        </w:rPr>
+      </w:pPr>
+      <w:r>
+        <w:rPr>
+          <w:rFonts w:ascii="Times New Roman" w:cs="Times New Roman" w:eastAsia="Times New Roman" w:hAnsi="Times New Roman"/>
+          <w:i w:val="1"/>
+          <w:iCs w:val="1"/>
+          <w:sz w:val="20"/>
+          <w:szCs w:val="20"/>
+          <w:rtl w:val="0"/>
+        </w:rPr>
+        <w:t xml:space="preserve">    })</w:t>
+      </w:r>
+    </w:p>
+    <w:p>
+      <w:pPr>
+        <w:widowControl w:val="1"/>
+        <w:spacing w:line="360" w:lineRule="auto"/>
+        <w:ind w:firstLine="709"/>
+        <w:jc w:val="both"/>
+        <w:rPr>
+          <w:rFonts w:ascii="Times New Roman" w:cs="Times New Roman" w:eastAsia="Times New Roman" w:hAnsi="Times New Roman"/>
+          <w:i w:val="1"/>
+          <w:iCs w:val="1"/>
+          <w:sz w:val="20"/>
+          <w:szCs w:val="20"/>
+        </w:rPr>
+      </w:pPr>
+      <w:r>
+        <w:rPr>
+          <w:rFonts w:ascii="Times New Roman" w:cs="Times New Roman" w:eastAsia="Times New Roman" w:hAnsi="Times New Roman"/>
+          <w:i w:val="1"/>
+          <w:iCs w:val="1"/>
+          <w:sz w:val="20"/>
+          <w:szCs w:val="20"/>
+          <w:rtl w:val="0"/>
+        </w:rPr>
+        <w:t xml:space="preserve">    df = pd.concat([df, df_missing], ignore_index=True)</w:t>
+      </w:r>
+    </w:p>
+    <w:p>
+      <w:pPr>
+        <w:widowControl w:val="1"/>
+        <w:spacing w:line="360" w:lineRule="auto"/>
+        <w:ind w:firstLine="709"/>
+        <w:jc w:val="both"/>
+        <w:rPr>
+          <w:rFonts w:ascii="Times New Roman" w:cs="Times New Roman" w:eastAsia="Times New Roman" w:hAnsi="Times New Roman"/>
+          <w:i w:val="1"/>
+          <w:iCs w:val="1"/>
+          <w:sz w:val="20"/>
+          <w:szCs w:val="20"/>
+        </w:rPr>
+      </w:pPr>
+      <w:r>
+        <w:rPr>
+          <w:rFonts w:ascii="Times New Roman" w:cs="Times New Roman" w:eastAsia="Times New Roman" w:hAnsi="Times New Roman"/>
+          <w:i w:val="1"/>
+          <w:iCs w:val="1"/>
+          <w:sz w:val="20"/>
+          <w:szCs w:val="20"/>
+          <w:rtl w:val="0"/>
+        </w:rPr>
+        <w:t xml:space="preserve">    df = df.sort_values('start_date_time').reset_index(drop=True)</w:t>
+      </w:r>
+    </w:p>
+    <w:p>
+      <w:pPr>
+        <w:widowControl w:val="1"/>
+        <w:spacing w:line="360" w:lineRule="auto"/>
+        <w:ind w:firstLine="709"/>
+        <w:jc w:val="both"/>
+        <w:rPr>
+          <w:rFonts w:ascii="Times New Roman" w:cs="Times New Roman" w:eastAsia="Times New Roman" w:hAnsi="Times New Roman"/>
+          <w:i w:val="1"/>
+          <w:iCs w:val="1"/>
+          <w:sz w:val="20"/>
+          <w:szCs w:val="20"/>
+        </w:rPr>
+      </w:pPr>
+      <w:r>
+        <w:rPr>
+          <w:rtl w:val="0"/>
+        </w:rPr>
+      </w:r>
+    </w:p>
+    <w:p>
+      <w:pPr>
+        <w:widowControl w:val="1"/>
+        <w:spacing w:line="360" w:lineRule="auto"/>
+        <w:ind w:firstLine="709"/>
+        <w:jc w:val="both"/>
+        <w:rPr>
+          <w:rFonts w:ascii="Times New Roman" w:cs="Times New Roman" w:eastAsia="Times New Roman" w:hAnsi="Times New Roman"/>
+          <w:i w:val="1"/>
+          <w:iCs w:val="1"/>
+          <w:sz w:val="20"/>
+          <w:szCs w:val="20"/>
+        </w:rPr>
+      </w:pPr>
+      <w:r>
+        <w:rPr>
+          <w:rFonts w:ascii="Times New Roman" w:cs="Times New Roman" w:eastAsia="Times New Roman" w:hAnsi="Times New Roman"/>
+          <w:i w:val="1"/>
+          <w:iCs w:val="1"/>
+          <w:sz w:val="20"/>
+          <w:szCs w:val="20"/>
+          <w:rtl w:val="0"/>
+        </w:rPr>
+        <w:t xml:space="preserve">df_sigma = df.copy()</w:t>
+      </w:r>
+    </w:p>
+    <w:p>
+      <w:pPr>
+        <w:widowControl w:val="1"/>
+        <w:spacing w:line="360" w:lineRule="auto"/>
+        <w:ind w:firstLine="709"/>
+        <w:jc w:val="both"/>
+        <w:rPr>
+          <w:rFonts w:ascii="Times New Roman" w:cs="Times New Roman" w:eastAsia="Times New Roman" w:hAnsi="Times New Roman"/>
+          <w:i w:val="1"/>
+          <w:iCs w:val="1"/>
+          <w:sz w:val="20"/>
+          <w:szCs w:val="20"/>
+        </w:rPr>
+      </w:pPr>
+      <w:r>
+        <w:rPr>
+          <w:rtl w:val="0"/>
+        </w:rPr>
+      </w:r>
+    </w:p>
+    <w:p>
+      <w:pPr>
+        <w:widowControl w:val="1"/>
+        <w:spacing w:line="360" w:lineRule="auto"/>
+        <w:ind w:firstLine="709"/>
+        <w:jc w:val="both"/>
+        <w:rPr>
+          <w:rFonts w:ascii="Times New Roman" w:cs="Times New Roman" w:eastAsia="Times New Roman" w:hAnsi="Times New Roman"/>
+          <w:i w:val="1"/>
+          <w:iCs w:val="1"/>
+          <w:sz w:val="20"/>
+          <w:szCs w:val="20"/>
+        </w:rPr>
+      </w:pPr>
+      <w:r>
+        <w:rPr>
+          <w:rFonts w:ascii="Times New Roman" w:cs="Times New Roman" w:eastAsia="Times New Roman" w:hAnsi="Times New Roman"/>
+          <w:i w:val="1"/>
+          <w:iCs w:val="1"/>
+          <w:sz w:val="20"/>
+          <w:szCs w:val="20"/>
+          <w:rtl w:val="0"/>
+        </w:rPr>
+        <w:t xml:space="preserve">missing_mask = df_sigma['RCORR_E'].isna()</w:t>
+      </w:r>
+    </w:p>
+    <w:p>
+      <w:pPr>
+        <w:widowControl w:val="1"/>
+        <w:spacing w:line="360" w:lineRule="auto"/>
+        <w:ind w:firstLine="709"/>
+        <w:jc w:val="both"/>
+        <w:rPr>
+          <w:rFonts w:ascii="Times New Roman" w:cs="Times New Roman" w:eastAsia="Times New Roman" w:hAnsi="Times New Roman"/>
+          <w:i w:val="1"/>
+          <w:iCs w:val="1"/>
+          <w:sz w:val="20"/>
+          <w:szCs w:val="20"/>
+        </w:rPr>
+      </w:pPr>
+      <w:r>
+        <w:rPr>
+          <w:rtl w:val="0"/>
+        </w:rPr>
+      </w:r>
+    </w:p>
+    <w:p>
+      <w:pPr>
+        <w:widowControl w:val="1"/>
+        <w:spacing w:line="360" w:lineRule="auto"/>
+        <w:ind w:firstLine="709"/>
+        <w:jc w:val="both"/>
+        <w:rPr>
+          <w:rFonts w:ascii="Times New Roman" w:cs="Times New Roman" w:eastAsia="Times New Roman" w:hAnsi="Times New Roman"/>
+          <w:i w:val="1"/>
+          <w:iCs w:val="1"/>
+          <w:sz w:val="20"/>
+          <w:szCs w:val="20"/>
+        </w:rPr>
+      </w:pPr>
+      <w:r>
+        <w:rPr>
+          <w:rFonts w:ascii="Times New Roman" w:cs="Times New Roman" w:eastAsia="Times New Roman" w:hAnsi="Times New Roman"/>
+          <w:i w:val="1"/>
+          <w:iCs w:val="1"/>
+          <w:sz w:val="20"/>
+          <w:szCs w:val="20"/>
+          <w:rtl w:val="0"/>
+        </w:rPr>
+        <w:t xml:space="preserve">valid_data = df_sigma.loc[~missing_mask, 'RCORR_E']</w:t>
+      </w:r>
+    </w:p>
+    <w:p>
+      <w:pPr>
+        <w:widowControl w:val="1"/>
+        <w:spacing w:line="360" w:lineRule="auto"/>
+        <w:ind w:firstLine="709"/>
+        <w:jc w:val="both"/>
+        <w:rPr>
+          <w:rFonts w:ascii="Times New Roman" w:cs="Times New Roman" w:eastAsia="Times New Roman" w:hAnsi="Times New Roman"/>
+          <w:i w:val="1"/>
+          <w:iCs w:val="1"/>
+          <w:sz w:val="20"/>
+          <w:szCs w:val="20"/>
+        </w:rPr>
+      </w:pPr>
+      <w:r>
+        <w:rPr>
+          <w:rFonts w:ascii="Times New Roman" w:cs="Times New Roman" w:eastAsia="Times New Roman" w:hAnsi="Times New Roman"/>
+          <w:i w:val="1"/>
+          <w:iCs w:val="1"/>
+          <w:sz w:val="20"/>
+          <w:szCs w:val="20"/>
+          <w:rtl w:val="0"/>
+        </w:rPr>
+        <w:t xml:space="preserve">mean_val = valid_data.mean()</w:t>
+      </w:r>
+    </w:p>
+    <w:p>
+      <w:pPr>
+        <w:widowControl w:val="1"/>
+        <w:spacing w:line="360" w:lineRule="auto"/>
+        <w:ind w:firstLine="709"/>
+        <w:jc w:val="both"/>
+        <w:rPr>
+          <w:rFonts w:ascii="Times New Roman" w:cs="Times New Roman" w:eastAsia="Times New Roman" w:hAnsi="Times New Roman"/>
+          <w:i w:val="1"/>
+          <w:iCs w:val="1"/>
+          <w:sz w:val="20"/>
+          <w:szCs w:val="20"/>
+        </w:rPr>
+      </w:pPr>
+      <w:r>
+        <w:rPr>
+          <w:rFonts w:ascii="Times New Roman" w:cs="Times New Roman" w:eastAsia="Times New Roman" w:hAnsi="Times New Roman"/>
+          <w:i w:val="1"/>
+          <w:iCs w:val="1"/>
+          <w:sz w:val="20"/>
+          <w:szCs w:val="20"/>
+          <w:rtl w:val="0"/>
+        </w:rPr>
+        <w:t xml:space="preserve">std_val = valid_data.std()</w:t>
+      </w:r>
+    </w:p>
+    <w:p>
+      <w:pPr>
+        <w:widowControl w:val="1"/>
+        <w:spacing w:line="360" w:lineRule="auto"/>
+        <w:ind w:firstLine="709"/>
+        <w:jc w:val="both"/>
+        <w:rPr>
+          <w:rFonts w:ascii="Times New Roman" w:cs="Times New Roman" w:eastAsia="Times New Roman" w:hAnsi="Times New Roman"/>
+          <w:i w:val="1"/>
+          <w:iCs w:val="1"/>
+          <w:sz w:val="20"/>
+          <w:szCs w:val="20"/>
+        </w:rPr>
+      </w:pPr>
+      <w:r>
+        <w:rPr>
+          <w:rtl w:val="0"/>
+        </w:rPr>
+      </w:r>
+    </w:p>
+    <w:p>
+      <w:pPr>
+        <w:widowControl w:val="1"/>
+        <w:spacing w:line="360" w:lineRule="auto"/>
+        <w:ind w:firstLine="709"/>
+        <w:jc w:val="both"/>
+        <w:rPr>
+          <w:rFonts w:ascii="Times New Roman" w:cs="Times New Roman" w:eastAsia="Times New Roman" w:hAnsi="Times New Roman"/>
+          <w:i w:val="1"/>
+          <w:iCs w:val="1"/>
+          <w:sz w:val="20"/>
+          <w:szCs w:val="20"/>
+        </w:rPr>
+      </w:pPr>
+      <w:r>
+        <w:rPr>
+          <w:rFonts w:ascii="Times New Roman" w:cs="Times New Roman" w:eastAsia="Times New Roman" w:hAnsi="Times New Roman"/>
+          <w:i w:val="1"/>
+          <w:iCs w:val="1"/>
+          <w:sz w:val="20"/>
+          <w:szCs w:val="20"/>
+          <w:rtl w:val="0"/>
+        </w:rPr>
+        <w:t xml:space="preserve">outlier_mask = (df_sigma['RCORR_E'] &lt; mean_val - 3 * std_val) | \</w:t>
+      </w:r>
+    </w:p>
+    <w:p>
+      <w:pPr>
+        <w:widowControl w:val="1"/>
+        <w:spacing w:line="360" w:lineRule="auto"/>
+        <w:ind w:firstLine="709"/>
+        <w:jc w:val="both"/>
+        <w:rPr>
+          <w:rFonts w:ascii="Times New Roman" w:cs="Times New Roman" w:eastAsia="Times New Roman" w:hAnsi="Times New Roman"/>
+          <w:i w:val="1"/>
+          <w:iCs w:val="1"/>
+          <w:sz w:val="20"/>
+          <w:szCs w:val="20"/>
+        </w:rPr>
+      </w:pPr>
+      <w:r>
+        <w:rPr>
+          <w:rFonts w:ascii="Times New Roman" w:cs="Times New Roman" w:eastAsia="Times New Roman" w:hAnsi="Times New Roman"/>
+          <w:i w:val="1"/>
+          <w:iCs w:val="1"/>
+          <w:sz w:val="20"/>
+          <w:szCs w:val="20"/>
+          <w:rtl w:val="0"/>
+        </w:rPr>
+        <w:t xml:space="preserve">               (df_sigma['RCORR_E'] &gt; mean_val + 3 * std_val)</w:t>
+      </w:r>
+    </w:p>
+    <w:p>
+      <w:pPr>
+        <w:widowControl w:val="1"/>
+        <w:spacing w:line="360" w:lineRule="auto"/>
+        <w:ind w:firstLine="709"/>
+        <w:jc w:val="both"/>
+        <w:rPr>
+          <w:rFonts w:ascii="Times New Roman" w:cs="Times New Roman" w:eastAsia="Times New Roman" w:hAnsi="Times New Roman"/>
+          <w:i w:val="1"/>
+          <w:iCs w:val="1"/>
+          <w:sz w:val="20"/>
+          <w:szCs w:val="20"/>
+        </w:rPr>
+      </w:pPr>
+      <w:r>
+        <w:rPr>
+          <w:rFonts w:ascii="Times New Roman" w:cs="Times New Roman" w:eastAsia="Times New Roman" w:hAnsi="Times New Roman"/>
+          <w:i w:val="1"/>
+          <w:iCs w:val="1"/>
+          <w:sz w:val="20"/>
+          <w:szCs w:val="20"/>
+          <w:rtl w:val="0"/>
+        </w:rPr>
+        <w:t xml:space="preserve">outlier_mask = outlier_mask &amp; (~missing_mask)</w:t>
+      </w:r>
+    </w:p>
+    <w:p>
+      <w:pPr>
+        <w:widowControl w:val="1"/>
+        <w:spacing w:line="360" w:lineRule="auto"/>
+        <w:ind w:firstLine="709"/>
+        <w:jc w:val="both"/>
+        <w:rPr>
+          <w:rFonts w:ascii="Times New Roman" w:cs="Times New Roman" w:eastAsia="Times New Roman" w:hAnsi="Times New Roman"/>
+          <w:i w:val="1"/>
+          <w:iCs w:val="1"/>
+          <w:sz w:val="20"/>
+          <w:szCs w:val="20"/>
+        </w:rPr>
+      </w:pPr>
+      <w:r>
+        <w:rPr>
+          <w:rtl w:val="0"/>
+        </w:rPr>
+      </w:r>
+    </w:p>
+    <w:p>
+      <w:pPr>
+        <w:widowControl w:val="1"/>
+        <w:spacing w:line="360" w:lineRule="auto"/>
+        <w:ind w:firstLine="709"/>
+        <w:jc w:val="both"/>
+        <w:rPr>
+          <w:rFonts w:ascii="Times New Roman" w:cs="Times New Roman" w:eastAsia="Times New Roman" w:hAnsi="Times New Roman"/>
+          <w:i w:val="1"/>
+          <w:iCs w:val="1"/>
+          <w:sz w:val="20"/>
+          <w:szCs w:val="20"/>
+        </w:rPr>
+      </w:pPr>
+      <w:r>
+        <w:rPr>
+          <w:rFonts w:ascii="Times New Roman" w:cs="Times New Roman" w:eastAsia="Times New Roman" w:hAnsi="Times New Roman"/>
+          <w:i w:val="1"/>
+          <w:iCs w:val="1"/>
+          <w:sz w:val="20"/>
+          <w:szCs w:val="20"/>
+          <w:rtl w:val="0"/>
+        </w:rPr>
+        <w:t xml:space="preserve">print(f"Среднее: {mean_val:.3f}, стандартное отклонение: {std_val:.3f}")</w:t>
+      </w:r>
+    </w:p>
+    <w:p>
+      <w:pPr>
+        <w:widowControl w:val="1"/>
+        <w:spacing w:line="360" w:lineRule="auto"/>
+        <w:ind w:firstLine="709"/>
+        <w:jc w:val="both"/>
+        <w:rPr>
+          <w:rFonts w:ascii="Times New Roman" w:cs="Times New Roman" w:eastAsia="Times New Roman" w:hAnsi="Times New Roman"/>
+          <w:i w:val="1"/>
+          <w:iCs w:val="1"/>
+          <w:sz w:val="20"/>
+          <w:szCs w:val="20"/>
+        </w:rPr>
+      </w:pPr>
+      <w:r>
+        <w:rPr>
+          <w:rFonts w:ascii="Times New Roman" w:cs="Times New Roman" w:eastAsia="Times New Roman" w:hAnsi="Times New Roman"/>
+          <w:i w:val="1"/>
+          <w:iCs w:val="1"/>
+          <w:sz w:val="20"/>
+          <w:szCs w:val="20"/>
+          <w:rtl w:val="0"/>
+        </w:rPr>
+        <w:t xml:space="preserve">print(f"Количество выбросов по правилу 3 сигма: {outlier_mask.sum()}")</w:t>
+      </w:r>
+    </w:p>
+    <w:p>
+      <w:pPr>
+        <w:widowControl w:val="1"/>
+        <w:spacing w:line="360" w:lineRule="auto"/>
+        <w:ind w:firstLine="709"/>
+        <w:jc w:val="both"/>
+        <w:rPr>
+          <w:rFonts w:ascii="Times New Roman" w:cs="Times New Roman" w:eastAsia="Times New Roman" w:hAnsi="Times New Roman"/>
+          <w:i w:val="1"/>
+          <w:iCs w:val="1"/>
+          <w:sz w:val="20"/>
+          <w:szCs w:val="20"/>
+        </w:rPr>
+      </w:pPr>
+      <w:r>
+        <w:rPr>
+          <w:rFonts w:ascii="Times New Roman" w:cs="Times New Roman" w:eastAsia="Times New Roman" w:hAnsi="Times New Roman"/>
+          <w:i w:val="1"/>
+          <w:iCs w:val="1"/>
+          <w:sz w:val="20"/>
+          <w:szCs w:val="20"/>
+          <w:rtl w:val="0"/>
+        </w:rPr>
+        <w:t xml:space="preserve">print(f"Доля выбросов: {outlier_mask.sum()/len(full_range):.3f}")</w:t>
+      </w:r>
+    </w:p>
+    <w:p>
+      <w:pPr>
+        <w:widowControl w:val="1"/>
+        <w:spacing w:line="360" w:lineRule="auto"/>
+        <w:ind w:firstLine="709"/>
+        <w:jc w:val="both"/>
+        <w:rPr>
+          <w:rFonts w:ascii="Times New Roman" w:cs="Times New Roman" w:eastAsia="Times New Roman" w:hAnsi="Times New Roman"/>
+          <w:i w:val="1"/>
+          <w:iCs w:val="1"/>
+          <w:sz w:val="20"/>
+          <w:szCs w:val="20"/>
+        </w:rPr>
+      </w:pPr>
+      <w:r>
+        <w:rPr>
+          <w:rtl w:val="0"/>
+        </w:rPr>
+      </w:r>
+    </w:p>
+    <w:p>
+      <w:pPr>
+        <w:widowControl w:val="1"/>
+        <w:spacing w:line="360" w:lineRule="auto"/>
+        <w:ind w:firstLine="709"/>
+        <w:jc w:val="both"/>
+        <w:rPr>
+          <w:rFonts w:ascii="Times New Roman" w:cs="Times New Roman" w:eastAsia="Times New Roman" w:hAnsi="Times New Roman"/>
+          <w:i w:val="1"/>
+          <w:iCs w:val="1"/>
+          <w:sz w:val="20"/>
+          <w:szCs w:val="20"/>
+        </w:rPr>
+      </w:pPr>
+      <w:r>
+        <w:rPr>
+          <w:rFonts w:ascii="Times New Roman" w:cs="Times New Roman" w:eastAsia="Times New Roman" w:hAnsi="Times New Roman"/>
+          <w:i w:val="1"/>
+          <w:iCs w:val="1"/>
+          <w:sz w:val="20"/>
+          <w:szCs w:val="20"/>
+          <w:rtl w:val="0"/>
+        </w:rPr>
+        <w:t xml:space="preserve">clean_data_sigma = df_sigma.loc[~missing_mask &amp; ~outlier_mask, 'RCORR_E']</w:t>
+      </w:r>
+    </w:p>
+    <w:p>
+      <w:pPr>
+        <w:widowControl w:val="1"/>
+        <w:spacing w:line="360" w:lineRule="auto"/>
+        <w:ind w:firstLine="709"/>
+        <w:jc w:val="both"/>
+        <w:rPr>
+          <w:rFonts w:ascii="Times New Roman" w:cs="Times New Roman" w:eastAsia="Times New Roman" w:hAnsi="Times New Roman"/>
+          <w:i w:val="1"/>
+          <w:iCs w:val="1"/>
+          <w:sz w:val="20"/>
+          <w:szCs w:val="20"/>
+        </w:rPr>
+      </w:pPr>
+      <w:r>
+        <w:rPr>
+          <w:rFonts w:ascii="Times New Roman" w:cs="Times New Roman" w:eastAsia="Times New Roman" w:hAnsi="Times New Roman"/>
+          <w:i w:val="1"/>
+          <w:iCs w:val="1"/>
+          <w:sz w:val="20"/>
+          <w:szCs w:val="20"/>
+          <w:rtl w:val="0"/>
+        </w:rPr>
+        <w:t xml:space="preserve">median_sigma = clean_data_sigma.median()</w:t>
+      </w:r>
+    </w:p>
+    <w:p>
+      <w:pPr>
+        <w:widowControl w:val="1"/>
+        <w:spacing w:line="360" w:lineRule="auto"/>
+        <w:ind w:firstLine="709"/>
+        <w:jc w:val="both"/>
+        <w:rPr>
+          <w:rFonts w:ascii="Times New Roman" w:cs="Times New Roman" w:eastAsia="Times New Roman" w:hAnsi="Times New Roman"/>
+          <w:i w:val="1"/>
+          <w:iCs w:val="1"/>
+          <w:sz w:val="20"/>
+          <w:szCs w:val="20"/>
+        </w:rPr>
+      </w:pPr>
+      <w:r>
+        <w:rPr>
+          <w:rFonts w:ascii="Times New Roman" w:cs="Times New Roman" w:eastAsia="Times New Roman" w:hAnsi="Times New Roman"/>
+          <w:i w:val="1"/>
+          <w:iCs w:val="1"/>
+          <w:sz w:val="20"/>
+          <w:szCs w:val="20"/>
+          <w:rtl w:val="0"/>
+        </w:rPr>
+        <w:t xml:space="preserve">print(f"Медиана: {median_sigma:.3f}")</w:t>
+      </w:r>
+    </w:p>
+    <w:p>
+      <w:pPr>
+        <w:widowControl w:val="1"/>
+        <w:spacing w:line="360" w:lineRule="auto"/>
+        <w:ind w:firstLine="709"/>
+        <w:jc w:val="both"/>
+        <w:rPr>
+          <w:rFonts w:ascii="Times New Roman" w:cs="Times New Roman" w:eastAsia="Times New Roman" w:hAnsi="Times New Roman"/>
+          <w:i w:val="1"/>
+          <w:iCs w:val="1"/>
+          <w:sz w:val="20"/>
+          <w:szCs w:val="20"/>
+        </w:rPr>
+      </w:pPr>
+      <w:r>
+        <w:rPr>
+          <w:rtl w:val="0"/>
+        </w:rPr>
+      </w:r>
+    </w:p>
+    <w:p>
+      <w:pPr>
+        <w:widowControl w:val="1"/>
+        <w:spacing w:line="360" w:lineRule="auto"/>
+        <w:ind w:firstLine="709"/>
+        <w:jc w:val="both"/>
+        <w:rPr>
+          <w:rFonts w:ascii="Times New Roman" w:cs="Times New Roman" w:eastAsia="Times New Roman" w:hAnsi="Times New Roman"/>
+          <w:i w:val="1"/>
+          <w:iCs w:val="1"/>
+          <w:sz w:val="20"/>
+          <w:szCs w:val="20"/>
+        </w:rPr>
+      </w:pPr>
+      <w:r>
+        <w:rPr>
+          <w:rFonts w:ascii="Times New Roman" w:cs="Times New Roman" w:eastAsia="Times New Roman" w:hAnsi="Times New Roman"/>
+          <w:i w:val="1"/>
+          <w:iCs w:val="1"/>
+          <w:sz w:val="20"/>
+          <w:szCs w:val="20"/>
+          <w:rtl w:val="0"/>
+        </w:rPr>
+        <w:t xml:space="preserve">df_sigma.loc[missing_mask | outlier_mask, 'RCORR_E'] = median_sigma</w:t>
+      </w:r>
+    </w:p>
+    <w:p>
+      <w:pPr>
+        <w:widowControl w:val="1"/>
+        <w:spacing w:line="360" w:lineRule="auto"/>
+        <w:ind w:firstLine="709"/>
+        <w:jc w:val="both"/>
+        <w:rPr>
+          <w:rFonts w:ascii="Times New Roman" w:cs="Times New Roman" w:eastAsia="Times New Roman" w:hAnsi="Times New Roman"/>
+          <w:i w:val="1"/>
+          <w:iCs w:val="1"/>
+          <w:sz w:val="20"/>
+          <w:szCs w:val="20"/>
+        </w:rPr>
+      </w:pPr>
+      <w:r>
+        <w:rPr>
+          <w:rtl w:val="0"/>
+        </w:rPr>
+      </w:r>
+    </w:p>
+    <w:p>
+      <w:pPr>
+        <w:widowControl w:val="1"/>
+        <w:spacing w:line="360" w:lineRule="auto"/>
+        <w:ind w:firstLine="709"/>
+        <w:jc w:val="both"/>
+        <w:rPr>
+          <w:rFonts w:ascii="Times New Roman" w:cs="Times New Roman" w:eastAsia="Times New Roman" w:hAnsi="Times New Roman"/>
+          <w:i w:val="1"/>
+          <w:iCs w:val="1"/>
+          <w:sz w:val="20"/>
+          <w:szCs w:val="20"/>
+        </w:rPr>
+      </w:pPr>
+      <w:r>
+        <w:rPr>
+          <w:rFonts w:ascii="Times New Roman" w:cs="Times New Roman" w:eastAsia="Times New Roman" w:hAnsi="Times New Roman"/>
+          <w:i w:val="1"/>
+          <w:iCs w:val="1"/>
+          <w:sz w:val="20"/>
+          <w:szCs w:val="20"/>
+          <w:rtl w:val="0"/>
+        </w:rPr>
+        <w:t xml:space="preserve">df_iqr = df.copy()</w:t>
+      </w:r>
+    </w:p>
+    <w:p>
+      <w:pPr>
+        <w:widowControl w:val="1"/>
+        <w:spacing w:line="360" w:lineRule="auto"/>
+        <w:ind w:firstLine="709"/>
+        <w:jc w:val="both"/>
+        <w:rPr>
+          <w:rFonts w:ascii="Times New Roman" w:cs="Times New Roman" w:eastAsia="Times New Roman" w:hAnsi="Times New Roman"/>
+          <w:i w:val="1"/>
+          <w:iCs w:val="1"/>
+          <w:sz w:val="20"/>
+          <w:szCs w:val="20"/>
+        </w:rPr>
+      </w:pPr>
+      <w:r>
+        <w:rPr>
+          <w:rtl w:val="0"/>
+        </w:rPr>
+      </w:r>
+    </w:p>
+    <w:p>
+      <w:pPr>
+        <w:widowControl w:val="1"/>
+        <w:spacing w:line="360" w:lineRule="auto"/>
+        <w:ind w:firstLine="709"/>
+        <w:jc w:val="both"/>
+        <w:rPr>
+          <w:rFonts w:ascii="Times New Roman" w:cs="Times New Roman" w:eastAsia="Times New Roman" w:hAnsi="Times New Roman"/>
+          <w:i w:val="1"/>
+          <w:iCs w:val="1"/>
+          <w:sz w:val="20"/>
+          <w:szCs w:val="20"/>
+        </w:rPr>
+      </w:pPr>
+      <w:r>
+        <w:rPr>
+          <w:rFonts w:ascii="Times New Roman" w:cs="Times New Roman" w:eastAsia="Times New Roman" w:hAnsi="Times New Roman"/>
+          <w:i w:val="1"/>
+          <w:iCs w:val="1"/>
+          <w:sz w:val="20"/>
+          <w:szCs w:val="20"/>
+          <w:rtl w:val="0"/>
+        </w:rPr>
+        <w:t xml:space="preserve">missing_mask_iqr = df_iqr['RCORR_E'].isna()</w:t>
+      </w:r>
+    </w:p>
+    <w:p>
+      <w:pPr>
+        <w:widowControl w:val="1"/>
+        <w:spacing w:line="360" w:lineRule="auto"/>
+        <w:ind w:firstLine="709"/>
+        <w:jc w:val="both"/>
+        <w:rPr>
+          <w:rFonts w:ascii="Times New Roman" w:cs="Times New Roman" w:eastAsia="Times New Roman" w:hAnsi="Times New Roman"/>
+          <w:i w:val="1"/>
+          <w:iCs w:val="1"/>
+          <w:sz w:val="20"/>
+          <w:szCs w:val="20"/>
+        </w:rPr>
+      </w:pPr>
+      <w:r>
+        <w:rPr>
+          <w:rtl w:val="0"/>
+        </w:rPr>
+      </w:r>
+    </w:p>
+    <w:p>
+      <w:pPr>
+        <w:widowControl w:val="1"/>
+        <w:spacing w:line="360" w:lineRule="auto"/>
+        <w:ind w:firstLine="709"/>
+        <w:jc w:val="both"/>
+        <w:rPr>
+          <w:rFonts w:ascii="Times New Roman" w:cs="Times New Roman" w:eastAsia="Times New Roman" w:hAnsi="Times New Roman"/>
+          <w:i w:val="1"/>
+          <w:iCs w:val="1"/>
+          <w:sz w:val="20"/>
+          <w:szCs w:val="20"/>
+        </w:rPr>
+      </w:pPr>
+      <w:r>
+        <w:rPr>
+          <w:rFonts w:ascii="Times New Roman" w:cs="Times New Roman" w:eastAsia="Times New Roman" w:hAnsi="Times New Roman"/>
+          <w:i w:val="1"/>
+          <w:iCs w:val="1"/>
+          <w:sz w:val="20"/>
+          <w:szCs w:val="20"/>
+          <w:rtl w:val="0"/>
+        </w:rPr>
+        <w:t xml:space="preserve">valid_data_iqr = df_iqr.loc[~missing_mask_iqr, 'RCORR_E']</w:t>
+      </w:r>
+    </w:p>
+    <w:p>
+      <w:pPr>
+        <w:widowControl w:val="1"/>
+        <w:spacing w:line="360" w:lineRule="auto"/>
+        <w:ind w:firstLine="709"/>
+        <w:jc w:val="both"/>
+        <w:rPr>
+          <w:rFonts w:ascii="Times New Roman" w:cs="Times New Roman" w:eastAsia="Times New Roman" w:hAnsi="Times New Roman"/>
+          <w:i w:val="1"/>
+          <w:iCs w:val="1"/>
+          <w:sz w:val="20"/>
+          <w:szCs w:val="20"/>
+        </w:rPr>
+      </w:pPr>
+      <w:r>
+        <w:rPr>
+          <w:rFonts w:ascii="Times New Roman" w:cs="Times New Roman" w:eastAsia="Times New Roman" w:hAnsi="Times New Roman"/>
+          <w:i w:val="1"/>
+          <w:iCs w:val="1"/>
+          <w:sz w:val="20"/>
+          <w:szCs w:val="20"/>
+          <w:rtl w:val="0"/>
+        </w:rPr>
+        <w:t xml:space="preserve">Q1 = valid_data_iqr.quantile(0.25)</w:t>
+      </w:r>
+    </w:p>
+    <w:p>
+      <w:pPr>
+        <w:widowControl w:val="1"/>
+        <w:spacing w:line="360" w:lineRule="auto"/>
+        <w:ind w:firstLine="709"/>
+        <w:jc w:val="both"/>
+        <w:rPr>
+          <w:rFonts w:ascii="Times New Roman" w:cs="Times New Roman" w:eastAsia="Times New Roman" w:hAnsi="Times New Roman"/>
+          <w:i w:val="1"/>
+          <w:iCs w:val="1"/>
+          <w:sz w:val="20"/>
+          <w:szCs w:val="20"/>
+        </w:rPr>
+      </w:pPr>
+      <w:r>
+        <w:rPr>
+          <w:rFonts w:ascii="Times New Roman" w:cs="Times New Roman" w:eastAsia="Times New Roman" w:hAnsi="Times New Roman"/>
+          <w:i w:val="1"/>
+          <w:iCs w:val="1"/>
+          <w:sz w:val="20"/>
+          <w:szCs w:val="20"/>
+          <w:rtl w:val="0"/>
+        </w:rPr>
+        <w:t xml:space="preserve">Q3 = valid_data_iqr.quantile(0.75)</w:t>
+      </w:r>
+    </w:p>
+    <w:p>
+      <w:pPr>
+        <w:widowControl w:val="1"/>
+        <w:spacing w:line="360" w:lineRule="auto"/>
+        <w:ind w:firstLine="709"/>
+        <w:jc w:val="both"/>
+        <w:rPr>
+          <w:rFonts w:ascii="Times New Roman" w:cs="Times New Roman" w:eastAsia="Times New Roman" w:hAnsi="Times New Roman"/>
+          <w:i w:val="1"/>
+          <w:iCs w:val="1"/>
+          <w:sz w:val="20"/>
+          <w:szCs w:val="20"/>
+        </w:rPr>
+      </w:pPr>
+      <w:r>
+        <w:rPr>
+          <w:rFonts w:ascii="Times New Roman" w:cs="Times New Roman" w:eastAsia="Times New Roman" w:hAnsi="Times New Roman"/>
+          <w:i w:val="1"/>
+          <w:iCs w:val="1"/>
+          <w:sz w:val="20"/>
+          <w:szCs w:val="20"/>
+          <w:rtl w:val="0"/>
+        </w:rPr>
+        <w:t xml:space="preserve">IQR = Q3 - Q1</w:t>
+      </w:r>
+    </w:p>
+    <w:p>
+      <w:pPr>
+        <w:widowControl w:val="1"/>
+        <w:spacing w:line="360" w:lineRule="auto"/>
+        <w:ind w:firstLine="709"/>
+        <w:jc w:val="both"/>
+        <w:rPr>
+          <w:rFonts w:ascii="Times New Roman" w:cs="Times New Roman" w:eastAsia="Times New Roman" w:hAnsi="Times New Roman"/>
+          <w:i w:val="1"/>
+          <w:iCs w:val="1"/>
+          <w:sz w:val="20"/>
+          <w:szCs w:val="20"/>
+        </w:rPr>
+      </w:pPr>
+      <w:r>
+        <w:rPr>
+          <w:rtl w:val="0"/>
+        </w:rPr>
+      </w:r>
+    </w:p>
+    <w:p>
+      <w:pPr>
+        <w:widowControl w:val="1"/>
+        <w:spacing w:line="360" w:lineRule="auto"/>
+        <w:ind w:firstLine="709"/>
+        <w:jc w:val="both"/>
+        <w:rPr>
+          <w:rFonts w:ascii="Times New Roman" w:cs="Times New Roman" w:eastAsia="Times New Roman" w:hAnsi="Times New Roman"/>
+          <w:i w:val="1"/>
+          <w:iCs w:val="1"/>
+          <w:sz w:val="20"/>
+          <w:szCs w:val="20"/>
+        </w:rPr>
+      </w:pPr>
+      <w:r>
+        <w:rPr>
+          <w:rFonts w:ascii="Times New Roman" w:cs="Times New Roman" w:eastAsia="Times New Roman" w:hAnsi="Times New Roman"/>
+          <w:i w:val="1"/>
+          <w:iCs w:val="1"/>
+          <w:sz w:val="20"/>
+          <w:szCs w:val="20"/>
+          <w:rtl w:val="0"/>
+        </w:rPr>
+        <w:t xml:space="preserve">lower_bound = Q1 - 1.5 * IQR</w:t>
+      </w:r>
+    </w:p>
+    <w:p>
+      <w:pPr>
+        <w:widowControl w:val="1"/>
+        <w:spacing w:line="360" w:lineRule="auto"/>
+        <w:ind w:firstLine="709"/>
+        <w:jc w:val="both"/>
+        <w:rPr>
+          <w:rFonts w:ascii="Times New Roman" w:cs="Times New Roman" w:eastAsia="Times New Roman" w:hAnsi="Times New Roman"/>
+          <w:i w:val="1"/>
+          <w:iCs w:val="1"/>
+          <w:sz w:val="20"/>
+          <w:szCs w:val="20"/>
+        </w:rPr>
+      </w:pPr>
+      <w:r>
+        <w:rPr>
+          <w:rFonts w:ascii="Times New Roman" w:cs="Times New Roman" w:eastAsia="Times New Roman" w:hAnsi="Times New Roman"/>
+          <w:i w:val="1"/>
+          <w:iCs w:val="1"/>
+          <w:sz w:val="20"/>
+          <w:szCs w:val="20"/>
+          <w:rtl w:val="0"/>
+        </w:rPr>
+        <w:t xml:space="preserve">upper_bound = Q3 + 1.5 * IQR</w:t>
+      </w:r>
+    </w:p>
+    <w:p>
+      <w:pPr>
+        <w:widowControl w:val="1"/>
+        <w:spacing w:line="360" w:lineRule="auto"/>
+        <w:ind w:firstLine="709"/>
+        <w:jc w:val="both"/>
+        <w:rPr>
+          <w:rFonts w:ascii="Times New Roman" w:cs="Times New Roman" w:eastAsia="Times New Roman" w:hAnsi="Times New Roman"/>
+          <w:i w:val="1"/>
+          <w:iCs w:val="1"/>
+          <w:sz w:val="20"/>
+          <w:szCs w:val="20"/>
+        </w:rPr>
+      </w:pPr>
+      <w:r>
+        <w:rPr>
+          <w:rtl w:val="0"/>
+        </w:rPr>
+      </w:r>
+    </w:p>
+    <w:p>
+      <w:pPr>
+        <w:widowControl w:val="1"/>
+        <w:spacing w:line="360" w:lineRule="auto"/>
+        <w:ind w:firstLine="709"/>
+        <w:jc w:val="both"/>
+        <w:rPr>
+          <w:rFonts w:ascii="Times New Roman" w:cs="Times New Roman" w:eastAsia="Times New Roman" w:hAnsi="Times New Roman"/>
+          <w:i w:val="1"/>
+          <w:iCs w:val="1"/>
+          <w:sz w:val="20"/>
+          <w:szCs w:val="20"/>
+        </w:rPr>
+      </w:pPr>
+      <w:r>
+        <w:rPr>
+          <w:rFonts w:ascii="Times New Roman" w:cs="Times New Roman" w:eastAsia="Times New Roman" w:hAnsi="Times New Roman"/>
+          <w:i w:val="1"/>
+          <w:iCs w:val="1"/>
+          <w:sz w:val="20"/>
+          <w:szCs w:val="20"/>
+          <w:rtl w:val="0"/>
+        </w:rPr>
+        <w:t xml:space="preserve">outlier_mask_iqr = (df_iqr['RCORR_E'] &lt; lower_bound) | (df_iqr['RCORR_E'] &gt; upper_bound)</w:t>
+      </w:r>
+    </w:p>
+    <w:p>
+      <w:pPr>
+        <w:widowControl w:val="1"/>
+        <w:spacing w:line="360" w:lineRule="auto"/>
+        <w:ind w:firstLine="709"/>
+        <w:jc w:val="both"/>
+        <w:rPr>
+          <w:rFonts w:ascii="Times New Roman" w:cs="Times New Roman" w:eastAsia="Times New Roman" w:hAnsi="Times New Roman"/>
+          <w:i w:val="1"/>
+          <w:iCs w:val="1"/>
+          <w:sz w:val="20"/>
+          <w:szCs w:val="20"/>
+        </w:rPr>
+      </w:pPr>
+      <w:r>
+        <w:rPr>
+          <w:rFonts w:ascii="Times New Roman" w:cs="Times New Roman" w:eastAsia="Times New Roman" w:hAnsi="Times New Roman"/>
+          <w:i w:val="1"/>
+          <w:iCs w:val="1"/>
+          <w:sz w:val="20"/>
+          <w:szCs w:val="20"/>
+          <w:rtl w:val="0"/>
+        </w:rPr>
+        <w:t xml:space="preserve">outlier_mask_iqr = outlier_mask_iqr &amp; (~missing_mask_iqr)</w:t>
+      </w:r>
+    </w:p>
+    <w:p>
+      <w:pPr>
+        <w:widowControl w:val="1"/>
+        <w:spacing w:line="360" w:lineRule="auto"/>
+        <w:ind w:firstLine="709"/>
+        <w:jc w:val="both"/>
+        <w:rPr>
+          <w:rFonts w:ascii="Times New Roman" w:cs="Times New Roman" w:eastAsia="Times New Roman" w:hAnsi="Times New Roman"/>
+          <w:i w:val="1"/>
+          <w:iCs w:val="1"/>
+          <w:sz w:val="20"/>
+          <w:szCs w:val="20"/>
+        </w:rPr>
+      </w:pPr>
+      <w:r>
+        <w:rPr>
+          <w:rtl w:val="0"/>
+        </w:rPr>
+      </w:r>
+    </w:p>
+    <w:p>
+      <w:pPr>
+        <w:widowControl w:val="1"/>
+        <w:spacing w:line="360" w:lineRule="auto"/>
+        <w:ind w:firstLine="709"/>
+        <w:jc w:val="both"/>
+        <w:rPr>
+          <w:rFonts w:ascii="Times New Roman" w:cs="Times New Roman" w:eastAsia="Times New Roman" w:hAnsi="Times New Roman"/>
+          <w:i w:val="1"/>
+          <w:iCs w:val="1"/>
+          <w:sz w:val="20"/>
+          <w:szCs w:val="20"/>
+        </w:rPr>
+      </w:pPr>
+      <w:r>
+        <w:rPr>
+          <w:rFonts w:ascii="Times New Roman" w:cs="Times New Roman" w:eastAsia="Times New Roman" w:hAnsi="Times New Roman"/>
+          <w:i w:val="1"/>
+          <w:iCs w:val="1"/>
+          <w:sz w:val="20"/>
+          <w:szCs w:val="20"/>
+          <w:rtl w:val="0"/>
+        </w:rPr>
+        <w:t xml:space="preserve">print(f"Q1 = {Q1:.3f}, Q3 = {Q3:.3f}, IQR = {IQR:.3f}")</w:t>
+      </w:r>
+    </w:p>
+    <w:p>
+      <w:pPr>
+        <w:widowControl w:val="1"/>
+        <w:spacing w:line="360" w:lineRule="auto"/>
+        <w:ind w:firstLine="709"/>
+        <w:jc w:val="both"/>
+        <w:rPr>
+          <w:rFonts w:ascii="Times New Roman" w:cs="Times New Roman" w:eastAsia="Times New Roman" w:hAnsi="Times New Roman"/>
+          <w:i w:val="1"/>
+          <w:iCs w:val="1"/>
+          <w:sz w:val="20"/>
+          <w:szCs w:val="20"/>
+        </w:rPr>
+      </w:pPr>
+      <w:r>
+        <w:rPr>
+          <w:rFonts w:ascii="Times New Roman" w:cs="Times New Roman" w:eastAsia="Times New Roman" w:hAnsi="Times New Roman"/>
+          <w:i w:val="1"/>
+          <w:iCs w:val="1"/>
+          <w:sz w:val="20"/>
+          <w:szCs w:val="20"/>
+          <w:rtl w:val="0"/>
+        </w:rPr>
+        <w:t xml:space="preserve">print(f"Границы: [{lower_bound:.3f}, {upper_bound:.3f}]")</w:t>
+      </w:r>
+    </w:p>
+    <w:p>
+      <w:pPr>
+        <w:widowControl w:val="1"/>
+        <w:spacing w:line="360" w:lineRule="auto"/>
+        <w:ind w:firstLine="709"/>
+        <w:jc w:val="both"/>
+        <w:rPr>
+          <w:rFonts w:ascii="Times New Roman" w:cs="Times New Roman" w:eastAsia="Times New Roman" w:hAnsi="Times New Roman"/>
+          <w:i w:val="1"/>
+          <w:iCs w:val="1"/>
+          <w:sz w:val="20"/>
+          <w:szCs w:val="20"/>
+        </w:rPr>
+      </w:pPr>
+      <w:r>
+        <w:rPr>
+          <w:rFonts w:ascii="Times New Roman" w:cs="Times New Roman" w:eastAsia="Times New Roman" w:hAnsi="Times New Roman"/>
+          <w:i w:val="1"/>
+          <w:iCs w:val="1"/>
+          <w:sz w:val="20"/>
+          <w:szCs w:val="20"/>
+          <w:rtl w:val="0"/>
+        </w:rPr>
+        <w:t xml:space="preserve">print(f"Количество выбросов по правилу IQR: {outlier_mask_iqr.sum()}")</w:t>
+      </w:r>
+    </w:p>
+    <w:p>
+      <w:pPr>
+        <w:widowControl w:val="1"/>
+        <w:spacing w:line="360" w:lineRule="auto"/>
+        <w:ind w:firstLine="709"/>
+        <w:jc w:val="both"/>
+        <w:rPr>
+          <w:rFonts w:ascii="Times New Roman" w:cs="Times New Roman" w:eastAsia="Times New Roman" w:hAnsi="Times New Roman"/>
+          <w:i w:val="1"/>
+          <w:iCs w:val="1"/>
+          <w:sz w:val="20"/>
+          <w:szCs w:val="20"/>
+        </w:rPr>
+      </w:pPr>
+      <w:r>
+        <w:rPr>
+          <w:rFonts w:ascii="Times New Roman" w:cs="Times New Roman" w:eastAsia="Times New Roman" w:hAnsi="Times New Roman"/>
+          <w:i w:val="1"/>
+          <w:iCs w:val="1"/>
+          <w:sz w:val="20"/>
+          <w:szCs w:val="20"/>
+          <w:rtl w:val="0"/>
+        </w:rPr>
+        <w:t xml:space="preserve">print(f"Доля выбросов: {outlier_mask_iqr.sum()/len(full_range):.3f}")</w:t>
+      </w:r>
+    </w:p>
+    <w:p>
+      <w:pPr>
+        <w:widowControl w:val="1"/>
+        <w:spacing w:line="360" w:lineRule="auto"/>
+        <w:ind w:firstLine="709"/>
+        <w:jc w:val="both"/>
+        <w:rPr>
+          <w:rFonts w:ascii="Times New Roman" w:cs="Times New Roman" w:eastAsia="Times New Roman" w:hAnsi="Times New Roman"/>
+          <w:i w:val="1"/>
+          <w:iCs w:val="1"/>
+          <w:sz w:val="20"/>
+          <w:szCs w:val="20"/>
+        </w:rPr>
+      </w:pPr>
+      <w:r>
+        <w:rPr>
+          <w:rtl w:val="0"/>
+        </w:rPr>
+      </w:r>
+    </w:p>
+    <w:p>
+      <w:pPr>
+        <w:widowControl w:val="1"/>
+        <w:spacing w:line="360" w:lineRule="auto"/>
+        <w:ind w:firstLine="709"/>
+        <w:jc w:val="both"/>
+        <w:rPr>
+          <w:rFonts w:ascii="Times New Roman" w:cs="Times New Roman" w:eastAsia="Times New Roman" w:hAnsi="Times New Roman"/>
+          <w:i w:val="1"/>
+          <w:iCs w:val="1"/>
+          <w:sz w:val="20"/>
+          <w:szCs w:val="20"/>
+        </w:rPr>
+      </w:pPr>
+      <w:r>
+        <w:rPr>
+          <w:rFonts w:ascii="Times New Roman" w:cs="Times New Roman" w:eastAsia="Times New Roman" w:hAnsi="Times New Roman"/>
+          <w:i w:val="1"/>
+          <w:iCs w:val="1"/>
+          <w:sz w:val="20"/>
+          <w:szCs w:val="20"/>
+          <w:rtl w:val="0"/>
+        </w:rPr>
+        <w:t xml:space="preserve">clean_data_iqr = df_iqr.loc[~missing_mask_iqr &amp; ~outlier_mask_iqr, 'RCORR_E']</w:t>
+      </w:r>
+    </w:p>
+    <w:p>
+      <w:pPr>
+        <w:widowControl w:val="1"/>
+        <w:spacing w:line="360" w:lineRule="auto"/>
+        <w:ind w:firstLine="709"/>
+        <w:jc w:val="both"/>
+        <w:rPr>
+          <w:rFonts w:ascii="Times New Roman" w:cs="Times New Roman" w:eastAsia="Times New Roman" w:hAnsi="Times New Roman"/>
+          <w:i w:val="1"/>
+          <w:iCs w:val="1"/>
+          <w:sz w:val="20"/>
+          <w:szCs w:val="20"/>
+        </w:rPr>
+      </w:pPr>
+      <w:r>
+        <w:rPr>
+          <w:rFonts w:ascii="Times New Roman" w:cs="Times New Roman" w:eastAsia="Times New Roman" w:hAnsi="Times New Roman"/>
+          <w:i w:val="1"/>
+          <w:iCs w:val="1"/>
+          <w:sz w:val="20"/>
+          <w:szCs w:val="20"/>
+          <w:rtl w:val="0"/>
+        </w:rPr>
+        <w:t xml:space="preserve">median_iqr = clean_data_iqr.median()</w:t>
+      </w:r>
+    </w:p>
+    <w:p>
+      <w:pPr>
+        <w:widowControl w:val="1"/>
+        <w:spacing w:line="360" w:lineRule="auto"/>
+        <w:ind w:firstLine="709"/>
+        <w:jc w:val="both"/>
+        <w:rPr>
+          <w:rFonts w:ascii="Times New Roman" w:cs="Times New Roman" w:eastAsia="Times New Roman" w:hAnsi="Times New Roman"/>
+          <w:i w:val="1"/>
+          <w:iCs w:val="1"/>
+          <w:sz w:val="20"/>
+          <w:szCs w:val="20"/>
+        </w:rPr>
+      </w:pPr>
+      <w:r>
+        <w:rPr>
+          <w:rFonts w:ascii="Times New Roman" w:cs="Times New Roman" w:eastAsia="Times New Roman" w:hAnsi="Times New Roman"/>
+          <w:i w:val="1"/>
+          <w:iCs w:val="1"/>
+          <w:sz w:val="20"/>
+          <w:szCs w:val="20"/>
+          <w:rtl w:val="0"/>
+        </w:rPr>
+        <w:t xml:space="preserve">print(f"Медиана: {median_iqr:.3f}")</w:t>
+      </w:r>
+    </w:p>
+    <w:p>
+      <w:pPr>
+        <w:widowControl w:val="1"/>
+        <w:spacing w:line="360" w:lineRule="auto"/>
+        <w:ind w:firstLine="709"/>
+        <w:jc w:val="both"/>
+        <w:rPr>
+          <w:rFonts w:ascii="Times New Roman" w:cs="Times New Roman" w:eastAsia="Times New Roman" w:hAnsi="Times New Roman"/>
+          <w:i w:val="1"/>
+          <w:iCs w:val="1"/>
+          <w:sz w:val="20"/>
+          <w:szCs w:val="20"/>
+        </w:rPr>
+      </w:pPr>
+      <w:r>
+        <w:rPr>
+          <w:rtl w:val="0"/>
+        </w:rPr>
+      </w:r>
+    </w:p>
+    <w:p>
+      <w:pPr>
+        <w:widowControl w:val="1"/>
+        <w:spacing w:line="360" w:lineRule="auto"/>
+        <w:ind w:firstLine="709"/>
+        <w:jc w:val="both"/>
+        <w:rPr>
+          <w:rFonts w:ascii="Times New Roman" w:cs="Times New Roman" w:eastAsia="Times New Roman" w:hAnsi="Times New Roman"/>
+          <w:i w:val="1"/>
+          <w:iCs w:val="1"/>
+          <w:sz w:val="20"/>
+          <w:szCs w:val="20"/>
+        </w:rPr>
+      </w:pPr>
+      <w:r>
+        <w:rPr>
+          <w:rFonts w:ascii="Times New Roman" w:cs="Times New Roman" w:eastAsia="Times New Roman" w:hAnsi="Times New Roman"/>
+          <w:i w:val="1"/>
+          <w:iCs w:val="1"/>
+          <w:sz w:val="20"/>
+          <w:szCs w:val="20"/>
+          <w:rtl w:val="0"/>
+        </w:rPr>
+        <w:t xml:space="preserve">df_iqr.loc[missing_mask_iqr | outlier_mask_iqr, 'RCORR_E'] = median_iqr</w:t>
+      </w:r>
+    </w:p>
+    <w:p>
+      <w:pPr>
+        <w:widowControl w:val="1"/>
+        <w:spacing w:line="360" w:lineRule="auto"/>
+        <w:ind w:firstLine="709"/>
+        <w:jc w:val="both"/>
+        <w:rPr>
+          <w:rFonts w:ascii="Times New Roman" w:cs="Times New Roman" w:eastAsia="Times New Roman" w:hAnsi="Times New Roman"/>
+          <w:i w:val="1"/>
+          <w:iCs w:val="1"/>
+          <w:sz w:val="20"/>
+          <w:szCs w:val="20"/>
+        </w:rPr>
+      </w:pPr>
+      <w:r>
+        <w:rPr>
+          <w:rtl w:val="0"/>
+        </w:rPr>
+      </w:r>
+    </w:p>
+    <w:p>
+      <w:pPr>
+        <w:widowControl w:val="1"/>
+        <w:spacing w:line="360" w:lineRule="auto"/>
+        <w:ind w:firstLine="709"/>
+        <w:jc w:val="both"/>
+        <w:rPr>
+          <w:rFonts w:ascii="Times New Roman" w:cs="Times New Roman" w:eastAsia="Times New Roman" w:hAnsi="Times New Roman"/>
+          <w:i w:val="1"/>
+          <w:iCs w:val="1"/>
+          <w:sz w:val="20"/>
+          <w:szCs w:val="20"/>
+        </w:rPr>
+      </w:pPr>
+      <w:r>
+        <w:rPr>
+          <w:rFonts w:ascii="Times New Roman" w:cs="Times New Roman" w:eastAsia="Times New Roman" w:hAnsi="Times New Roman"/>
+          <w:i w:val="1"/>
+          <w:iCs w:val="1"/>
+          <w:sz w:val="20"/>
+          <w:szCs w:val="20"/>
+          <w:rtl w:val="0"/>
+        </w:rPr>
+        <w:t xml:space="preserve">fig, axes = plt.subplots(3, 1, figsize=(15, 10))</w:t>
+      </w:r>
+    </w:p>
+    <w:p>
+      <w:pPr>
+        <w:widowControl w:val="1"/>
+        <w:spacing w:line="360" w:lineRule="auto"/>
+        <w:ind w:firstLine="709"/>
+        <w:jc w:val="both"/>
+        <w:rPr>
+          <w:rFonts w:ascii="Times New Roman" w:cs="Times New Roman" w:eastAsia="Times New Roman" w:hAnsi="Times New Roman"/>
+          <w:i w:val="1"/>
+          <w:iCs w:val="1"/>
+          <w:sz w:val="20"/>
+          <w:szCs w:val="20"/>
+        </w:rPr>
+      </w:pPr>
+      <w:r>
+        <w:rPr>
+          <w:rtl w:val="0"/>
+        </w:rPr>
+      </w:r>
+    </w:p>
+    <w:p>
+      <w:pPr>
+        <w:widowControl w:val="1"/>
+        <w:spacing w:line="360" w:lineRule="auto"/>
+        <w:ind w:firstLine="709"/>
+        <w:jc w:val="both"/>
+        <w:rPr>
+          <w:rFonts w:ascii="Times New Roman" w:cs="Times New Roman" w:eastAsia="Times New Roman" w:hAnsi="Times New Roman"/>
+          <w:i w:val="1"/>
+          <w:iCs w:val="1"/>
+          <w:sz w:val="20"/>
+          <w:szCs w:val="20"/>
+        </w:rPr>
+      </w:pPr>
+      <w:r>
+        <w:rPr>
+          <w:rFonts w:ascii="Times New Roman" w:cs="Times New Roman" w:eastAsia="Times New Roman" w:hAnsi="Times New Roman"/>
+          <w:i w:val="1"/>
+          <w:iCs w:val="1"/>
+          <w:sz w:val="20"/>
+          <w:szCs w:val="20"/>
+          <w:rtl w:val="0"/>
+        </w:rPr>
+        <w:t xml:space="preserve">axes[0].plot(df['start_date_time'], df['RCORR_E'],</w:t>
+      </w:r>
+    </w:p>
+    <w:p>
+      <w:pPr>
+        <w:widowControl w:val="1"/>
+        <w:spacing w:line="360" w:lineRule="auto"/>
+        <w:ind w:firstLine="709"/>
+        <w:jc w:val="both"/>
+        <w:rPr>
+          <w:rFonts w:ascii="Times New Roman" w:cs="Times New Roman" w:eastAsia="Times New Roman" w:hAnsi="Times New Roman"/>
+          <w:i w:val="1"/>
+          <w:iCs w:val="1"/>
+          <w:sz w:val="20"/>
+          <w:szCs w:val="20"/>
+        </w:rPr>
+      </w:pPr>
+      <w:r>
+        <w:rPr>
+          <w:rFonts w:ascii="Times New Roman" w:cs="Times New Roman" w:eastAsia="Times New Roman" w:hAnsi="Times New Roman"/>
+          <w:i w:val="1"/>
+          <w:iCs w:val="1"/>
+          <w:sz w:val="20"/>
+          <w:szCs w:val="20"/>
+          <w:rtl w:val="0"/>
+        </w:rPr>
+        <w:t xml:space="preserve">             color='blue', linewidth=0.5,</w:t>
+      </w:r>
+    </w:p>
+    <w:p>
+      <w:pPr>
+        <w:widowControl w:val="1"/>
+        <w:spacing w:line="360" w:lineRule="auto"/>
+        <w:ind w:firstLine="709"/>
+        <w:jc w:val="both"/>
+        <w:rPr>
+          <w:rFonts w:ascii="Times New Roman" w:cs="Times New Roman" w:eastAsia="Times New Roman" w:hAnsi="Times New Roman"/>
+          <w:i w:val="1"/>
+          <w:iCs w:val="1"/>
+          <w:sz w:val="20"/>
+          <w:szCs w:val="20"/>
+        </w:rPr>
+      </w:pPr>
+      <w:r>
+        <w:rPr>
+          <w:rFonts w:ascii="Times New Roman" w:cs="Times New Roman" w:eastAsia="Times New Roman" w:hAnsi="Times New Roman"/>
+          <w:i w:val="1"/>
+          <w:iCs w:val="1"/>
+          <w:sz w:val="20"/>
+          <w:szCs w:val="20"/>
+          <w:rtl w:val="0"/>
+        </w:rPr>
+        <w:t xml:space="preserve">             label='Исходные данные (с пропусками минут)')</w:t>
+      </w:r>
+    </w:p>
+    <w:p>
+      <w:pPr>
+        <w:widowControl w:val="1"/>
+        <w:spacing w:line="360" w:lineRule="auto"/>
+        <w:ind w:firstLine="709"/>
+        <w:jc w:val="both"/>
+        <w:rPr>
+          <w:rFonts w:ascii="Times New Roman" w:cs="Times New Roman" w:eastAsia="Times New Roman" w:hAnsi="Times New Roman"/>
+          <w:i w:val="1"/>
+          <w:iCs w:val="1"/>
+          <w:sz w:val="20"/>
+          <w:szCs w:val="20"/>
+        </w:rPr>
+      </w:pPr>
+      <w:r>
+        <w:rPr>
+          <w:rFonts w:ascii="Times New Roman" w:cs="Times New Roman" w:eastAsia="Times New Roman" w:hAnsi="Times New Roman"/>
+          <w:i w:val="1"/>
+          <w:iCs w:val="1"/>
+          <w:sz w:val="20"/>
+          <w:szCs w:val="20"/>
+          <w:rtl w:val="0"/>
+        </w:rPr>
+        <w:t xml:space="preserve">axes[0].set_title('Исходный временной ряд (пропущенные минуты показаны как разрывы)')</w:t>
+      </w:r>
+    </w:p>
+    <w:p>
+      <w:pPr>
+        <w:widowControl w:val="1"/>
+        <w:spacing w:line="360" w:lineRule="auto"/>
+        <w:ind w:firstLine="709"/>
+        <w:jc w:val="both"/>
+        <w:rPr>
+          <w:rFonts w:ascii="Times New Roman" w:cs="Times New Roman" w:eastAsia="Times New Roman" w:hAnsi="Times New Roman"/>
+          <w:i w:val="1"/>
+          <w:iCs w:val="1"/>
+          <w:sz w:val="20"/>
+          <w:szCs w:val="20"/>
+        </w:rPr>
+      </w:pPr>
+      <w:r>
+        <w:rPr>
+          <w:rFonts w:ascii="Times New Roman" w:cs="Times New Roman" w:eastAsia="Times New Roman" w:hAnsi="Times New Roman"/>
+          <w:i w:val="1"/>
+          <w:iCs w:val="1"/>
+          <w:sz w:val="20"/>
+          <w:szCs w:val="20"/>
+          <w:rtl w:val="0"/>
+        </w:rPr>
+        <w:t xml:space="preserve">axes[0].set_ylabel('RCORR_E')</w:t>
+      </w:r>
+    </w:p>
+    <w:p>
+      <w:pPr>
+        <w:widowControl w:val="1"/>
+        <w:spacing w:line="360" w:lineRule="auto"/>
+        <w:ind w:firstLine="709"/>
+        <w:jc w:val="both"/>
+        <w:rPr>
+          <w:rFonts w:ascii="Times New Roman" w:cs="Times New Roman" w:eastAsia="Times New Roman" w:hAnsi="Times New Roman"/>
+          <w:i w:val="1"/>
+          <w:iCs w:val="1"/>
+          <w:sz w:val="20"/>
+          <w:szCs w:val="20"/>
+        </w:rPr>
+      </w:pPr>
+      <w:r>
+        <w:rPr>
+          <w:rFonts w:ascii="Times New Roman" w:cs="Times New Roman" w:eastAsia="Times New Roman" w:hAnsi="Times New Roman"/>
+          <w:i w:val="1"/>
+          <w:iCs w:val="1"/>
+          <w:sz w:val="20"/>
+          <w:szCs w:val="20"/>
+          <w:rtl w:val="0"/>
+        </w:rPr>
+        <w:t xml:space="preserve">axes[0].legend()</w:t>
+      </w:r>
+    </w:p>
+    <w:p>
+      <w:pPr>
+        <w:widowControl w:val="1"/>
+        <w:spacing w:line="360" w:lineRule="auto"/>
+        <w:ind w:firstLine="709"/>
+        <w:jc w:val="both"/>
+        <w:rPr>
+          <w:rFonts w:ascii="Times New Roman" w:cs="Times New Roman" w:eastAsia="Times New Roman" w:hAnsi="Times New Roman"/>
+          <w:i w:val="1"/>
+          <w:iCs w:val="1"/>
+          <w:sz w:val="20"/>
+          <w:szCs w:val="20"/>
+        </w:rPr>
+      </w:pPr>
+      <w:r>
+        <w:rPr>
+          <w:rtl w:val="0"/>
+        </w:rPr>
+      </w:r>
+    </w:p>
+    <w:p>
+      <w:pPr>
+        <w:widowControl w:val="1"/>
+        <w:spacing w:line="360" w:lineRule="auto"/>
+        <w:ind w:firstLine="709"/>
+        <w:jc w:val="both"/>
+        <w:rPr>
+          <w:rFonts w:ascii="Times New Roman" w:cs="Times New Roman" w:eastAsia="Times New Roman" w:hAnsi="Times New Roman"/>
+          <w:i w:val="1"/>
+          <w:iCs w:val="1"/>
+          <w:sz w:val="20"/>
+          <w:szCs w:val="20"/>
+        </w:rPr>
+      </w:pPr>
+      <w:r>
+        <w:rPr>
+          <w:rFonts w:ascii="Times New Roman" w:cs="Times New Roman" w:eastAsia="Times New Roman" w:hAnsi="Times New Roman"/>
+          <w:i w:val="1"/>
+          <w:iCs w:val="1"/>
+          <w:sz w:val="20"/>
+          <w:szCs w:val="20"/>
+          <w:rtl w:val="0"/>
+        </w:rPr>
+        <w:t xml:space="preserve">axes[1].plot(df_sigma['start_date_time'], df_sigma['RCORR_E'],</w:t>
+      </w:r>
+    </w:p>
+    <w:p>
+      <w:pPr>
+        <w:widowControl w:val="1"/>
+        <w:spacing w:line="360" w:lineRule="auto"/>
+        <w:ind w:firstLine="709"/>
+        <w:jc w:val="both"/>
+        <w:rPr>
+          <w:rFonts w:ascii="Times New Roman" w:cs="Times New Roman" w:eastAsia="Times New Roman" w:hAnsi="Times New Roman"/>
+          <w:i w:val="1"/>
+          <w:iCs w:val="1"/>
+          <w:sz w:val="20"/>
+          <w:szCs w:val="20"/>
+        </w:rPr>
+      </w:pPr>
+      <w:r>
+        <w:rPr>
+          <w:rFonts w:ascii="Times New Roman" w:cs="Times New Roman" w:eastAsia="Times New Roman" w:hAnsi="Times New Roman"/>
+          <w:i w:val="1"/>
+          <w:iCs w:val="1"/>
+          <w:sz w:val="20"/>
+          <w:szCs w:val="20"/>
+          <w:rtl w:val="0"/>
+        </w:rPr>
+        <w:t xml:space="preserve">             color='green', linewidth=0.5, label='3 сигма')</w:t>
+      </w:r>
+    </w:p>
+    <w:p>
+      <w:pPr>
+        <w:widowControl w:val="1"/>
+        <w:spacing w:line="360" w:lineRule="auto"/>
+        <w:ind w:firstLine="709"/>
+        <w:jc w:val="both"/>
+        <w:rPr>
+          <w:rFonts w:ascii="Times New Roman" w:cs="Times New Roman" w:eastAsia="Times New Roman" w:hAnsi="Times New Roman"/>
+          <w:i w:val="1"/>
+          <w:iCs w:val="1"/>
+          <w:sz w:val="20"/>
+          <w:szCs w:val="20"/>
+        </w:rPr>
+      </w:pPr>
+      <w:r>
+        <w:rPr>
+          <w:rFonts w:ascii="Times New Roman" w:cs="Times New Roman" w:eastAsia="Times New Roman" w:hAnsi="Times New Roman"/>
+          <w:i w:val="1"/>
+          <w:iCs w:val="1"/>
+          <w:sz w:val="20"/>
+          <w:szCs w:val="20"/>
+          <w:rtl w:val="0"/>
+        </w:rPr>
+        <w:t xml:space="preserve">axes[1].set_title('После заполнения выбросов и пропусков (правило 3 сигма)')</w:t>
+      </w:r>
+    </w:p>
+    <w:p>
+      <w:pPr>
+        <w:widowControl w:val="1"/>
+        <w:spacing w:line="360" w:lineRule="auto"/>
+        <w:ind w:firstLine="709"/>
+        <w:jc w:val="both"/>
+        <w:rPr>
+          <w:rFonts w:ascii="Times New Roman" w:cs="Times New Roman" w:eastAsia="Times New Roman" w:hAnsi="Times New Roman"/>
+          <w:i w:val="1"/>
+          <w:iCs w:val="1"/>
+          <w:sz w:val="20"/>
+          <w:szCs w:val="20"/>
+        </w:rPr>
+      </w:pPr>
+      <w:r>
+        <w:rPr>
+          <w:rFonts w:ascii="Times New Roman" w:cs="Times New Roman" w:eastAsia="Times New Roman" w:hAnsi="Times New Roman"/>
+          <w:i w:val="1"/>
+          <w:iCs w:val="1"/>
+          <w:sz w:val="20"/>
+          <w:szCs w:val="20"/>
+          <w:rtl w:val="0"/>
+        </w:rPr>
+        <w:t xml:space="preserve">axes[1].set_ylabel('RCORR_E')</w:t>
+      </w:r>
+    </w:p>
+    <w:p>
+      <w:pPr>
+        <w:widowControl w:val="1"/>
+        <w:spacing w:line="360" w:lineRule="auto"/>
+        <w:ind w:firstLine="709"/>
+        <w:jc w:val="both"/>
+        <w:rPr>
+          <w:rFonts w:ascii="Times New Roman" w:cs="Times New Roman" w:eastAsia="Times New Roman" w:hAnsi="Times New Roman"/>
+          <w:i w:val="1"/>
+          <w:iCs w:val="1"/>
+          <w:sz w:val="20"/>
+          <w:szCs w:val="20"/>
+        </w:rPr>
+      </w:pPr>
+      <w:r>
+        <w:rPr>
+          <w:rFonts w:ascii="Times New Roman" w:cs="Times New Roman" w:eastAsia="Times New Roman" w:hAnsi="Times New Roman"/>
+          <w:i w:val="1"/>
+          <w:iCs w:val="1"/>
+          <w:sz w:val="20"/>
+          <w:szCs w:val="20"/>
+          <w:rtl w:val="0"/>
+        </w:rPr>
+        <w:t xml:space="preserve">axes[1].legend()</w:t>
+      </w:r>
+    </w:p>
+    <w:p>
+      <w:pPr>
+        <w:widowControl w:val="1"/>
+        <w:spacing w:line="360" w:lineRule="auto"/>
+        <w:ind w:firstLine="709"/>
+        <w:jc w:val="both"/>
+        <w:rPr>
+          <w:rFonts w:ascii="Times New Roman" w:cs="Times New Roman" w:eastAsia="Times New Roman" w:hAnsi="Times New Roman"/>
+          <w:i w:val="1"/>
+          <w:iCs w:val="1"/>
+          <w:sz w:val="20"/>
+          <w:szCs w:val="20"/>
+        </w:rPr>
+      </w:pPr>
+      <w:r>
+        <w:rPr>
+          <w:rtl w:val="0"/>
+        </w:rPr>
+      </w:r>
+    </w:p>
+    <w:p>
+      <w:pPr>
+        <w:widowControl w:val="1"/>
+        <w:spacing w:line="360" w:lineRule="auto"/>
+        <w:ind w:firstLine="709"/>
+        <w:jc w:val="both"/>
+        <w:rPr>
+          <w:rFonts w:ascii="Times New Roman" w:cs="Times New Roman" w:eastAsia="Times New Roman" w:hAnsi="Times New Roman"/>
+          <w:i w:val="1"/>
+          <w:iCs w:val="1"/>
+          <w:sz w:val="20"/>
+          <w:szCs w:val="20"/>
+        </w:rPr>
+      </w:pPr>
+      <w:r>
+        <w:rPr>
+          <w:rFonts w:ascii="Times New Roman" w:cs="Times New Roman" w:eastAsia="Times New Roman" w:hAnsi="Times New Roman"/>
+          <w:i w:val="1"/>
+          <w:iCs w:val="1"/>
+          <w:sz w:val="20"/>
+          <w:szCs w:val="20"/>
+          <w:rtl w:val="0"/>
+        </w:rPr>
+        <w:t xml:space="preserve">axes[2].plot(df_iqr['start_date_time'], df_iqr['RCORR_E'],</w:t>
+      </w:r>
+    </w:p>
+    <w:p>
+      <w:pPr>
+        <w:widowControl w:val="1"/>
+        <w:spacing w:line="360" w:lineRule="auto"/>
+        <w:ind w:firstLine="709"/>
+        <w:jc w:val="both"/>
+        <w:rPr>
+          <w:rFonts w:ascii="Times New Roman" w:cs="Times New Roman" w:eastAsia="Times New Roman" w:hAnsi="Times New Roman"/>
+          <w:i w:val="1"/>
+          <w:iCs w:val="1"/>
+          <w:sz w:val="20"/>
+          <w:szCs w:val="20"/>
+        </w:rPr>
+      </w:pPr>
+      <w:r>
+        <w:rPr>
+          <w:rFonts w:ascii="Times New Roman" w:cs="Times New Roman" w:eastAsia="Times New Roman" w:hAnsi="Times New Roman"/>
+          <w:i w:val="1"/>
+          <w:iCs w:val="1"/>
+          <w:sz w:val="20"/>
+          <w:szCs w:val="20"/>
+          <w:rtl w:val="0"/>
+        </w:rPr>
+        <w:t xml:space="preserve">             color='red', linewidth=0.5, label='IQR')</w:t>
+      </w:r>
+    </w:p>
+    <w:p>
+      <w:pPr>
+        <w:widowControl w:val="1"/>
+        <w:spacing w:line="360" w:lineRule="auto"/>
+        <w:ind w:firstLine="709"/>
+        <w:jc w:val="both"/>
+        <w:rPr>
+          <w:rFonts w:ascii="Times New Roman" w:cs="Times New Roman" w:eastAsia="Times New Roman" w:hAnsi="Times New Roman"/>
+          <w:i w:val="1"/>
+          <w:iCs w:val="1"/>
+          <w:sz w:val="20"/>
+          <w:szCs w:val="20"/>
+        </w:rPr>
+      </w:pPr>
+      <w:r>
+        <w:rPr>
+          <w:rFonts w:ascii="Times New Roman" w:cs="Times New Roman" w:eastAsia="Times New Roman" w:hAnsi="Times New Roman"/>
+          <w:i w:val="1"/>
+          <w:iCs w:val="1"/>
+          <w:sz w:val="20"/>
+          <w:szCs w:val="20"/>
+          <w:rtl w:val="0"/>
+        </w:rPr>
+        <w:t xml:space="preserve">axes[2].set_title('После заполнения выбросов и пропусков (правило IQR)')</w:t>
+      </w:r>
+    </w:p>
+    <w:p>
+      <w:pPr>
+        <w:widowControl w:val="1"/>
+        <w:spacing w:line="360" w:lineRule="auto"/>
+        <w:ind w:firstLine="709"/>
+        <w:jc w:val="both"/>
+        <w:rPr>
+          <w:rFonts w:ascii="Times New Roman" w:cs="Times New Roman" w:eastAsia="Times New Roman" w:hAnsi="Times New Roman"/>
+          <w:i w:val="1"/>
+          <w:iCs w:val="1"/>
+          <w:sz w:val="20"/>
+          <w:szCs w:val="20"/>
+        </w:rPr>
+      </w:pPr>
+      <w:r>
+        <w:rPr>
+          <w:rFonts w:ascii="Times New Roman" w:cs="Times New Roman" w:eastAsia="Times New Roman" w:hAnsi="Times New Roman"/>
+          <w:i w:val="1"/>
+          <w:iCs w:val="1"/>
+          <w:sz w:val="20"/>
+          <w:szCs w:val="20"/>
+          <w:rtl w:val="0"/>
+        </w:rPr>
+        <w:t xml:space="preserve">axes[2].set_ylabel('RCORR_E')</w:t>
+      </w:r>
+    </w:p>
+    <w:p>
+      <w:pPr>
+        <w:widowControl w:val="1"/>
+        <w:spacing w:line="360" w:lineRule="auto"/>
+        <w:ind w:firstLine="709"/>
+        <w:jc w:val="both"/>
+        <w:rPr>
+          <w:rFonts w:ascii="Times New Roman" w:cs="Times New Roman" w:eastAsia="Times New Roman" w:hAnsi="Times New Roman"/>
+          <w:i w:val="1"/>
+          <w:iCs w:val="1"/>
+          <w:sz w:val="20"/>
+          <w:szCs w:val="20"/>
+        </w:rPr>
+      </w:pPr>
+      <w:r>
+        <w:rPr>
+          <w:rFonts w:ascii="Times New Roman" w:cs="Times New Roman" w:eastAsia="Times New Roman" w:hAnsi="Times New Roman"/>
+          <w:i w:val="1"/>
+          <w:iCs w:val="1"/>
+          <w:sz w:val="20"/>
+          <w:szCs w:val="20"/>
+          <w:rtl w:val="0"/>
+        </w:rPr>
+        <w:t xml:space="preserve">axes[2].legend()</w:t>
+      </w:r>
+    </w:p>
+    <w:p>
+      <w:pPr>
+        <w:widowControl w:val="1"/>
+        <w:spacing w:line="360" w:lineRule="auto"/>
+        <w:ind w:firstLine="709"/>
+        <w:jc w:val="both"/>
+        <w:rPr>
+          <w:rFonts w:ascii="Times New Roman" w:cs="Times New Roman" w:eastAsia="Times New Roman" w:hAnsi="Times New Roman"/>
+          <w:i w:val="1"/>
+          <w:iCs w:val="1"/>
+          <w:sz w:val="20"/>
+          <w:szCs w:val="20"/>
+        </w:rPr>
+      </w:pPr>
+      <w:r>
+        <w:rPr>
+          <w:rtl w:val="0"/>
+        </w:rPr>
+      </w:r>
+    </w:p>
+    <w:p>
+      <w:pPr>
+        <w:widowControl w:val="1"/>
+        <w:spacing w:line="360" w:lineRule="auto"/>
+        <w:ind w:firstLine="709"/>
+        <w:jc w:val="both"/>
+        <w:rPr>
+          <w:rFonts w:ascii="Times New Roman" w:cs="Times New Roman" w:eastAsia="Times New Roman" w:hAnsi="Times New Roman"/>
+          <w:i w:val="1"/>
+          <w:iCs w:val="1"/>
+          <w:sz w:val="20"/>
+          <w:szCs w:val="20"/>
+        </w:rPr>
+      </w:pPr>
+      <w:r>
+        <w:rPr>
+          <w:rFonts w:ascii="Times New Roman" w:cs="Times New Roman" w:eastAsia="Times New Roman" w:hAnsi="Times New Roman"/>
+          <w:i w:val="1"/>
+          <w:iCs w:val="1"/>
+          <w:sz w:val="20"/>
+          <w:szCs w:val="20"/>
+          <w:rtl w:val="0"/>
+        </w:rPr>
+        <w:t xml:space="preserve">fig.tight_layout()</w:t>
+      </w:r>
+    </w:p>
+    <w:p>
+      <w:pPr>
+        <w:widowControl w:val="1"/>
+        <w:spacing w:line="360" w:lineRule="auto"/>
+        <w:ind w:firstLine="709"/>
+        <w:jc w:val="both"/>
+        <w:rPr>
+          <w:rFonts w:ascii="Times New Roman" w:cs="Times New Roman" w:eastAsia="Times New Roman" w:hAnsi="Times New Roman"/>
+          <w:i w:val="1"/>
+          <w:iCs w:val="1"/>
+          <w:sz w:val="20"/>
+          <w:szCs w:val="20"/>
+        </w:rPr>
+      </w:pPr>
+      <w:r>
+        <w:rPr>
+          <w:rtl w:val="0"/>
+        </w:rPr>
+      </w:r>
+    </w:p>
+    <w:p>
+      <w:pPr>
+        <w:widowControl w:val="1"/>
+        <w:spacing w:line="360" w:lineRule="auto"/>
+        <w:ind w:firstLine="709"/>
+        <w:jc w:val="both"/>
+        <w:rPr>
+          <w:rFonts w:ascii="Times New Roman" w:cs="Times New Roman" w:eastAsia="Times New Roman" w:hAnsi="Times New Roman"/>
+          <w:i w:val="1"/>
+          <w:iCs w:val="1"/>
+          <w:sz w:val="20"/>
+          <w:szCs w:val="20"/>
+        </w:rPr>
+      </w:pPr>
+      <w:r>
+        <w:rPr>
+          <w:rFonts w:ascii="Times New Roman" w:cs="Times New Roman" w:eastAsia="Times New Roman" w:hAnsi="Times New Roman"/>
+          <w:i w:val="1"/>
+          <w:iCs w:val="1"/>
+          <w:sz w:val="20"/>
+          <w:szCs w:val="20"/>
+          <w:rtl w:val="0"/>
+        </w:rPr>
+        <w:t xml:space="preserve"># fig.savefig('timeseries_plots.png', dpi=150, bbox_inches='tight')</w:t>
+      </w:r>
+    </w:p>
+    <w:p>
+      <w:pPr>
+        <w:widowControl w:val="1"/>
+        <w:spacing w:line="360" w:lineRule="auto"/>
+        <w:ind w:firstLine="709"/>
+        <w:jc w:val="both"/>
+        <w:rPr>
+          <w:rFonts w:ascii="Times New Roman" w:cs="Times New Roman" w:eastAsia="Times New Roman" w:hAnsi="Times New Roman"/>
+          <w:i w:val="1"/>
+          <w:iCs w:val="1"/>
+          <w:sz w:val="20"/>
+          <w:szCs w:val="20"/>
+        </w:rPr>
+      </w:pPr>
+      <w:r>
+        <w:rPr>
+          <w:rtl w:val="0"/>
+        </w:rPr>
+      </w:r>
+    </w:p>
+    <w:p>
+      <w:pPr>
+        <w:widowControl w:val="1"/>
+        <w:spacing w:line="360" w:lineRule="auto"/>
+        <w:ind w:firstLine="709"/>
+        <w:jc w:val="both"/>
+        <w:rPr>
+          <w:rFonts w:ascii="Times New Roman" w:cs="Times New Roman" w:eastAsia="Times New Roman" w:hAnsi="Times New Roman"/>
+          <w:i w:val="1"/>
+          <w:iCs w:val="1"/>
+          <w:sz w:val="20"/>
+          <w:szCs w:val="20"/>
+        </w:rPr>
+      </w:pPr>
+      <w:r>
+        <w:rPr>
+          <w:rFonts w:ascii="Times New Roman" w:cs="Times New Roman" w:eastAsia="Times New Roman" w:hAnsi="Times New Roman"/>
+          <w:i w:val="1"/>
+          <w:iCs w:val="1"/>
+          <w:sz w:val="20"/>
+          <w:szCs w:val="20"/>
+          <w:rtl w:val="0"/>
+        </w:rPr>
+        <w:t xml:space="preserve">plt.show()</w:t>
+      </w:r>
+    </w:p>
+    <w:p>
+      <w:pPr>
+        <w:widowControl w:val="1"/>
+        <w:spacing w:line="360" w:lineRule="auto"/>
+        <w:ind w:firstLine="709"/>
+        <w:jc w:val="both"/>
+        <w:rPr>
+          <w:rFonts w:ascii="Times New Roman" w:cs="Times New Roman" w:eastAsia="Times New Roman" w:hAnsi="Times New Roman"/>
+          <w:i w:val="1"/>
+          <w:iCs w:val="1"/>
+          <w:sz w:val="20"/>
+          <w:szCs w:val="20"/>
+        </w:rPr>
+      </w:pPr>
+      <w:r>
+        <w:rPr>
+          <w:rtl w:val="0"/>
+        </w:rPr>
       </w:r>
     </w:p>
     <w:p>
@@ -5482,13 +5448,6 @@
         <w:bottom w:w="0.0" w:type="dxa"/>
         <w:right w:w="108.0" w:type="dxa"/>
       </w:tblCellMar>
-    </w:tblPr>
-  </w:style>
-  <w:style w:type="table" w:styleId="Table2">
-    <w:basedOn w:val="TableNormal"/>
-    <w:tblPr>
-      <w:tblStyleRowBandSize w:val="1"/>
-      <w:tblStyleColBandSize w:val="1"/>
     </w:tblPr>
   </w:style>
 </w:styles>
